--- a/Documentos PDC/Software_integrado_PDC_1288703.docx
+++ b/Documentos PDC/Software_integrado_PDC_1288703.docx
@@ -246,10 +246,9 @@
       <w:r>
         <w:rPr>
           <w:rFonts w:ascii="Arial" w:hAnsi="Arial"/>
-          <w:b/>
-          <w:color w:val="000000"/>
           <w:sz w:val="29"/>
         </w:rPr>
+        <w:lastRenderedPageBreak/>
         <w:t>1. Alcance y módulos implementados</w:t>
       </w:r>
     </w:p>
@@ -271,17 +270,17 @@
     </w:p>
     <w:tbl>
       <w:tblPr>
-        <w:tblW w:type="auto" w:w="0"/>
+        <w:tblW w:w="0" w:type="auto"/>
+        <w:tblBorders>
+          <w:top w:val="single" w:sz="4" w:space="0" w:color="87998B"/>
+          <w:left w:val="single" w:sz="4" w:space="0" w:color="87998B"/>
+          <w:bottom w:val="single" w:sz="4" w:space="0" w:color="87998B"/>
+          <w:right w:val="single" w:sz="4" w:space="0" w:color="87998B"/>
+          <w:insideH w:val="single" w:sz="4" w:space="0" w:color="87998B"/>
+          <w:insideV w:val="single" w:sz="4" w:space="0" w:color="87998B"/>
+        </w:tblBorders>
         <w:tblLayout w:type="fixed"/>
-        <w:tblLook w:firstColumn="1" w:firstRow="1" w:lastColumn="0" w:lastRow="0" w:noHBand="0" w:noVBand="1" w:val="04A0"/>
-        <w:tblBorders>
-          <w:top w:val="single" w:sz="4" w:color="87998B"/>
-          <w:left w:val="single" w:sz="4" w:color="87998B"/>
-          <w:bottom w:val="single" w:sz="4" w:color="87998B"/>
-          <w:right w:val="single" w:sz="4" w:color="87998B"/>
-          <w:insideH w:val="single" w:sz="4" w:color="87998B"/>
-          <w:insideV w:val="single" w:sz="4" w:color="87998B"/>
-        </w:tblBorders>
+        <w:tblLook w:val="04A0" w:firstRow="1" w:lastRow="0" w:firstColumn="1" w:lastColumn="0" w:noHBand="0" w:noVBand="1"/>
       </w:tblPr>
       <w:tblGrid>
         <w:gridCol w:w="3024"/>
@@ -294,16 +293,15 @@
         </w:trPr>
         <w:tc>
           <w:tcPr>
-            <w:tcW w:type="dxa" w:w="3024"/>
-            <w:shd w:fill="DDEAD9"/>
-          </w:tcPr>
-          <w:p>
-            <w:pPr>
-              <w:spacing w:after="80" w:before="60"/>
-            </w:pPr>
-            <w:r>
-              <w:rPr>
-                <w:rFonts w:ascii="Arial" w:hAnsi="Arial"/>
+            <w:tcW w:w="3024" w:type="dxa"/>
+            <w:shd w:val="clear" w:color="auto" w:fill="DDEAD9"/>
+          </w:tcPr>
+          <w:p>
+            <w:pPr>
+              <w:spacing w:before="60" w:after="80"/>
+            </w:pPr>
+            <w:r>
+              <w:rPr>
                 <w:b/>
                 <w:sz w:val="18"/>
               </w:rPr>
@@ -313,16 +311,15 @@
         </w:tc>
         <w:tc>
           <w:tcPr>
-            <w:tcW w:type="dxa" w:w="6480"/>
-            <w:shd w:fill="DDEAD9"/>
-          </w:tcPr>
-          <w:p>
-            <w:pPr>
-              <w:spacing w:after="80" w:before="60"/>
-            </w:pPr>
-            <w:r>
-              <w:rPr>
-                <w:rFonts w:ascii="Arial" w:hAnsi="Arial"/>
+            <w:tcW w:w="6480" w:type="dxa"/>
+            <w:shd w:val="clear" w:color="auto" w:fill="DDEAD9"/>
+          </w:tcPr>
+          <w:p>
+            <w:pPr>
+              <w:spacing w:before="60" w:after="80"/>
+            </w:pPr>
+            <w:r>
+              <w:rPr>
                 <w:b/>
                 <w:sz w:val="18"/>
               </w:rPr>
@@ -337,16 +334,14 @@
         </w:trPr>
         <w:tc>
           <w:tcPr>
-            <w:tcW w:type="dxa" w:w="3024"/>
-          </w:tcPr>
-          <w:p>
-            <w:pPr>
-              <w:spacing w:after="80" w:before="60"/>
-            </w:pPr>
-            <w:r>
-              <w:rPr>
-                <w:rFonts w:ascii="Arial" w:hAnsi="Arial"/>
-                <w:b w:val="0"/>
+            <w:tcW w:w="3024" w:type="dxa"/>
+          </w:tcPr>
+          <w:p>
+            <w:pPr>
+              <w:spacing w:before="60" w:after="80"/>
+            </w:pPr>
+            <w:r>
+              <w:rPr>
                 <w:sz w:val="18"/>
               </w:rPr>
               <w:t>Repositorio organizado</w:t>
@@ -355,16 +350,14 @@
         </w:tc>
         <w:tc>
           <w:tcPr>
-            <w:tcW w:type="dxa" w:w="6480"/>
-          </w:tcPr>
-          <w:p>
-            <w:pPr>
-              <w:spacing w:after="80" w:before="60"/>
-            </w:pPr>
-            <w:r>
-              <w:rPr>
-                <w:rFonts w:ascii="Arial" w:hAnsi="Arial"/>
-                <w:b w:val="0"/>
+            <w:tcW w:w="6480" w:type="dxa"/>
+          </w:tcPr>
+          <w:p>
+            <w:pPr>
+              <w:spacing w:before="60" w:after="80"/>
+            </w:pPr>
+            <w:r>
+              <w:rPr>
                 <w:sz w:val="18"/>
               </w:rPr>
               <w:t>embedded/, hydromate-backend/, mobile/, scripts/, deployment/, docs/ y talleres/ separan responsabilidades.</w:t>
@@ -378,16 +371,14 @@
         </w:trPr>
         <w:tc>
           <w:tcPr>
-            <w:tcW w:type="dxa" w:w="3024"/>
-          </w:tcPr>
-          <w:p>
-            <w:pPr>
-              <w:spacing w:after="80" w:before="60"/>
-            </w:pPr>
-            <w:r>
-              <w:rPr>
-                <w:rFonts w:ascii="Arial" w:hAnsi="Arial"/>
-                <w:b w:val="0"/>
+            <w:tcW w:w="3024" w:type="dxa"/>
+          </w:tcPr>
+          <w:p>
+            <w:pPr>
+              <w:spacing w:before="60" w:after="80"/>
+            </w:pPr>
+            <w:r>
+              <w:rPr>
                 <w:sz w:val="18"/>
               </w:rPr>
               <w:t>Módulos y responsabilidades</w:t>
@@ -396,16 +387,14 @@
         </w:tc>
         <w:tc>
           <w:tcPr>
-            <w:tcW w:type="dxa" w:w="6480"/>
-          </w:tcPr>
-          <w:p>
-            <w:pPr>
-              <w:spacing w:after="80" w:before="60"/>
-            </w:pPr>
-            <w:r>
-              <w:rPr>
-                <w:rFonts w:ascii="Arial" w:hAnsi="Arial"/>
-                <w:b w:val="0"/>
+            <w:tcW w:w="6480" w:type="dxa"/>
+          </w:tcPr>
+          <w:p>
+            <w:pPr>
+              <w:spacing w:before="60" w:after="80"/>
+            </w:pPr>
+            <w:r>
+              <w:rPr>
                 <w:sz w:val="18"/>
               </w:rPr>
               <w:t>Figura 1 y tabla de la sección 2. Se distinguen los componentes implementados del diseño por desarrollar.</w:t>
@@ -419,16 +408,14 @@
         </w:trPr>
         <w:tc>
           <w:tcPr>
-            <w:tcW w:type="dxa" w:w="3024"/>
-          </w:tcPr>
-          <w:p>
-            <w:pPr>
-              <w:spacing w:after="80" w:before="60"/>
-            </w:pPr>
-            <w:r>
-              <w:rPr>
-                <w:rFonts w:ascii="Arial" w:hAnsi="Arial"/>
-                <w:b w:val="0"/>
+            <w:tcW w:w="3024" w:type="dxa"/>
+          </w:tcPr>
+          <w:p>
+            <w:pPr>
+              <w:spacing w:before="60" w:after="80"/>
+            </w:pPr>
+            <w:r>
+              <w:rPr>
                 <w:sz w:val="18"/>
               </w:rPr>
               <w:t>Procesos principales</w:t>
@@ -437,16 +424,14 @@
         </w:tc>
         <w:tc>
           <w:tcPr>
-            <w:tcW w:type="dxa" w:w="6480"/>
-          </w:tcPr>
-          <w:p>
-            <w:pPr>
-              <w:spacing w:after="80" w:before="60"/>
-            </w:pPr>
-            <w:r>
-              <w:rPr>
-                <w:rFonts w:ascii="Arial" w:hAnsi="Arial"/>
-                <w:b w:val="0"/>
+            <w:tcW w:w="6480" w:type="dxa"/>
+          </w:tcPr>
+          <w:p>
+            <w:pPr>
+              <w:spacing w:before="60" w:after="80"/>
+            </w:pPr>
+            <w:r>
+              <w:rPr>
                 <w:sz w:val="18"/>
               </w:rPr>
               <w:t>Sección 3: pseudocódigo de adquisición, persistencia y consulta, incluyendo errores y reconexión.</w:t>
@@ -457,22 +442,26 @@
     </w:tbl>
     <w:p>
       <w:r>
+        <w:rPr>
+          <w:noProof/>
+        </w:rPr>
         <w:drawing>
-          <wp:inline xmlns:a="http://schemas.openxmlformats.org/drawingml/2006/main" xmlns:pic="http://schemas.openxmlformats.org/drawingml/2006/picture">
+          <wp:inline distT="0" distB="0" distL="0" distR="0" wp14:anchorId="3D055478" wp14:editId="10866008">
             <wp:extent cx="6035040" cy="2414016"/>
+            <wp:effectExtent l="0" t="0" r="0" b="0"/>
             <wp:docPr id="1297604720" name="Picture 1297604720" descr="Diagrama o captura HydroMate; descripción en el texto de figura."/>
             <wp:cNvGraphicFramePr>
-              <a:graphicFrameLocks noChangeAspect="1"/>
+              <a:graphicFrameLocks xmlns:a="http://schemas.openxmlformats.org/drawingml/2006/main" noChangeAspect="1"/>
             </wp:cNvGraphicFramePr>
-            <a:graphic>
+            <a:graphic xmlns:a="http://schemas.openxmlformats.org/drawingml/2006/main">
               <a:graphicData uri="http://schemas.openxmlformats.org/drawingml/2006/picture">
-                <pic:pic>
+                <pic:pic xmlns:pic="http://schemas.openxmlformats.org/drawingml/2006/picture">
                   <pic:nvPicPr>
                     <pic:cNvPr id="0" name="modulos-implementados.png"/>
                     <pic:cNvPicPr/>
                   </pic:nvPicPr>
                   <pic:blipFill>
-                    <a:blip r:embed="rId15"/>
+                    <a:blip r:embed="rId9"/>
                     <a:stretch>
                       <a:fillRect/>
                     </a:stretch>
@@ -482,7 +471,9 @@
                       <a:off x="0" y="0"/>
                       <a:ext cx="6035040" cy="2414016"/>
                     </a:xfrm>
-                    <a:prstGeom prst="rect"/>
+                    <a:prstGeom prst="rect">
+                      <a:avLst/>
+                    </a:prstGeom>
                   </pic:spPr>
                 </pic:pic>
               </a:graphicData>
@@ -520,26 +511,25 @@
       <w:r>
         <w:rPr>
           <w:rFonts w:ascii="Arial" w:hAnsi="Arial"/>
-          <w:b/>
-          <w:color w:val="000000"/>
           <w:sz w:val="29"/>
         </w:rPr>
+        <w:lastRenderedPageBreak/>
         <w:t>2. Responsabilidades y firmware</w:t>
       </w:r>
     </w:p>
     <w:tbl>
       <w:tblPr>
-        <w:tblW w:type="auto" w:w="0"/>
+        <w:tblW w:w="0" w:type="auto"/>
+        <w:tblBorders>
+          <w:top w:val="single" w:sz="4" w:space="0" w:color="87998B"/>
+          <w:left w:val="single" w:sz="4" w:space="0" w:color="87998B"/>
+          <w:bottom w:val="single" w:sz="4" w:space="0" w:color="87998B"/>
+          <w:right w:val="single" w:sz="4" w:space="0" w:color="87998B"/>
+          <w:insideH w:val="single" w:sz="4" w:space="0" w:color="87998B"/>
+          <w:insideV w:val="single" w:sz="4" w:space="0" w:color="87998B"/>
+        </w:tblBorders>
         <w:tblLayout w:type="fixed"/>
-        <w:tblLook w:firstColumn="1" w:firstRow="1" w:lastColumn="0" w:lastRow="0" w:noHBand="0" w:noVBand="1" w:val="04A0"/>
-        <w:tblBorders>
-          <w:top w:val="single" w:sz="4" w:color="87998B"/>
-          <w:left w:val="single" w:sz="4" w:color="87998B"/>
-          <w:bottom w:val="single" w:sz="4" w:color="87998B"/>
-          <w:right w:val="single" w:sz="4" w:color="87998B"/>
-          <w:insideH w:val="single" w:sz="4" w:color="87998B"/>
-          <w:insideV w:val="single" w:sz="4" w:color="87998B"/>
-        </w:tblBorders>
+        <w:tblLook w:val="04A0" w:firstRow="1" w:lastRow="0" w:firstColumn="1" w:lastColumn="0" w:noHBand="0" w:noVBand="1"/>
       </w:tblPr>
       <w:tblGrid>
         <w:gridCol w:w="3024"/>
@@ -552,16 +542,15 @@
         </w:trPr>
         <w:tc>
           <w:tcPr>
-            <w:tcW w:type="dxa" w:w="3024"/>
-            <w:shd w:fill="DDEAD9"/>
-          </w:tcPr>
-          <w:p>
-            <w:pPr>
-              <w:spacing w:after="80" w:before="60"/>
-            </w:pPr>
-            <w:r>
-              <w:rPr>
-                <w:rFonts w:ascii="Arial" w:hAnsi="Arial"/>
+            <w:tcW w:w="3024" w:type="dxa"/>
+            <w:shd w:val="clear" w:color="auto" w:fill="DDEAD9"/>
+          </w:tcPr>
+          <w:p>
+            <w:pPr>
+              <w:spacing w:before="60" w:after="80"/>
+            </w:pPr>
+            <w:r>
+              <w:rPr>
                 <w:b/>
                 <w:sz w:val="18"/>
               </w:rPr>
@@ -571,16 +560,15 @@
         </w:tc>
         <w:tc>
           <w:tcPr>
-            <w:tcW w:type="dxa" w:w="6480"/>
-            <w:shd w:fill="DDEAD9"/>
-          </w:tcPr>
-          <w:p>
-            <w:pPr>
-              <w:spacing w:after="80" w:before="60"/>
-            </w:pPr>
-            <w:r>
-              <w:rPr>
-                <w:rFonts w:ascii="Arial" w:hAnsi="Arial"/>
+            <w:tcW w:w="6480" w:type="dxa"/>
+            <w:shd w:val="clear" w:color="auto" w:fill="DDEAD9"/>
+          </w:tcPr>
+          <w:p>
+            <w:pPr>
+              <w:spacing w:before="60" w:after="80"/>
+            </w:pPr>
+            <w:r>
+              <w:rPr>
                 <w:b/>
                 <w:sz w:val="18"/>
               </w:rPr>
@@ -595,16 +583,14 @@
         </w:trPr>
         <w:tc>
           <w:tcPr>
-            <w:tcW w:type="dxa" w:w="3024"/>
-          </w:tcPr>
-          <w:p>
-            <w:pPr>
-              <w:spacing w:after="80" w:before="60"/>
-            </w:pPr>
-            <w:r>
-              <w:rPr>
-                <w:rFonts w:ascii="Arial" w:hAnsi="Arial"/>
-                <w:b w:val="0"/>
+            <w:tcW w:w="3024" w:type="dxa"/>
+          </w:tcPr>
+          <w:p>
+            <w:pPr>
+              <w:spacing w:before="60" w:after="80"/>
+            </w:pPr>
+            <w:r>
+              <w:rPr>
                 <w:sz w:val="18"/>
               </w:rPr>
               <w:t>ESP32</w:t>
@@ -613,16 +599,14 @@
         </w:tc>
         <w:tc>
           <w:tcPr>
-            <w:tcW w:type="dxa" w:w="6480"/>
-          </w:tcPr>
-          <w:p>
-            <w:pPr>
-              <w:spacing w:after="80" w:before="60"/>
-            </w:pPr>
-            <w:r>
-              <w:rPr>
-                <w:rFonts w:ascii="Arial" w:hAnsi="Arial"/>
-                <w:b w:val="0"/>
+            <w:tcW w:w="6480" w:type="dxa"/>
+          </w:tcPr>
+          <w:p>
+            <w:pPr>
+              <w:spacing w:before="60" w:after="80"/>
+            </w:pPr>
+            <w:r>
+              <w:rPr>
                 <w:sz w:val="18"/>
               </w:rPr>
               <w:t>Adquirir y filtrar sensores; JSON v3; secuencias y pendiente NVS; conexión MQTT y ACK; bomba de recirculación y alarma desde una tarea de seguridad.</w:t>
@@ -636,16 +620,14 @@
         </w:trPr>
         <w:tc>
           <w:tcPr>
-            <w:tcW w:type="dxa" w:w="3024"/>
-          </w:tcPr>
-          <w:p>
-            <w:pPr>
-              <w:spacing w:after="80" w:before="60"/>
-            </w:pPr>
-            <w:r>
-              <w:rPr>
-                <w:rFonts w:ascii="Arial" w:hAnsi="Arial"/>
-                <w:b w:val="0"/>
+            <w:tcW w:w="3024" w:type="dxa"/>
+          </w:tcPr>
+          <w:p>
+            <w:pPr>
+              <w:spacing w:before="60" w:after="80"/>
+            </w:pPr>
+            <w:r>
+              <w:rPr>
                 <w:sz w:val="18"/>
               </w:rPr>
               <w:t>Mosquitto</w:t>
@@ -654,16 +636,14 @@
         </w:tc>
         <w:tc>
           <w:tcPr>
-            <w:tcW w:type="dxa" w:w="6480"/>
-          </w:tcPr>
-          <w:p>
-            <w:pPr>
-              <w:spacing w:after="80" w:before="60"/>
-            </w:pPr>
-            <w:r>
-              <w:rPr>
-                <w:rFonts w:ascii="Arial" w:hAnsi="Arial"/>
-                <w:b w:val="0"/>
+            <w:tcW w:w="6480" w:type="dxa"/>
+          </w:tcPr>
+          <w:p>
+            <w:pPr>
+              <w:spacing w:before="60" w:after="80"/>
+            </w:pPr>
+            <w:r>
+              <w:rPr>
                 <w:sz w:val="18"/>
               </w:rPr>
               <w:t>Autenticar cuentas, aplicar ACL y enrutar telemetry, ack y commands/measure.</w:t>
@@ -677,16 +657,14 @@
         </w:trPr>
         <w:tc>
           <w:tcPr>
-            <w:tcW w:type="dxa" w:w="3024"/>
-          </w:tcPr>
-          <w:p>
-            <w:pPr>
-              <w:spacing w:after="80" w:before="60"/>
-            </w:pPr>
-            <w:r>
-              <w:rPr>
-                <w:rFonts w:ascii="Arial" w:hAnsi="Arial"/>
-                <w:b w:val="0"/>
+            <w:tcW w:w="3024" w:type="dxa"/>
+          </w:tcPr>
+          <w:p>
+            <w:pPr>
+              <w:spacing w:before="60" w:after="80"/>
+            </w:pPr>
+            <w:r>
+              <w:rPr>
                 <w:sz w:val="18"/>
               </w:rPr>
               <w:t>Bridge Python</w:t>
@@ -695,16 +673,14 @@
         </w:tc>
         <w:tc>
           <w:tcPr>
-            <w:tcW w:type="dxa" w:w="6480"/>
-          </w:tcPr>
-          <w:p>
-            <w:pPr>
-              <w:spacing w:after="80" w:before="60"/>
-            </w:pPr>
-            <w:r>
-              <w:rPr>
-                <w:rFonts w:ascii="Arial" w:hAnsi="Arial"/>
-                <w:b w:val="0"/>
+            <w:tcW w:w="6480" w:type="dxa"/>
+          </w:tcPr>
+          <w:p>
+            <w:pPr>
+              <w:spacing w:before="60" w:after="80"/>
+            </w:pPr>
+            <w:r>
+              <w:rPr>
                 <w:sz w:val="18"/>
               </w:rPr>
               <w:t>Bandeja SQLite durable, entrega HTTP y confirmación de persistencia.</w:t>
@@ -718,16 +694,14 @@
         </w:trPr>
         <w:tc>
           <w:tcPr>
-            <w:tcW w:type="dxa" w:w="3024"/>
-          </w:tcPr>
-          <w:p>
-            <w:pPr>
-              <w:spacing w:after="80" w:before="60"/>
-            </w:pPr>
-            <w:r>
-              <w:rPr>
-                <w:rFonts w:ascii="Arial" w:hAnsi="Arial"/>
-                <w:b w:val="0"/>
+            <w:tcW w:w="3024" w:type="dxa"/>
+          </w:tcPr>
+          <w:p>
+            <w:pPr>
+              <w:spacing w:before="60" w:after="80"/>
+            </w:pPr>
+            <w:r>
+              <w:rPr>
                 <w:sz w:val="18"/>
               </w:rPr>
               <w:t>Laravel</w:t>
@@ -736,16 +710,14 @@
         </w:tc>
         <w:tc>
           <w:tcPr>
-            <w:tcW w:type="dxa" w:w="6480"/>
-          </w:tcPr>
-          <w:p>
-            <w:pPr>
-              <w:spacing w:after="80" w:before="60"/>
-            </w:pPr>
-            <w:r>
-              <w:rPr>
-                <w:rFonts w:ascii="Arial" w:hAnsi="Arial"/>
-                <w:b w:val="0"/>
+            <w:tcW w:w="6480" w:type="dxa"/>
+          </w:tcPr>
+          <w:p>
+            <w:pPr>
+              <w:spacing w:before="60" w:after="80"/>
+            </w:pPr>
+            <w:r>
+              <w:rPr>
                 <w:sz w:val="18"/>
               </w:rPr>
               <w:t>Validar, guardar, evitar duplicados y servir consultas y solicitudes acotadas.</w:t>
@@ -759,16 +731,14 @@
         </w:trPr>
         <w:tc>
           <w:tcPr>
-            <w:tcW w:type="dxa" w:w="3024"/>
-          </w:tcPr>
-          <w:p>
-            <w:pPr>
-              <w:spacing w:after="80" w:before="60"/>
-            </w:pPr>
-            <w:r>
-              <w:rPr>
-                <w:rFonts w:ascii="Arial" w:hAnsi="Arial"/>
-                <w:b w:val="0"/>
+            <w:tcW w:w="3024" w:type="dxa"/>
+          </w:tcPr>
+          <w:p>
+            <w:pPr>
+              <w:spacing w:before="60" w:after="80"/>
+            </w:pPr>
+            <w:r>
+              <w:rPr>
                 <w:sz w:val="18"/>
               </w:rPr>
               <w:t>PostgreSQL</w:t>
@@ -777,16 +747,14 @@
         </w:tc>
         <w:tc>
           <w:tcPr>
-            <w:tcW w:type="dxa" w:w="6480"/>
-          </w:tcPr>
-          <w:p>
-            <w:pPr>
-              <w:spacing w:after="80" w:before="60"/>
-            </w:pPr>
-            <w:r>
-              <w:rPr>
-                <w:rFonts w:ascii="Arial" w:hAnsi="Arial"/>
-                <w:b w:val="0"/>
+            <w:tcW w:w="6480" w:type="dxa"/>
+          </w:tcPr>
+          <w:p>
+            <w:pPr>
+              <w:spacing w:before="60" w:after="80"/>
+            </w:pPr>
+            <w:r>
+              <w:rPr>
                 <w:sz w:val="18"/>
               </w:rPr>
               <w:t>Persistir mediciones, origen y fechas, con identidad única por torre/secuencia.</w:t>
@@ -800,16 +768,14 @@
         </w:trPr>
         <w:tc>
           <w:tcPr>
-            <w:tcW w:type="dxa" w:w="3024"/>
-          </w:tcPr>
-          <w:p>
-            <w:pPr>
-              <w:spacing w:after="80" w:before="60"/>
-            </w:pPr>
-            <w:r>
-              <w:rPr>
-                <w:rFonts w:ascii="Arial" w:hAnsi="Arial"/>
-                <w:b w:val="0"/>
+            <w:tcW w:w="3024" w:type="dxa"/>
+          </w:tcPr>
+          <w:p>
+            <w:pPr>
+              <w:spacing w:before="60" w:after="80"/>
+            </w:pPr>
+            <w:r>
+              <w:rPr>
                 <w:sz w:val="18"/>
               </w:rPr>
               <w:t>Android</w:t>
@@ -818,16 +784,14 @@
         </w:tc>
         <w:tc>
           <w:tcPr>
-            <w:tcW w:type="dxa" w:w="6480"/>
-          </w:tcPr>
-          <w:p>
-            <w:pPr>
-              <w:spacing w:after="80" w:before="60"/>
-            </w:pPr>
-            <w:r>
-              <w:rPr>
-                <w:rFonts w:ascii="Arial" w:hAnsi="Arial"/>
-                <w:b w:val="0"/>
+            <w:tcW w:w="6480" w:type="dxa"/>
+          </w:tcPr>
+          <w:p>
+            <w:pPr>
+              <w:spacing w:before="60" w:after="80"/>
+            </w:pPr>
+            <w:r>
+              <w:rPr>
                 <w:sz w:val="18"/>
               </w:rPr>
               <w:t>Configurar conexión, navegar y presentar valores, fecha, historial y estados.</w:t>
@@ -835,25 +799,6 @@
           </w:p>
         </w:tc>
       </w:tr>
-    </w:tbl>
-    <w:tbl>
-      <w:tblPr>
-        <w:tblW w:type="auto" w:w="0"/>
-        <w:tblLayout w:type="fixed"/>
-        <w:tblLook w:firstColumn="1" w:firstRow="1" w:lastColumn="0" w:lastRow="0" w:noHBand="0" w:noVBand="1" w:val="04A0"/>
-        <w:tblBorders>
-          <w:top w:val="single" w:sz="4" w:color="87998B"/>
-          <w:left w:val="single" w:sz="4" w:color="87998B"/>
-          <w:bottom w:val="single" w:sz="4" w:color="87998B"/>
-          <w:right w:val="single" w:sz="4" w:color="87998B"/>
-          <w:insideH w:val="single" w:sz="4" w:color="87998B"/>
-          <w:insideV w:val="single" w:sz="4" w:color="87998B"/>
-        </w:tblBorders>
-      </w:tblPr>
-      <w:tblGrid>
-        <w:gridCol w:w="3024"/>
-        <w:gridCol w:w="6480"/>
-      </w:tblGrid>
       <w:tr>
         <w:trPr>
           <w:cantSplit/>
@@ -861,16 +806,15 @@
         </w:trPr>
         <w:tc>
           <w:tcPr>
-            <w:tcW w:type="dxa" w:w="3024"/>
-            <w:shd w:fill="DDEAD9"/>
-          </w:tcPr>
-          <w:p>
-            <w:pPr>
-              <w:spacing w:after="80" w:before="60"/>
-            </w:pPr>
-            <w:r>
-              <w:rPr>
-                <w:rFonts w:ascii="Arial" w:hAnsi="Arial"/>
+            <w:tcW w:w="3024" w:type="dxa"/>
+            <w:shd w:val="clear" w:color="auto" w:fill="DDEAD9"/>
+          </w:tcPr>
+          <w:p>
+            <w:pPr>
+              <w:spacing w:before="60" w:after="80"/>
+            </w:pPr>
+            <w:r>
+              <w:rPr>
                 <w:b/>
                 <w:sz w:val="18"/>
               </w:rPr>
@@ -880,16 +824,15 @@
         </w:tc>
         <w:tc>
           <w:tcPr>
-            <w:tcW w:type="dxa" w:w="6480"/>
-            <w:shd w:fill="DDEAD9"/>
-          </w:tcPr>
-          <w:p>
-            <w:pPr>
-              <w:spacing w:after="80" w:before="60"/>
-            </w:pPr>
-            <w:r>
-              <w:rPr>
-                <w:rFonts w:ascii="Arial" w:hAnsi="Arial"/>
+            <w:tcW w:w="6480" w:type="dxa"/>
+            <w:shd w:val="clear" w:color="auto" w:fill="DDEAD9"/>
+          </w:tcPr>
+          <w:p>
+            <w:pPr>
+              <w:spacing w:before="60" w:after="80"/>
+            </w:pPr>
+            <w:r>
+              <w:rPr>
                 <w:b/>
                 <w:sz w:val="18"/>
               </w:rPr>
@@ -904,16 +847,14 @@
         </w:trPr>
         <w:tc>
           <w:tcPr>
-            <w:tcW w:type="dxa" w:w="3024"/>
-          </w:tcPr>
-          <w:p>
-            <w:pPr>
-              <w:spacing w:after="80" w:before="60"/>
-            </w:pPr>
-            <w:r>
-              <w:rPr>
-                <w:rFonts w:ascii="Arial" w:hAnsi="Arial"/>
-                <w:b w:val="0"/>
+            <w:tcW w:w="3024" w:type="dxa"/>
+          </w:tcPr>
+          <w:p>
+            <w:pPr>
+              <w:spacing w:before="60" w:after="80"/>
+            </w:pPr>
+            <w:r>
+              <w:rPr>
                 <w:sz w:val="18"/>
               </w:rPr>
               <w:t>Compilar sin errores</w:t>
@@ -922,19 +863,23 @@
         </w:tc>
         <w:tc>
           <w:tcPr>
-            <w:tcW w:type="dxa" w:w="6480"/>
-          </w:tcPr>
-          <w:p>
-            <w:pPr>
-              <w:spacing w:after="80" w:before="60"/>
-            </w:pPr>
-            <w:r>
-              <w:rPr>
-                <w:rFonts w:ascii="Arial" w:hAnsi="Arial"/>
-                <w:b w:val="0"/>
-                <w:sz w:val="18"/>
-              </w:rPr>
-              <w:t>Compilación ESP32 Dev Module correcta el 28/10 con la salida: 1,077,213 bytes de flash (82%) y 50,828 de RAM (15%). Flasheado y probado por el responsable (P7).</w:t>
+            <w:tcW w:w="6480" w:type="dxa"/>
+          </w:tcPr>
+          <w:p>
+            <w:pPr>
+              <w:spacing w:before="60" w:after="80"/>
+            </w:pPr>
+            <w:r>
+              <w:rPr>
+                <w:sz w:val="18"/>
+              </w:rPr>
+              <w:t xml:space="preserve">Compilación ESP32 Dev Module correcta el 28/10 con la salida: 1,077,213 bytes de flash (82%) y 50,828 de RAM (15%). </w:t>
+            </w:r>
+            <w:r>
+              <w:rPr>
+                <w:sz w:val="18"/>
+              </w:rPr>
+              <w:t>Flasheado y probado en banco (P7).</w:t>
             </w:r>
           </w:p>
         </w:tc>
@@ -945,16 +890,14 @@
         </w:trPr>
         <w:tc>
           <w:tcPr>
-            <w:tcW w:type="dxa" w:w="3024"/>
-          </w:tcPr>
-          <w:p>
-            <w:pPr>
-              <w:spacing w:after="80" w:before="60"/>
-            </w:pPr>
-            <w:r>
-              <w:rPr>
-                <w:rFonts w:ascii="Arial" w:hAnsi="Arial"/>
-                <w:b w:val="0"/>
+            <w:tcW w:w="3024" w:type="dxa"/>
+          </w:tcPr>
+          <w:p>
+            <w:pPr>
+              <w:spacing w:before="60" w:after="80"/>
+            </w:pPr>
+            <w:r>
+              <w:rPr>
                 <w:sz w:val="18"/>
               </w:rPr>
               <w:t>Entrada física real</w:t>
@@ -963,16 +906,14 @@
         </w:tc>
         <w:tc>
           <w:tcPr>
-            <w:tcW w:type="dxa" w:w="6480"/>
-          </w:tcPr>
-          <w:p>
-            <w:pPr>
-              <w:spacing w:after="80" w:before="60"/>
-            </w:pPr>
-            <w:r>
-              <w:rPr>
-                <w:rFonts w:ascii="Arial" w:hAnsi="Arial"/>
-                <w:b w:val="0"/>
+            <w:tcW w:w="6480" w:type="dxa"/>
+          </w:tcPr>
+          <w:p>
+            <w:pPr>
+              <w:spacing w:before="60" w:after="80"/>
+            </w:pPr>
+            <w:r>
+              <w:rPr>
                 <w:sz w:val="18"/>
               </w:rPr>
               <w:t>DS18B20 GPIO4; BH1750 I2C21/22; flotador GPIO27; pH ADS1115 A0 y TDS A1. Evidencia física del 21/10.</w:t>
@@ -986,16 +927,14 @@
         </w:trPr>
         <w:tc>
           <w:tcPr>
-            <w:tcW w:type="dxa" w:w="3024"/>
-          </w:tcPr>
-          <w:p>
-            <w:pPr>
-              <w:spacing w:after="80" w:before="60"/>
-            </w:pPr>
-            <w:r>
-              <w:rPr>
-                <w:rFonts w:ascii="Arial" w:hAnsi="Arial"/>
-                <w:b w:val="0"/>
+            <w:tcW w:w="3024" w:type="dxa"/>
+          </w:tcPr>
+          <w:p>
+            <w:pPr>
+              <w:spacing w:before="60" w:after="80"/>
+            </w:pPr>
+            <w:r>
+              <w:rPr>
                 <w:sz w:val="18"/>
               </w:rPr>
               <w:t>Protocolo definitivo</w:t>
@@ -1004,16 +943,14 @@
         </w:tc>
         <w:tc>
           <w:tcPr>
-            <w:tcW w:type="dxa" w:w="6480"/>
-          </w:tcPr>
-          <w:p>
-            <w:pPr>
-              <w:spacing w:after="80" w:before="60"/>
-            </w:pPr>
-            <w:r>
-              <w:rPr>
-                <w:rFonts w:ascii="Arial" w:hAnsi="Arial"/>
-                <w:b w:val="0"/>
+            <w:tcW w:w="6480" w:type="dxa"/>
+          </w:tcPr>
+          <w:p>
+            <w:pPr>
+              <w:spacing w:before="60" w:after="80"/>
+            </w:pPr>
+            <w:r>
+              <w:rPr>
                 <w:sz w:val="18"/>
               </w:rPr>
               <w:t>MQTT 3.1.1 con TLS 8884, CA, hostname y reloj válido. Sin setInsecure ni fallback plano por Internet.</w:t>
@@ -1027,16 +964,14 @@
         </w:trPr>
         <w:tc>
           <w:tcPr>
-            <w:tcW w:type="dxa" w:w="3024"/>
-          </w:tcPr>
-          <w:p>
-            <w:pPr>
-              <w:spacing w:after="80" w:before="60"/>
-            </w:pPr>
-            <w:r>
-              <w:rPr>
-                <w:rFonts w:ascii="Arial" w:hAnsi="Arial"/>
-                <w:b w:val="0"/>
+            <w:tcW w:w="3024" w:type="dxa"/>
+          </w:tcPr>
+          <w:p>
+            <w:pPr>
+              <w:spacing w:before="60" w:after="80"/>
+            </w:pPr>
+            <w:r>
+              <w:rPr>
                 <w:sz w:val="18"/>
               </w:rPr>
               <w:t>Salida o acción central</w:t>
@@ -1045,16 +980,14 @@
         </w:tc>
         <w:tc>
           <w:tcPr>
-            <w:tcW w:type="dxa" w:w="6480"/>
-          </w:tcPr>
-          <w:p>
-            <w:pPr>
-              <w:spacing w:after="80" w:before="60"/>
-            </w:pPr>
-            <w:r>
-              <w:rPr>
-                <w:rFonts w:ascii="Arial" w:hAnsi="Arial"/>
-                <w:b w:val="0"/>
+            <w:tcW w:w="6480" w:type="dxa"/>
+          </w:tcPr>
+          <w:p>
+            <w:pPr>
+              <w:spacing w:before="60" w:after="80"/>
+            </w:pPr>
+            <w:r>
+              <w:rPr>
                 <w:sz w:val="18"/>
               </w:rPr>
               <w:t>Bomba de recirculación: GPIO25 activo en bajo → NOR 74HCT02 con el flotador → MOSFET; alarma GPIO23. Arranca tras 5 s con agua confirmada y se apaga al instante con nivel bajo. Tarea FreeRTOS de seguridad separada de la red. Sin orden remota ni dosificación.</w:t>
@@ -1068,16 +1001,14 @@
         </w:trPr>
         <w:tc>
           <w:tcPr>
-            <w:tcW w:type="dxa" w:w="3024"/>
-          </w:tcPr>
-          <w:p>
-            <w:pPr>
-              <w:spacing w:after="80" w:before="60"/>
-            </w:pPr>
-            <w:r>
-              <w:rPr>
-                <w:rFonts w:ascii="Arial" w:hAnsi="Arial"/>
-                <w:b w:val="0"/>
+            <w:tcW w:w="3024" w:type="dxa"/>
+          </w:tcPr>
+          <w:p>
+            <w:pPr>
+              <w:spacing w:before="60" w:after="80"/>
+            </w:pPr>
+            <w:r>
+              <w:rPr>
                 <w:sz w:val="18"/>
               </w:rPr>
               <w:t>Formato definido</w:t>
@@ -1086,16 +1017,14 @@
         </w:tc>
         <w:tc>
           <w:tcPr>
-            <w:tcW w:type="dxa" w:w="6480"/>
-          </w:tcPr>
-          <w:p>
-            <w:pPr>
-              <w:spacing w:after="80" w:before="60"/>
-            </w:pPr>
-            <w:r>
-              <w:rPr>
-                <w:rFonts w:ascii="Arial" w:hAnsi="Arial"/>
-                <w:b w:val="0"/>
+            <w:tcW w:w="6480" w:type="dxa"/>
+          </w:tcPr>
+          <w:p>
+            <w:pPr>
+              <w:spacing w:before="60" w:after="80"/>
+            </w:pPr>
+            <w:r>
+              <w:rPr>
                 <w:sz w:val="18"/>
               </w:rPr>
               <w:t>JSON v3, contrato en docs/TELEMETRY_CONTRACT.md: identidad, secuencia, sensores, origen y fechas.</w:t>
@@ -1109,16 +1038,14 @@
         </w:trPr>
         <w:tc>
           <w:tcPr>
-            <w:tcW w:type="dxa" w:w="3024"/>
-          </w:tcPr>
-          <w:p>
-            <w:pPr>
-              <w:spacing w:after="80" w:before="60"/>
-            </w:pPr>
-            <w:r>
-              <w:rPr>
-                <w:rFonts w:ascii="Arial" w:hAnsi="Arial"/>
-                <w:b w:val="0"/>
+            <w:tcW w:w="3024" w:type="dxa"/>
+          </w:tcPr>
+          <w:p>
+            <w:pPr>
+              <w:spacing w:before="60" w:after="80"/>
+            </w:pPr>
+            <w:r>
+              <w:rPr>
                 <w:sz w:val="18"/>
               </w:rPr>
               <w:t>Reconexión básica</w:t>
@@ -1127,16 +1054,14 @@
         </w:tc>
         <w:tc>
           <w:tcPr>
-            <w:tcW w:type="dxa" w:w="6480"/>
-          </w:tcPr>
-          <w:p>
-            <w:pPr>
-              <w:spacing w:after="80" w:before="60"/>
-            </w:pPr>
-            <w:r>
-              <w:rPr>
-                <w:rFonts w:ascii="Arial" w:hAnsi="Arial"/>
-                <w:b w:val="0"/>
+            <w:tcW w:w="6480" w:type="dxa"/>
+          </w:tcPr>
+          <w:p>
+            <w:pPr>
+              <w:spacing w:before="60" w:after="80"/>
+            </w:pPr>
+            <w:r>
+              <w:rPr>
                 <w:sz w:val="18"/>
               </w:rPr>
               <w:t>Reintento Wi-Fi; un pendiente NVS inmutable; reenvío cada 5 s hasta stored. No almacena todas las transiciones sin red.</w:t>
@@ -1166,8 +1091,6 @@
       <w:r>
         <w:rPr>
           <w:rFonts w:ascii="Arial" w:hAnsi="Arial"/>
-          <w:b/>
-          <w:color w:val="000000"/>
           <w:sz w:val="29"/>
         </w:rPr>
         <w:t>3. Pseudocódigo de los procesos principales</w:t>
@@ -1181,17 +1104,14 @@
       <w:r>
         <w:rPr>
           <w:rFonts w:ascii="Arial" w:hAnsi="Arial"/>
-          <w:b/>
-          <w:color w:val="000000"/>
-          <w:sz w:val="24"/>
         </w:rPr>
         <w:t>Adquisición y envío ESP32</w:t>
       </w:r>
     </w:p>
     <w:tbl>
       <w:tblPr>
-        <w:tblW w:type="auto" w:w="0"/>
-        <w:tblLook w:firstColumn="1" w:firstRow="1" w:lastColumn="0" w:lastRow="0" w:noHBand="0" w:noVBand="1" w:val="04A0"/>
+        <w:tblW w:w="0" w:type="auto"/>
+        <w:tblLook w:val="04A0" w:firstRow="1" w:lastRow="0" w:firstColumn="1" w:lastColumn="0" w:noHBand="0" w:noVBand="1"/>
       </w:tblPr>
       <w:tblGrid>
         <w:gridCol w:w="9792"/>
@@ -1199,7 +1119,7 @@
       <w:tr>
         <w:tc>
           <w:tcPr>
-            <w:tcW w:type="dxa" w:w="9792"/>
+            <w:tcW w:w="9792" w:type="dxa"/>
           </w:tcPr>
           <w:p>
             <w:pPr>
@@ -1211,24 +1131,96 @@
                 <w:sz w:val="17"/>
               </w:rPr>
               <w:t>INICIAR: recuperar identidad, secuencias y pendiente de NVS.</w:t>
+            </w:r>
+            <w:r>
+              <w:rPr>
+                <w:rFonts w:ascii="Consolas" w:hAnsi="Consolas"/>
+                <w:sz w:val="17"/>
+              </w:rPr>
               <w:br/>
+            </w:r>
+            <w:r>
+              <w:rPr>
+                <w:rFonts w:ascii="Consolas" w:hAnsi="Consolas"/>
+                <w:sz w:val="17"/>
+              </w:rPr>
               <w:t>ATENDER conexión Wi-Fi/MQTT, ACK y solicitud measure vigente.</w:t>
+            </w:r>
+            <w:r>
+              <w:rPr>
+                <w:rFonts w:ascii="Consolas" w:hAnsi="Consolas"/>
+                <w:sz w:val="17"/>
+              </w:rPr>
               <w:br/>
               <w:t>LEER sensores, filtrar y marcar inválidos o ausentes con null.</w:t>
+            </w:r>
+            <w:r>
+              <w:rPr>
+                <w:rFonts w:ascii="Consolas" w:hAnsi="Consolas"/>
+                <w:sz w:val="17"/>
+              </w:rPr>
               <w:br/>
               <w:t>SI no hay pendiente y hay inicio/cambio/plazo30s/solicitud:</w:t>
+            </w:r>
+            <w:r>
+              <w:rPr>
+                <w:rFonts w:ascii="Consolas" w:hAnsi="Consolas"/>
+                <w:sz w:val="17"/>
+              </w:rPr>
               <w:br/>
               <w:t xml:space="preserve">  preparar JSON v3 y guardar objeto inmutable en NVS.</w:t>
+            </w:r>
+            <w:r>
+              <w:rPr>
+                <w:rFonts w:ascii="Consolas" w:hAnsi="Consolas"/>
+                <w:sz w:val="17"/>
+              </w:rPr>
               <w:br/>
               <w:t>SI pendiente y conexión TLS y vence reintento5s: publicar.</w:t>
+            </w:r>
+            <w:r>
+              <w:rPr>
+                <w:rFonts w:ascii="Consolas" w:hAnsi="Consolas"/>
+                <w:sz w:val="17"/>
+              </w:rPr>
               <w:br/>
               <w:t>SI stored de la misma secuencia: retirar pendiente.</w:t>
+            </w:r>
+            <w:r>
+              <w:rPr>
+                <w:rFonts w:ascii="Consolas" w:hAnsi="Consolas"/>
+                <w:sz w:val="17"/>
+              </w:rPr>
               <w:br/>
               <w:t>SI rejected/conflict: conservar y detener para diagnóstico.</w:t>
+            </w:r>
+            <w:r>
+              <w:rPr>
+                <w:rFonts w:ascii="Consolas" w:hAnsi="Consolas"/>
+                <w:sz w:val="17"/>
+              </w:rPr>
               <w:br/>
               <w:t>SIN RED: conservar pendiente; reconectar sin renumerarlo.</w:t>
+            </w:r>
+            <w:r>
+              <w:rPr>
+                <w:rFonts w:ascii="Consolas" w:hAnsi="Consolas"/>
+                <w:sz w:val="17"/>
+              </w:rPr>
               <w:br/>
+            </w:r>
+            <w:r>
+              <w:rPr>
+                <w:rFonts w:ascii="Consolas" w:hAnsi="Consolas"/>
+                <w:sz w:val="17"/>
+              </w:rPr>
               <w:t>TAREA SEGURIDAD cada20ms: SIN agua → bomba OFF y alarma;</w:t>
+            </w:r>
+            <w:r>
+              <w:rPr>
+                <w:rFonts w:ascii="Consolas" w:hAnsi="Consolas"/>
+                <w:sz w:val="17"/>
+              </w:rPr>
               <w:br/>
               <w:t xml:space="preserve">  CON agua 5s → bomba ON; sensor inválido → alarma.</w:t>
             </w:r>
@@ -1244,17 +1236,14 @@
       <w:r>
         <w:rPr>
           <w:rFonts w:ascii="Arial" w:hAnsi="Arial"/>
-          <w:b/>
-          <w:color w:val="000000"/>
-          <w:sz w:val="24"/>
         </w:rPr>
         <w:t>Bridge y backend</w:t>
       </w:r>
     </w:p>
     <w:tbl>
       <w:tblPr>
-        <w:tblW w:type="auto" w:w="0"/>
-        <w:tblLook w:firstColumn="1" w:firstRow="1" w:lastColumn="0" w:lastRow="0" w:noHBand="0" w:noVBand="1" w:val="04A0"/>
+        <w:tblW w:w="0" w:type="auto"/>
+        <w:tblLook w:val="04A0" w:firstRow="1" w:lastRow="0" w:firstColumn="1" w:lastColumn="0" w:noHBand="0" w:noVBand="1"/>
       </w:tblPr>
       <w:tblGrid>
         <w:gridCol w:w="9792"/>
@@ -1262,7 +1251,7 @@
       <w:tr>
         <w:tc>
           <w:tcPr>
-            <w:tcW w:type="dxa" w:w="9792"/>
+            <w:tcW w:w="9792" w:type="dxa"/>
           </w:tcPr>
           <w:p>
             <w:pPr>
@@ -1274,19 +1263,67 @@
                 <w:sz w:val="17"/>
               </w:rPr>
               <w:t>RECIBIR mensaje autorizado y conservar en bandeja SQLite.</w:t>
+            </w:r>
+            <w:r>
+              <w:rPr>
+                <w:rFonts w:ascii="Consolas" w:hAnsi="Consolas"/>
+                <w:sz w:val="17"/>
+              </w:rPr>
               <w:br/>
               <w:t>POST interno /api/measurements con objeto original.</w:t>
+            </w:r>
+            <w:r>
+              <w:rPr>
+                <w:rFonts w:ascii="Consolas" w:hAnsi="Consolas"/>
+                <w:sz w:val="17"/>
+              </w:rPr>
               <w:br/>
               <w:t>201: confirmar stored y completar entrega.</w:t>
+            </w:r>
+            <w:r>
+              <w:rPr>
+                <w:rFonts w:ascii="Consolas" w:hAnsi="Consolas"/>
+                <w:sz w:val="17"/>
+              </w:rPr>
               <w:br/>
               <w:t>409: consultar misma identidad y comparar campos enviados.</w:t>
+            </w:r>
+            <w:r>
+              <w:rPr>
+                <w:rFonts w:ascii="Consolas" w:hAnsi="Consolas"/>
+                <w:sz w:val="17"/>
+              </w:rPr>
               <w:br/>
               <w:t xml:space="preserve">  Igual: stored. Diferente: conflict; no sobrescribir.</w:t>
+            </w:r>
+            <w:r>
+              <w:rPr>
+                <w:rFonts w:ascii="Consolas" w:hAnsi="Consolas"/>
+                <w:sz w:val="17"/>
+              </w:rPr>
               <w:br/>
               <w:t>422 u otro4xx definitivo: rejected.</w:t>
+            </w:r>
+            <w:r>
+              <w:rPr>
+                <w:rFonts w:ascii="Consolas" w:hAnsi="Consolas"/>
+                <w:sz w:val="17"/>
+              </w:rPr>
               <w:br/>
               <w:t>Timeout/desconexión/5xx: conservar y reintentar con espera.</w:t>
+            </w:r>
+            <w:r>
+              <w:rPr>
+                <w:rFonts w:ascii="Consolas" w:hAnsi="Consolas"/>
+                <w:sz w:val="17"/>
+              </w:rPr>
               <w:br/>
+            </w:r>
+            <w:r>
+              <w:rPr>
+                <w:rFonts w:ascii="Consolas" w:hAnsi="Consolas"/>
+                <w:sz w:val="17"/>
+              </w:rPr>
               <w:t>Nunca confirmar persistencia solo por recepción MQTT.</w:t>
             </w:r>
           </w:p>
@@ -1301,17 +1338,14 @@
       <w:r>
         <w:rPr>
           <w:rFonts w:ascii="Arial" w:hAnsi="Arial"/>
-          <w:b/>
-          <w:color w:val="000000"/>
-          <w:sz w:val="24"/>
         </w:rPr>
         <w:t>Consulta y presentación Android</w:t>
       </w:r>
     </w:p>
     <w:tbl>
       <w:tblPr>
-        <w:tblW w:type="auto" w:w="0"/>
-        <w:tblLook w:firstColumn="1" w:firstRow="1" w:lastColumn="0" w:lastRow="0" w:noHBand="0" w:noVBand="1" w:val="04A0"/>
+        <w:tblW w:w="0" w:type="auto"/>
+        <w:tblLook w:val="04A0" w:firstRow="1" w:lastRow="0" w:firstColumn="1" w:lastColumn="0" w:noHBand="0" w:noVBand="1"/>
       </w:tblPr>
       <w:tblGrid>
         <w:gridCol w:w="9792"/>
@@ -1319,7 +1353,7 @@
       <w:tr>
         <w:tc>
           <w:tcPr>
-            <w:tcW w:type="dxa" w:w="9792"/>
+            <w:tcW w:w="9792" w:type="dxa"/>
           </w:tcPr>
           <w:p>
             <w:pPr>
@@ -1331,16 +1365,52 @@
                 <w:sz w:val="17"/>
               </w:rPr>
               <w:t>LEER entorno y device_id; producción requiere HTTPS.</w:t>
+            </w:r>
+            <w:r>
+              <w:rPr>
+                <w:rFonts w:ascii="Consolas" w:hAnsi="Consolas"/>
+                <w:sz w:val="17"/>
+              </w:rPr>
               <w:br/>
               <w:t>CONSULTAR última medición e historial con real_only=1.</w:t>
+            </w:r>
+            <w:r>
+              <w:rPr>
+                <w:rFonts w:ascii="Consolas" w:hAnsi="Consolas"/>
+                <w:sz w:val="17"/>
+              </w:rPr>
               <w:br/>
               <w:t>PENDIENTE: mostrar carga. SIN FILAS: mostrar vacío.</w:t>
+            </w:r>
+            <w:r>
+              <w:rPr>
+                <w:rFonts w:ascii="Consolas" w:hAnsi="Consolas"/>
+                <w:sz w:val="17"/>
+              </w:rPr>
               <w:br/>
               <w:t>ERROR de red/HTTP/formato: mostrar error, sin fallback demo.</w:t>
+            </w:r>
+            <w:r>
+              <w:rPr>
+                <w:rFonts w:ascii="Consolas" w:hAnsi="Consolas"/>
+                <w:sz w:val="17"/>
+              </w:rPr>
               <w:br/>
               <w:t>CON DATOS: mostrar valor, fecha, origen y antigüedad.</w:t>
+            </w:r>
+            <w:r>
+              <w:rPr>
+                <w:rFonts w:ascii="Consolas" w:hAnsi="Consolas"/>
+                <w:sz w:val="17"/>
+              </w:rPr>
               <w:br/>
               <w:t>Null no es cero; una muestra antigua no se vuelve reciente.</w:t>
+            </w:r>
+            <w:r>
+              <w:rPr>
+                <w:rFonts w:ascii="Consolas" w:hAnsi="Consolas"/>
+                <w:sz w:val="17"/>
+              </w:rPr>
               <w:br/>
               <w:t>NAVEGAR manteniendo entorno; consultar vistas visibles.</w:t>
             </w:r>
@@ -1369,8 +1439,6 @@
       <w:r>
         <w:rPr>
           <w:rFonts w:ascii="Arial" w:hAnsi="Arial"/>
-          <w:b/>
-          <w:color w:val="000000"/>
           <w:sz w:val="29"/>
         </w:rPr>
         <w:t>4. Modelo de datos y creación de la base</w:t>
@@ -1378,22 +1446,26 @@
     </w:p>
     <w:p>
       <w:r>
+        <w:rPr>
+          <w:noProof/>
+        </w:rPr>
         <w:drawing>
-          <wp:inline xmlns:a="http://schemas.openxmlformats.org/drawingml/2006/main" xmlns:pic="http://schemas.openxmlformats.org/drawingml/2006/picture">
+          <wp:inline distT="0" distB="0" distL="0" distR="0" wp14:anchorId="0E1EBD9E" wp14:editId="4C5D1E67">
             <wp:extent cx="6035040" cy="2602611"/>
+            <wp:effectExtent l="0" t="0" r="0" b="0"/>
             <wp:docPr id="1297604721" name="Picture 1297604721" descr="Diagrama o captura HydroMate; descripción en el texto de figura."/>
             <wp:cNvGraphicFramePr>
-              <a:graphicFrameLocks noChangeAspect="1"/>
+              <a:graphicFrameLocks xmlns:a="http://schemas.openxmlformats.org/drawingml/2006/main" noChangeAspect="1"/>
             </wp:cNvGraphicFramePr>
-            <a:graphic>
+            <a:graphic xmlns:a="http://schemas.openxmlformats.org/drawingml/2006/main">
               <a:graphicData uri="http://schemas.openxmlformats.org/drawingml/2006/picture">
-                <pic:pic>
+                <pic:pic xmlns:pic="http://schemas.openxmlformats.org/drawingml/2006/picture">
                   <pic:nvPicPr>
                     <pic:cNvPr id="0" name="modelo-datos-implementado.png"/>
                     <pic:cNvPicPr/>
                   </pic:nvPicPr>
                   <pic:blipFill>
-                    <a:blip r:embed="rId16"/>
+                    <a:blip r:embed="rId10"/>
                     <a:stretch>
                       <a:fillRect/>
                     </a:stretch>
@@ -1403,7 +1475,9 @@
                       <a:off x="0" y="0"/>
                       <a:ext cx="6035040" cy="2602611"/>
                     </a:xfrm>
-                    <a:prstGeom prst="rect"/>
+                    <a:prstGeom prst="rect">
+                      <a:avLst/>
+                    </a:prstGeom>
                   </pic:spPr>
                 </pic:pic>
               </a:graphicData>
@@ -1430,17 +1504,17 @@
     </w:p>
     <w:tbl>
       <w:tblPr>
-        <w:tblW w:type="auto" w:w="0"/>
+        <w:tblW w:w="0" w:type="auto"/>
+        <w:tblBorders>
+          <w:top w:val="single" w:sz="4" w:space="0" w:color="87998B"/>
+          <w:left w:val="single" w:sz="4" w:space="0" w:color="87998B"/>
+          <w:bottom w:val="single" w:sz="4" w:space="0" w:color="87998B"/>
+          <w:right w:val="single" w:sz="4" w:space="0" w:color="87998B"/>
+          <w:insideH w:val="single" w:sz="4" w:space="0" w:color="87998B"/>
+          <w:insideV w:val="single" w:sz="4" w:space="0" w:color="87998B"/>
+        </w:tblBorders>
         <w:tblLayout w:type="fixed"/>
-        <w:tblLook w:firstColumn="1" w:firstRow="1" w:lastColumn="0" w:lastRow="0" w:noHBand="0" w:noVBand="1" w:val="04A0"/>
-        <w:tblBorders>
-          <w:top w:val="single" w:sz="4" w:color="87998B"/>
-          <w:left w:val="single" w:sz="4" w:color="87998B"/>
-          <w:bottom w:val="single" w:sz="4" w:color="87998B"/>
-          <w:right w:val="single" w:sz="4" w:color="87998B"/>
-          <w:insideH w:val="single" w:sz="4" w:color="87998B"/>
-          <w:insideV w:val="single" w:sz="4" w:color="87998B"/>
-        </w:tblBorders>
+        <w:tblLook w:val="04A0" w:firstRow="1" w:lastRow="0" w:firstColumn="1" w:lastColumn="0" w:noHBand="0" w:noVBand="1"/>
       </w:tblPr>
       <w:tblGrid>
         <w:gridCol w:w="3024"/>
@@ -1453,16 +1527,15 @@
         </w:trPr>
         <w:tc>
           <w:tcPr>
-            <w:tcW w:type="dxa" w:w="3024"/>
-            <w:shd w:fill="DDEAD9"/>
-          </w:tcPr>
-          <w:p>
-            <w:pPr>
-              <w:spacing w:after="80" w:before="60"/>
-            </w:pPr>
-            <w:r>
-              <w:rPr>
-                <w:rFonts w:ascii="Arial" w:hAnsi="Arial"/>
+            <w:tcW w:w="3024" w:type="dxa"/>
+            <w:shd w:val="clear" w:color="auto" w:fill="DDEAD9"/>
+          </w:tcPr>
+          <w:p>
+            <w:pPr>
+              <w:spacing w:before="60" w:after="80"/>
+            </w:pPr>
+            <w:r>
+              <w:rPr>
                 <w:b/>
                 <w:sz w:val="18"/>
               </w:rPr>
@@ -1472,16 +1545,15 @@
         </w:tc>
         <w:tc>
           <w:tcPr>
-            <w:tcW w:type="dxa" w:w="6480"/>
-            <w:shd w:fill="DDEAD9"/>
-          </w:tcPr>
-          <w:p>
-            <w:pPr>
-              <w:spacing w:after="80" w:before="60"/>
-            </w:pPr>
-            <w:r>
-              <w:rPr>
-                <w:rFonts w:ascii="Arial" w:hAnsi="Arial"/>
+            <w:tcW w:w="6480" w:type="dxa"/>
+            <w:shd w:val="clear" w:color="auto" w:fill="DDEAD9"/>
+          </w:tcPr>
+          <w:p>
+            <w:pPr>
+              <w:spacing w:before="60" w:after="80"/>
+            </w:pPr>
+            <w:r>
+              <w:rPr>
                 <w:b/>
                 <w:sz w:val="18"/>
               </w:rPr>
@@ -1496,16 +1568,14 @@
         </w:trPr>
         <w:tc>
           <w:tcPr>
-            <w:tcW w:type="dxa" w:w="3024"/>
-          </w:tcPr>
-          <w:p>
-            <w:pPr>
-              <w:spacing w:after="80" w:before="60"/>
-            </w:pPr>
-            <w:r>
-              <w:rPr>
-                <w:rFonts w:ascii="Arial" w:hAnsi="Arial"/>
-                <w:b w:val="0"/>
+            <w:tcW w:w="3024" w:type="dxa"/>
+          </w:tcPr>
+          <w:p>
+            <w:pPr>
+              <w:spacing w:before="60" w:after="80"/>
+            </w:pPr>
+            <w:r>
+              <w:rPr>
                 <w:sz w:val="18"/>
               </w:rPr>
               <w:t>Modelo preliminar</w:t>
@@ -1514,16 +1584,14 @@
         </w:tc>
         <w:tc>
           <w:tcPr>
-            <w:tcW w:type="dxa" w:w="6480"/>
-          </w:tcPr>
-          <w:p>
-            <w:pPr>
-              <w:spacing w:after="80" w:before="60"/>
-            </w:pPr>
-            <w:r>
-              <w:rPr>
-                <w:rFonts w:ascii="Arial" w:hAnsi="Arial"/>
-                <w:b w:val="0"/>
+            <w:tcW w:w="6480" w:type="dxa"/>
+          </w:tcPr>
+          <w:p>
+            <w:pPr>
+              <w:spacing w:before="60" w:after="80"/>
+            </w:pPr>
+            <w:r>
+              <w:rPr>
                 <w:sz w:val="18"/>
               </w:rPr>
               <w:t>Figura 2: measurements, PK id y UNIQUE(device_id, sequence).</w:t>
@@ -1537,16 +1605,14 @@
         </w:trPr>
         <w:tc>
           <w:tcPr>
-            <w:tcW w:type="dxa" w:w="3024"/>
-          </w:tcPr>
-          <w:p>
-            <w:pPr>
-              <w:spacing w:after="80" w:before="60"/>
-            </w:pPr>
-            <w:r>
-              <w:rPr>
-                <w:rFonts w:ascii="Arial" w:hAnsi="Arial"/>
-                <w:b w:val="0"/>
+            <w:tcW w:w="3024" w:type="dxa"/>
+          </w:tcPr>
+          <w:p>
+            <w:pPr>
+              <w:spacing w:before="60" w:after="80"/>
+            </w:pPr>
+            <w:r>
+              <w:rPr>
                 <w:sz w:val="18"/>
               </w:rPr>
               <w:t>Diccionario principal</w:t>
@@ -1555,16 +1621,14 @@
         </w:tc>
         <w:tc>
           <w:tcPr>
-            <w:tcW w:type="dxa" w:w="6480"/>
-          </w:tcPr>
-          <w:p>
-            <w:pPr>
-              <w:spacing w:after="80" w:before="60"/>
-            </w:pPr>
-            <w:r>
-              <w:rPr>
-                <w:rFonts w:ascii="Arial" w:hAnsi="Arial"/>
-                <w:b w:val="0"/>
+            <w:tcW w:w="6480" w:type="dxa"/>
+          </w:tcPr>
+          <w:p>
+            <w:pPr>
+              <w:spacing w:before="60" w:after="80"/>
+            </w:pPr>
+            <w:r>
+              <w:rPr>
                 <w:sz w:val="18"/>
               </w:rPr>
               <w:t>Sección 5: tipos, nulabilidad, unidades, significado y validaciones.</w:t>
@@ -1578,16 +1642,14 @@
         </w:trPr>
         <w:tc>
           <w:tcPr>
-            <w:tcW w:type="dxa" w:w="3024"/>
-          </w:tcPr>
-          <w:p>
-            <w:pPr>
-              <w:spacing w:after="80" w:before="60"/>
-            </w:pPr>
-            <w:r>
-              <w:rPr>
-                <w:rFonts w:ascii="Arial" w:hAnsi="Arial"/>
-                <w:b w:val="0"/>
+            <w:tcW w:w="3024" w:type="dxa"/>
+          </w:tcPr>
+          <w:p>
+            <w:pPr>
+              <w:spacing w:before="60" w:after="80"/>
+            </w:pPr>
+            <w:r>
+              <w:rPr>
                 <w:sz w:val="18"/>
               </w:rPr>
               <w:t>Base en servicio definitivo</w:t>
@@ -1596,16 +1658,14 @@
         </w:tc>
         <w:tc>
           <w:tcPr>
-            <w:tcW w:type="dxa" w:w="6480"/>
-          </w:tcPr>
-          <w:p>
-            <w:pPr>
-              <w:spacing w:after="80" w:before="60"/>
-            </w:pPr>
-            <w:r>
-              <w:rPr>
-                <w:rFonts w:ascii="Arial" w:hAnsi="Arial"/>
-                <w:b w:val="0"/>
+            <w:tcW w:w="6480" w:type="dxa"/>
+          </w:tcPr>
+          <w:p>
+            <w:pPr>
+              <w:spacing w:before="60" w:after="80"/>
+            </w:pPr>
+            <w:r>
+              <w:rPr>
                 <w:sz w:val="18"/>
               </w:rPr>
               <w:t>PostgreSQL 16 de HydroMate en VPS/Docker, red interna. Persistencia demostrada históricamente; sin inspección remota hoy.</w:t>
@@ -1619,16 +1679,14 @@
         </w:trPr>
         <w:tc>
           <w:tcPr>
-            <w:tcW w:type="dxa" w:w="3024"/>
-          </w:tcPr>
-          <w:p>
-            <w:pPr>
-              <w:spacing w:after="80" w:before="60"/>
-            </w:pPr>
-            <w:r>
-              <w:rPr>
-                <w:rFonts w:ascii="Arial" w:hAnsi="Arial"/>
-                <w:b w:val="0"/>
+            <w:tcW w:w="3024" w:type="dxa"/>
+          </w:tcPr>
+          <w:p>
+            <w:pPr>
+              <w:spacing w:before="60" w:after="80"/>
+            </w:pPr>
+            <w:r>
+              <w:rPr>
                 <w:sz w:val="18"/>
               </w:rPr>
               <w:t>Creación reproducible</w:t>
@@ -1637,16 +1695,14 @@
         </w:tc>
         <w:tc>
           <w:tcPr>
-            <w:tcW w:type="dxa" w:w="6480"/>
-          </w:tcPr>
-          <w:p>
-            <w:pPr>
-              <w:spacing w:after="80" w:before="60"/>
-            </w:pPr>
-            <w:r>
-              <w:rPr>
-                <w:rFonts w:ascii="Arial" w:hAnsi="Arial"/>
-                <w:b w:val="0"/>
+            <w:tcW w:w="6480" w:type="dxa"/>
+          </w:tcPr>
+          <w:p>
+            <w:pPr>
+              <w:spacing w:before="60" w:after="80"/>
+            </w:pPr>
+            <w:r>
+              <w:rPr>
                 <w:sz w:val="18"/>
               </w:rPr>
               <w:t>Migraciones inicial, física v2 y parcial v3; deployment/deploy.sh ejecuta migrate --force.</w:t>
@@ -1660,16 +1716,14 @@
         </w:trPr>
         <w:tc>
           <w:tcPr>
-            <w:tcW w:type="dxa" w:w="3024"/>
-          </w:tcPr>
-          <w:p>
-            <w:pPr>
-              <w:spacing w:after="80" w:before="60"/>
-            </w:pPr>
-            <w:r>
-              <w:rPr>
-                <w:rFonts w:ascii="Arial" w:hAnsi="Arial"/>
-                <w:b w:val="0"/>
+            <w:tcW w:w="3024" w:type="dxa"/>
+          </w:tcPr>
+          <w:p>
+            <w:pPr>
+              <w:spacing w:before="60" w:after="80"/>
+            </w:pPr>
+            <w:r>
+              <w:rPr>
                 <w:sz w:val="18"/>
               </w:rPr>
               <w:t>Datos reales</w:t>
@@ -1678,16 +1732,14 @@
         </w:tc>
         <w:tc>
           <w:tcPr>
-            <w:tcW w:type="dxa" w:w="6480"/>
-          </w:tcPr>
-          <w:p>
-            <w:pPr>
-              <w:spacing w:after="80" w:before="60"/>
-            </w:pPr>
-            <w:r>
-              <w:rPr>
-                <w:rFonts w:ascii="Arial" w:hAnsi="Arial"/>
-                <w:b w:val="0"/>
+            <w:tcW w:w="6480" w:type="dxa"/>
+          </w:tcPr>
+          <w:p>
+            <w:pPr>
+              <w:spacing w:before="60" w:after="80"/>
+            </w:pPr>
+            <w:r>
+              <w:rPr>
                 <w:sz w:val="18"/>
               </w:rPr>
               <w:t>14 adquisiciones 4201–4214 y muestras posteriores con TDS real; evidencia fechada 21/10.</w:t>
@@ -1701,16 +1753,14 @@
         </w:trPr>
         <w:tc>
           <w:tcPr>
-            <w:tcW w:type="dxa" w:w="3024"/>
-          </w:tcPr>
-          <w:p>
-            <w:pPr>
-              <w:spacing w:after="80" w:before="60"/>
-            </w:pPr>
-            <w:r>
-              <w:rPr>
-                <w:rFonts w:ascii="Arial" w:hAnsi="Arial"/>
-                <w:b w:val="0"/>
+            <w:tcW w:w="3024" w:type="dxa"/>
+          </w:tcPr>
+          <w:p>
+            <w:pPr>
+              <w:spacing w:before="60" w:after="80"/>
+            </w:pPr>
+            <w:r>
+              <w:rPr>
                 <w:sz w:val="18"/>
               </w:rPr>
               <w:t>Registro y consulta</w:t>
@@ -1719,16 +1769,14 @@
         </w:tc>
         <w:tc>
           <w:tcPr>
-            <w:tcW w:type="dxa" w:w="6480"/>
-          </w:tcPr>
-          <w:p>
-            <w:pPr>
-              <w:spacing w:after="80" w:before="60"/>
-            </w:pPr>
-            <w:r>
-              <w:rPr>
-                <w:rFonts w:ascii="Arial" w:hAnsi="Arial"/>
-                <w:b w:val="0"/>
+            <w:tcW w:w="6480" w:type="dxa"/>
+          </w:tcPr>
+          <w:p>
+            <w:pPr>
+              <w:spacing w:before="60" w:after="80"/>
+            </w:pPr>
+            <w:r>
+              <w:rPr>
                 <w:sz w:val="18"/>
               </w:rPr>
               <w:t>POST interno y GET de historial/última, con consulta por secuencia y restricción única.</w:t>
@@ -1745,9 +1793,6 @@
       <w:r>
         <w:rPr>
           <w:rFonts w:ascii="Arial" w:hAnsi="Arial"/>
-          <w:b/>
-          <w:color w:val="000000"/>
-          <w:sz w:val="24"/>
         </w:rPr>
         <w:t>Procedimiento para el administrador</w:t>
       </w:r>
@@ -1762,8 +1807,8 @@
     </w:p>
     <w:tbl>
       <w:tblPr>
-        <w:tblW w:type="auto" w:w="0"/>
-        <w:tblLook w:firstColumn="1" w:firstRow="1" w:lastColumn="0" w:lastRow="0" w:noHBand="0" w:noVBand="1" w:val="04A0"/>
+        <w:tblW w:w="0" w:type="auto"/>
+        <w:tblLook w:val="04A0" w:firstRow="1" w:lastRow="0" w:firstColumn="1" w:lastColumn="0" w:noHBand="0" w:noVBand="1"/>
       </w:tblPr>
       <w:tblGrid>
         <w:gridCol w:w="9792"/>
@@ -1771,7 +1816,7 @@
       <w:tr>
         <w:tc>
           <w:tcPr>
-            <w:tcW w:type="dxa" w:w="9792"/>
+            <w:tcW w:w="9792" w:type="dxa"/>
           </w:tcPr>
           <w:p>
             <w:pPr>
@@ -1783,8 +1828,20 @@
                 <w:sz w:val="17"/>
               </w:rPr>
               <w:t>sh deployment/deploy.sh /etc/hydromate/.env --mqtt --public</w:t>
+            </w:r>
+            <w:r>
+              <w:rPr>
+                <w:rFonts w:ascii="Consolas" w:hAnsi="Consolas"/>
+                <w:sz w:val="17"/>
+              </w:rPr>
               <w:br/>
               <w:t># Operación incluida en el script:</w:t>
+            </w:r>
+            <w:r>
+              <w:rPr>
+                <w:rFonts w:ascii="Consolas" w:hAnsi="Consolas"/>
+                <w:sz w:val="17"/>
+              </w:rPr>
               <w:br/>
               <w:t>php artisan migrate --force --no-interaction</w:t>
             </w:r>
@@ -1813,8 +1870,6 @@
       <w:r>
         <w:rPr>
           <w:rFonts w:ascii="Arial" w:hAnsi="Arial"/>
-          <w:b/>
-          <w:color w:val="000000"/>
           <w:sz w:val="29"/>
         </w:rPr>
         <w:t>5. Diccionario principal de telemetría</w:t>
@@ -1830,17 +1885,17 @@
     </w:p>
     <w:tbl>
       <w:tblPr>
-        <w:tblW w:type="auto" w:w="0"/>
+        <w:tblW w:w="0" w:type="auto"/>
+        <w:tblBorders>
+          <w:top w:val="single" w:sz="4" w:space="0" w:color="87998B"/>
+          <w:left w:val="single" w:sz="4" w:space="0" w:color="87998B"/>
+          <w:bottom w:val="single" w:sz="4" w:space="0" w:color="87998B"/>
+          <w:right w:val="single" w:sz="4" w:space="0" w:color="87998B"/>
+          <w:insideH w:val="single" w:sz="4" w:space="0" w:color="87998B"/>
+          <w:insideV w:val="single" w:sz="4" w:space="0" w:color="87998B"/>
+        </w:tblBorders>
         <w:tblLayout w:type="fixed"/>
-        <w:tblLook w:firstColumn="1" w:firstRow="1" w:lastColumn="0" w:lastRow="0" w:noHBand="0" w:noVBand="1" w:val="04A0"/>
-        <w:tblBorders>
-          <w:top w:val="single" w:sz="4" w:color="87998B"/>
-          <w:left w:val="single" w:sz="4" w:color="87998B"/>
-          <w:bottom w:val="single" w:sz="4" w:color="87998B"/>
-          <w:right w:val="single" w:sz="4" w:color="87998B"/>
-          <w:insideH w:val="single" w:sz="4" w:color="87998B"/>
-          <w:insideV w:val="single" w:sz="4" w:color="87998B"/>
-        </w:tblBorders>
+        <w:tblLook w:val="04A0" w:firstRow="1" w:lastRow="0" w:firstColumn="1" w:lastColumn="0" w:noHBand="0" w:noVBand="1"/>
       </w:tblPr>
       <w:tblGrid>
         <w:gridCol w:w="2952"/>
@@ -1854,16 +1909,15 @@
         </w:trPr>
         <w:tc>
           <w:tcPr>
-            <w:tcW w:type="dxa" w:w="2952"/>
-            <w:shd w:fill="DDEAD9"/>
-          </w:tcPr>
-          <w:p>
-            <w:pPr>
-              <w:spacing w:after="80" w:before="60"/>
-            </w:pPr>
-            <w:r>
-              <w:rPr>
-                <w:rFonts w:ascii="Arial" w:hAnsi="Arial"/>
+            <w:tcW w:w="2952" w:type="dxa"/>
+            <w:shd w:val="clear" w:color="auto" w:fill="DDEAD9"/>
+          </w:tcPr>
+          <w:p>
+            <w:pPr>
+              <w:spacing w:before="60" w:after="80"/>
+            </w:pPr>
+            <w:r>
+              <w:rPr>
                 <w:b/>
                 <w:sz w:val="18"/>
               </w:rPr>
@@ -1873,16 +1927,15 @@
         </w:tc>
         <w:tc>
           <w:tcPr>
-            <w:tcW w:type="dxa" w:w="1584"/>
-            <w:shd w:fill="DDEAD9"/>
-          </w:tcPr>
-          <w:p>
-            <w:pPr>
-              <w:spacing w:after="80" w:before="60"/>
-            </w:pPr>
-            <w:r>
-              <w:rPr>
-                <w:rFonts w:ascii="Arial" w:hAnsi="Arial"/>
+            <w:tcW w:w="1584" w:type="dxa"/>
+            <w:shd w:val="clear" w:color="auto" w:fill="DDEAD9"/>
+          </w:tcPr>
+          <w:p>
+            <w:pPr>
+              <w:spacing w:before="60" w:after="80"/>
+            </w:pPr>
+            <w:r>
+              <w:rPr>
                 <w:b/>
                 <w:sz w:val="18"/>
               </w:rPr>
@@ -1892,16 +1945,15 @@
         </w:tc>
         <w:tc>
           <w:tcPr>
-            <w:tcW w:type="dxa" w:w="4968"/>
-            <w:shd w:fill="DDEAD9"/>
-          </w:tcPr>
-          <w:p>
-            <w:pPr>
-              <w:spacing w:after="80" w:before="60"/>
-            </w:pPr>
-            <w:r>
-              <w:rPr>
-                <w:rFonts w:ascii="Arial" w:hAnsi="Arial"/>
+            <w:tcW w:w="4968" w:type="dxa"/>
+            <w:shd w:val="clear" w:color="auto" w:fill="DDEAD9"/>
+          </w:tcPr>
+          <w:p>
+            <w:pPr>
+              <w:spacing w:before="60" w:after="80"/>
+            </w:pPr>
+            <w:r>
+              <w:rPr>
                 <w:b/>
                 <w:sz w:val="18"/>
               </w:rPr>
@@ -1916,16 +1968,14 @@
         </w:trPr>
         <w:tc>
           <w:tcPr>
-            <w:tcW w:type="dxa" w:w="2952"/>
-          </w:tcPr>
-          <w:p>
-            <w:pPr>
-              <w:spacing w:after="80" w:before="60"/>
-            </w:pPr>
-            <w:r>
-              <w:rPr>
-                <w:rFonts w:ascii="Arial" w:hAnsi="Arial"/>
-                <w:b w:val="0"/>
+            <w:tcW w:w="2952" w:type="dxa"/>
+          </w:tcPr>
+          <w:p>
+            <w:pPr>
+              <w:spacing w:before="60" w:after="80"/>
+            </w:pPr>
+            <w:r>
+              <w:rPr>
                 <w:sz w:val="18"/>
               </w:rPr>
               <w:t>id / bigint PK</w:t>
@@ -1934,16 +1984,14 @@
         </w:tc>
         <w:tc>
           <w:tcPr>
-            <w:tcW w:type="dxa" w:w="1584"/>
-          </w:tcPr>
-          <w:p>
-            <w:pPr>
-              <w:spacing w:after="80" w:before="60"/>
-            </w:pPr>
-            <w:r>
-              <w:rPr>
-                <w:rFonts w:ascii="Arial" w:hAnsi="Arial"/>
-                <w:b w:val="0"/>
+            <w:tcW w:w="1584" w:type="dxa"/>
+          </w:tcPr>
+          <w:p>
+            <w:pPr>
+              <w:spacing w:before="60" w:after="80"/>
+            </w:pPr>
+            <w:r>
+              <w:rPr>
                 <w:sz w:val="18"/>
               </w:rPr>
               <w:t>No / —</w:t>
@@ -1952,16 +2000,14 @@
         </w:tc>
         <w:tc>
           <w:tcPr>
-            <w:tcW w:type="dxa" w:w="4968"/>
-          </w:tcPr>
-          <w:p>
-            <w:pPr>
-              <w:spacing w:after="80" w:before="60"/>
-            </w:pPr>
-            <w:r>
-              <w:rPr>
-                <w:rFonts w:ascii="Arial" w:hAnsi="Arial"/>
-                <w:b w:val="0"/>
+            <w:tcW w:w="4968" w:type="dxa"/>
+          </w:tcPr>
+          <w:p>
+            <w:pPr>
+              <w:spacing w:before="60" w:after="80"/>
+            </w:pPr>
+            <w:r>
+              <w:rPr>
                 <w:sz w:val="18"/>
               </w:rPr>
               <w:t>Identificador generado de fila.</w:t>
@@ -1975,16 +2021,14 @@
         </w:trPr>
         <w:tc>
           <w:tcPr>
-            <w:tcW w:type="dxa" w:w="2952"/>
-          </w:tcPr>
-          <w:p>
-            <w:pPr>
-              <w:spacing w:after="80" w:before="60"/>
-            </w:pPr>
-            <w:r>
-              <w:rPr>
-                <w:rFonts w:ascii="Arial" w:hAnsi="Arial"/>
-                <w:b w:val="0"/>
+            <w:tcW w:w="2952" w:type="dxa"/>
+          </w:tcPr>
+          <w:p>
+            <w:pPr>
+              <w:spacing w:before="60" w:after="80"/>
+            </w:pPr>
+            <w:r>
+              <w:rPr>
                 <w:sz w:val="18"/>
               </w:rPr>
               <w:t>device_id / varchar(64)</w:t>
@@ -1993,16 +2037,14 @@
         </w:tc>
         <w:tc>
           <w:tcPr>
-            <w:tcW w:type="dxa" w:w="1584"/>
-          </w:tcPr>
-          <w:p>
-            <w:pPr>
-              <w:spacing w:after="80" w:before="60"/>
-            </w:pPr>
-            <w:r>
-              <w:rPr>
-                <w:rFonts w:ascii="Arial" w:hAnsi="Arial"/>
-                <w:b w:val="0"/>
+            <w:tcW w:w="1584" w:type="dxa"/>
+          </w:tcPr>
+          <w:p>
+            <w:pPr>
+              <w:spacing w:before="60" w:after="80"/>
+            </w:pPr>
+            <w:r>
+              <w:rPr>
                 <w:sz w:val="18"/>
               </w:rPr>
               <w:t>No / —</w:t>
@@ -2011,16 +2053,14 @@
         </w:tc>
         <w:tc>
           <w:tcPr>
-            <w:tcW w:type="dxa" w:w="4968"/>
-          </w:tcPr>
-          <w:p>
-            <w:pPr>
-              <w:spacing w:after="80" w:before="60"/>
-            </w:pPr>
-            <w:r>
-              <w:rPr>
-                <w:rFonts w:ascii="Arial" w:hAnsi="Arial"/>
-                <w:b w:val="0"/>
+            <w:tcW w:w="4968" w:type="dxa"/>
+          </w:tcPr>
+          <w:p>
+            <w:pPr>
+              <w:spacing w:before="60" w:after="80"/>
+            </w:pPr>
+            <w:r>
+              <w:rPr>
                 <w:sz w:val="18"/>
               </w:rPr>
               <w:t>Torre; texto hasta 64. MQTT/rutas acotan letras, dígitos, _ y -.</w:t>
@@ -2034,16 +2074,14 @@
         </w:trPr>
         <w:tc>
           <w:tcPr>
-            <w:tcW w:type="dxa" w:w="2952"/>
-          </w:tcPr>
-          <w:p>
-            <w:pPr>
-              <w:spacing w:after="80" w:before="60"/>
-            </w:pPr>
-            <w:r>
-              <w:rPr>
-                <w:rFonts w:ascii="Arial" w:hAnsi="Arial"/>
-                <w:b w:val="0"/>
+            <w:tcW w:w="2952" w:type="dxa"/>
+          </w:tcPr>
+          <w:p>
+            <w:pPr>
+              <w:spacing w:before="60" w:after="80"/>
+            </w:pPr>
+            <w:r>
+              <w:rPr>
                 <w:sz w:val="18"/>
               </w:rPr>
               <w:t>sequence / bigint</w:t>
@@ -2052,16 +2090,14 @@
         </w:tc>
         <w:tc>
           <w:tcPr>
-            <w:tcW w:type="dxa" w:w="1584"/>
-          </w:tcPr>
-          <w:p>
-            <w:pPr>
-              <w:spacing w:after="80" w:before="60"/>
-            </w:pPr>
-            <w:r>
-              <w:rPr>
-                <w:rFonts w:ascii="Arial" w:hAnsi="Arial"/>
-                <w:b w:val="0"/>
+            <w:tcW w:w="1584" w:type="dxa"/>
+          </w:tcPr>
+          <w:p>
+            <w:pPr>
+              <w:spacing w:before="60" w:after="80"/>
+            </w:pPr>
+            <w:r>
+              <w:rPr>
                 <w:sz w:val="18"/>
               </w:rPr>
               <w:t>No / —</w:t>
@@ -2070,16 +2106,14 @@
         </w:tc>
         <w:tc>
           <w:tcPr>
-            <w:tcW w:type="dxa" w:w="4968"/>
-          </w:tcPr>
-          <w:p>
-            <w:pPr>
-              <w:spacing w:after="80" w:before="60"/>
-            </w:pPr>
-            <w:r>
-              <w:rPr>
-                <w:rFonts w:ascii="Arial" w:hAnsi="Arial"/>
-                <w:b w:val="0"/>
+            <w:tcW w:w="4968" w:type="dxa"/>
+          </w:tcPr>
+          <w:p>
+            <w:pPr>
+              <w:spacing w:before="60" w:after="80"/>
+            </w:pPr>
+            <w:r>
+              <w:rPr>
                 <w:sz w:val="18"/>
               </w:rPr>
               <w:t>Entero positivo hasta 9223372036854775807. Único junto a device_id.</w:t>
@@ -2093,16 +2127,14 @@
         </w:trPr>
         <w:tc>
           <w:tcPr>
-            <w:tcW w:type="dxa" w:w="2952"/>
-          </w:tcPr>
-          <w:p>
-            <w:pPr>
-              <w:spacing w:after="80" w:before="60"/>
-            </w:pPr>
-            <w:r>
-              <w:rPr>
-                <w:rFonts w:ascii="Arial" w:hAnsi="Arial"/>
-                <w:b w:val="0"/>
+            <w:tcW w:w="2952" w:type="dxa"/>
+          </w:tcPr>
+          <w:p>
+            <w:pPr>
+              <w:spacing w:before="60" w:after="80"/>
+            </w:pPr>
+            <w:r>
+              <w:rPr>
                 <w:sz w:val="18"/>
               </w:rPr>
               <w:t>message_version / smallint</w:t>
@@ -2111,16 +2143,14 @@
         </w:tc>
         <w:tc>
           <w:tcPr>
-            <w:tcW w:type="dxa" w:w="1584"/>
-          </w:tcPr>
-          <w:p>
-            <w:pPr>
-              <w:spacing w:after="80" w:before="60"/>
-            </w:pPr>
-            <w:r>
-              <w:rPr>
-                <w:rFonts w:ascii="Arial" w:hAnsi="Arial"/>
-                <w:b w:val="0"/>
+            <w:tcW w:w="1584" w:type="dxa"/>
+          </w:tcPr>
+          <w:p>
+            <w:pPr>
+              <w:spacing w:before="60" w:after="80"/>
+            </w:pPr>
+            <w:r>
+              <w:rPr>
                 <w:sz w:val="18"/>
               </w:rPr>
               <w:t>Sí / —</w:t>
@@ -2129,16 +2159,14 @@
         </w:tc>
         <w:tc>
           <w:tcPr>
-            <w:tcW w:type="dxa" w:w="4968"/>
-          </w:tcPr>
-          <w:p>
-            <w:pPr>
-              <w:spacing w:after="80" w:before="60"/>
-            </w:pPr>
-            <w:r>
-              <w:rPr>
-                <w:rFonts w:ascii="Arial" w:hAnsi="Arial"/>
-                <w:b w:val="0"/>
+            <w:tcW w:w="4968" w:type="dxa"/>
+          </w:tcPr>
+          <w:p>
+            <w:pPr>
+              <w:spacing w:before="60" w:after="80"/>
+            </w:pPr>
+            <w:r>
+              <w:rPr>
                 <w:sz w:val="18"/>
               </w:rPr>
               <w:t>Enviar entero 3 para v3. Nullable por compatibilidad.</w:t>
@@ -2152,16 +2180,14 @@
         </w:trPr>
         <w:tc>
           <w:tcPr>
-            <w:tcW w:type="dxa" w:w="2952"/>
-          </w:tcPr>
-          <w:p>
-            <w:pPr>
-              <w:spacing w:after="80" w:before="60"/>
-            </w:pPr>
-            <w:r>
-              <w:rPr>
-                <w:rFonts w:ascii="Arial" w:hAnsi="Arial"/>
-                <w:b w:val="0"/>
+            <w:tcW w:w="2952" w:type="dxa"/>
+          </w:tcPr>
+          <w:p>
+            <w:pPr>
+              <w:spacing w:before="60" w:after="80"/>
+            </w:pPr>
+            <w:r>
+              <w:rPr>
                 <w:sz w:val="18"/>
               </w:rPr>
               <w:t>sample_number / bigint</w:t>
@@ -2170,16 +2196,14 @@
         </w:tc>
         <w:tc>
           <w:tcPr>
-            <w:tcW w:type="dxa" w:w="1584"/>
-          </w:tcPr>
-          <w:p>
-            <w:pPr>
-              <w:spacing w:after="80" w:before="60"/>
-            </w:pPr>
-            <w:r>
-              <w:rPr>
-                <w:rFonts w:ascii="Arial" w:hAnsi="Arial"/>
-                <w:b w:val="0"/>
+            <w:tcW w:w="1584" w:type="dxa"/>
+          </w:tcPr>
+          <w:p>
+            <w:pPr>
+              <w:spacing w:before="60" w:after="80"/>
+            </w:pPr>
+            <w:r>
+              <w:rPr>
                 <w:sz w:val="18"/>
               </w:rPr>
               <w:t>Sí / —</w:t>
@@ -2188,16 +2212,14 @@
         </w:tc>
         <w:tc>
           <w:tcPr>
-            <w:tcW w:type="dxa" w:w="4968"/>
-          </w:tcPr>
-          <w:p>
-            <w:pPr>
-              <w:spacing w:after="80" w:before="60"/>
-            </w:pPr>
-            <w:r>
-              <w:rPr>
-                <w:rFonts w:ascii="Arial" w:hAnsi="Arial"/>
-                <w:b w:val="0"/>
+            <w:tcW w:w="4968" w:type="dxa"/>
+          </w:tcPr>
+          <w:p>
+            <w:pPr>
+              <w:spacing w:before="60" w:after="80"/>
+            </w:pPr>
+            <w:r>
+              <w:rPr>
                 <w:sz w:val="18"/>
               </w:rPr>
               <w:t>Contador opcional positivo heredado; no reemplaza sequence.</w:t>
@@ -2211,16 +2233,14 @@
         </w:trPr>
         <w:tc>
           <w:tcPr>
-            <w:tcW w:type="dxa" w:w="2952"/>
-          </w:tcPr>
-          <w:p>
-            <w:pPr>
-              <w:spacing w:after="80" w:before="60"/>
-            </w:pPr>
-            <w:r>
-              <w:rPr>
-                <w:rFonts w:ascii="Arial" w:hAnsi="Arial"/>
-                <w:b w:val="0"/>
+            <w:tcW w:w="2952" w:type="dxa"/>
+          </w:tcPr>
+          <w:p>
+            <w:pPr>
+              <w:spacing w:before="60" w:after="80"/>
+            </w:pPr>
+            <w:r>
+              <w:rPr>
                 <w:sz w:val="18"/>
               </w:rPr>
               <w:t>reason / json</w:t>
@@ -2229,16 +2249,14 @@
         </w:tc>
         <w:tc>
           <w:tcPr>
-            <w:tcW w:type="dxa" w:w="1584"/>
-          </w:tcPr>
-          <w:p>
-            <w:pPr>
-              <w:spacing w:after="80" w:before="60"/>
-            </w:pPr>
-            <w:r>
-              <w:rPr>
-                <w:rFonts w:ascii="Arial" w:hAnsi="Arial"/>
-                <w:b w:val="0"/>
+            <w:tcW w:w="1584" w:type="dxa"/>
+          </w:tcPr>
+          <w:p>
+            <w:pPr>
+              <w:spacing w:before="60" w:after="80"/>
+            </w:pPr>
+            <w:r>
+              <w:rPr>
                 <w:sz w:val="18"/>
               </w:rPr>
               <w:t>Sí / —</w:t>
@@ -2247,16 +2265,14 @@
         </w:tc>
         <w:tc>
           <w:tcPr>
-            <w:tcW w:type="dxa" w:w="4968"/>
-          </w:tcPr>
-          <w:p>
-            <w:pPr>
-              <w:spacing w:after="80" w:before="60"/>
-            </w:pPr>
-            <w:r>
-              <w:rPr>
-                <w:rFonts w:ascii="Arial" w:hAnsi="Arial"/>
-                <w:b w:val="0"/>
+            <w:tcW w:w="4968" w:type="dxa"/>
+          </w:tcPr>
+          <w:p>
+            <w:pPr>
+              <w:spacing w:before="60" w:after="80"/>
+            </w:pPr>
+            <w:r>
+              <w:rPr>
                 <w:sz w:val="18"/>
               </w:rPr>
               <w:t>Lista opcional, máximo 10 textos de64; motivo periódico, cambio o request:UUID.</w:t>
@@ -2270,16 +2286,14 @@
         </w:trPr>
         <w:tc>
           <w:tcPr>
-            <w:tcW w:type="dxa" w:w="2952"/>
-          </w:tcPr>
-          <w:p>
-            <w:pPr>
-              <w:spacing w:after="80" w:before="60"/>
-            </w:pPr>
-            <w:r>
-              <w:rPr>
-                <w:rFonts w:ascii="Arial" w:hAnsi="Arial"/>
-                <w:b w:val="0"/>
+            <w:tcW w:w="2952" w:type="dxa"/>
+          </w:tcPr>
+          <w:p>
+            <w:pPr>
+              <w:spacing w:before="60" w:after="80"/>
+            </w:pPr>
+            <w:r>
+              <w:rPr>
                 <w:sz w:val="18"/>
               </w:rPr>
               <w:t>temperature_c / decimal(5,2)</w:t>
@@ -2288,16 +2302,14 @@
         </w:tc>
         <w:tc>
           <w:tcPr>
-            <w:tcW w:type="dxa" w:w="1584"/>
-          </w:tcPr>
-          <w:p>
-            <w:pPr>
-              <w:spacing w:after="80" w:before="60"/>
-            </w:pPr>
-            <w:r>
-              <w:rPr>
-                <w:rFonts w:ascii="Arial" w:hAnsi="Arial"/>
-                <w:b w:val="0"/>
+            <w:tcW w:w="1584" w:type="dxa"/>
+          </w:tcPr>
+          <w:p>
+            <w:pPr>
+              <w:spacing w:before="60" w:after="80"/>
+            </w:pPr>
+            <w:r>
+              <w:rPr>
                 <w:sz w:val="18"/>
               </w:rPr>
               <w:t>Sí / °C</w:t>
@@ -2306,16 +2318,14 @@
         </w:tc>
         <w:tc>
           <w:tcPr>
-            <w:tcW w:type="dxa" w:w="4968"/>
-          </w:tcPr>
-          <w:p>
-            <w:pPr>
-              <w:spacing w:after="80" w:before="60"/>
-            </w:pPr>
-            <w:r>
-              <w:rPr>
-                <w:rFonts w:ascii="Arial" w:hAnsi="Arial"/>
-                <w:b w:val="0"/>
+            <w:tcW w:w="4968" w:type="dxa"/>
+          </w:tcPr>
+          <w:p>
+            <w:pPr>
+              <w:spacing w:before="60" w:after="80"/>
+            </w:pPr>
+            <w:r>
+              <w:rPr>
                 <w:sz w:val="18"/>
               </w:rPr>
               <w:t>0–50; DS18B20. Null si inválido o ausente.</w:t>
@@ -2329,16 +2339,14 @@
         </w:trPr>
         <w:tc>
           <w:tcPr>
-            <w:tcW w:type="dxa" w:w="2952"/>
-          </w:tcPr>
-          <w:p>
-            <w:pPr>
-              <w:spacing w:after="80" w:before="60"/>
-            </w:pPr>
-            <w:r>
-              <w:rPr>
-                <w:rFonts w:ascii="Arial" w:hAnsi="Arial"/>
-                <w:b w:val="0"/>
+            <w:tcW w:w="2952" w:type="dxa"/>
+          </w:tcPr>
+          <w:p>
+            <w:pPr>
+              <w:spacing w:before="60" w:after="80"/>
+            </w:pPr>
+            <w:r>
+              <w:rPr>
                 <w:sz w:val="18"/>
               </w:rPr>
               <w:t>light_lux / decimal(10,2)</w:t>
@@ -2347,16 +2355,14 @@
         </w:tc>
         <w:tc>
           <w:tcPr>
-            <w:tcW w:type="dxa" w:w="1584"/>
-          </w:tcPr>
-          <w:p>
-            <w:pPr>
-              <w:spacing w:after="80" w:before="60"/>
-            </w:pPr>
-            <w:r>
-              <w:rPr>
-                <w:rFonts w:ascii="Arial" w:hAnsi="Arial"/>
-                <w:b w:val="0"/>
+            <w:tcW w:w="1584" w:type="dxa"/>
+          </w:tcPr>
+          <w:p>
+            <w:pPr>
+              <w:spacing w:before="60" w:after="80"/>
+            </w:pPr>
+            <w:r>
+              <w:rPr>
                 <w:sz w:val="18"/>
               </w:rPr>
               <w:t>Sí / lux</w:t>
@@ -2365,16 +2371,14 @@
         </w:tc>
         <w:tc>
           <w:tcPr>
-            <w:tcW w:type="dxa" w:w="4968"/>
-          </w:tcPr>
-          <w:p>
-            <w:pPr>
-              <w:spacing w:after="80" w:before="60"/>
-            </w:pPr>
-            <w:r>
-              <w:rPr>
-                <w:rFonts w:ascii="Arial" w:hAnsi="Arial"/>
-                <w:b w:val="0"/>
+            <w:tcW w:w="4968" w:type="dxa"/>
+          </w:tcPr>
+          <w:p>
+            <w:pPr>
+              <w:spacing w:before="60" w:after="80"/>
+            </w:pPr>
+            <w:r>
+              <w:rPr>
                 <w:sz w:val="18"/>
               </w:rPr>
               <w:t>0–100000; BH1750. No porcentaje ni PAR.</w:t>
@@ -2388,16 +2392,14 @@
         </w:trPr>
         <w:tc>
           <w:tcPr>
-            <w:tcW w:type="dxa" w:w="2952"/>
-          </w:tcPr>
-          <w:p>
-            <w:pPr>
-              <w:spacing w:after="80" w:before="60"/>
-            </w:pPr>
-            <w:r>
-              <w:rPr>
-                <w:rFonts w:ascii="Arial" w:hAnsi="Arial"/>
-                <w:b w:val="0"/>
+            <w:tcW w:w="2952" w:type="dxa"/>
+          </w:tcPr>
+          <w:p>
+            <w:pPr>
+              <w:spacing w:before="60" w:after="80"/>
+            </w:pPr>
+            <w:r>
+              <w:rPr>
                 <w:sz w:val="18"/>
               </w:rPr>
               <w:t>water_present / boolean</w:t>
@@ -2406,16 +2408,14 @@
         </w:tc>
         <w:tc>
           <w:tcPr>
-            <w:tcW w:type="dxa" w:w="1584"/>
-          </w:tcPr>
-          <w:p>
-            <w:pPr>
-              <w:spacing w:after="80" w:before="60"/>
-            </w:pPr>
-            <w:r>
-              <w:rPr>
-                <w:rFonts w:ascii="Arial" w:hAnsi="Arial"/>
-                <w:b w:val="0"/>
+            <w:tcW w:w="1584" w:type="dxa"/>
+          </w:tcPr>
+          <w:p>
+            <w:pPr>
+              <w:spacing w:before="60" w:after="80"/>
+            </w:pPr>
+            <w:r>
+              <w:rPr>
                 <w:sz w:val="18"/>
               </w:rPr>
               <w:t>Sí / —</w:t>
@@ -2424,16 +2424,14 @@
         </w:tc>
         <w:tc>
           <w:tcPr>
-            <w:tcW w:type="dxa" w:w="4968"/>
-          </w:tcPr>
-          <w:p>
-            <w:pPr>
-              <w:spacing w:after="80" w:before="60"/>
-            </w:pPr>
-            <w:r>
-              <w:rPr>
-                <w:rFonts w:ascii="Arial" w:hAnsi="Arial"/>
-                <w:b w:val="0"/>
+            <w:tcW w:w="4968" w:type="dxa"/>
+          </w:tcPr>
+          <w:p>
+            <w:pPr>
+              <w:spacing w:before="60" w:after="80"/>
+            </w:pPr>
+            <w:r>
+              <w:rPr>
                 <w:sz w:val="18"/>
               </w:rPr>
               <w:t>true/false del flotador. false es lectura válida; null requiere origen inválido/ausente.</w:t>
@@ -2447,16 +2445,14 @@
         </w:trPr>
         <w:tc>
           <w:tcPr>
-            <w:tcW w:type="dxa" w:w="2952"/>
-          </w:tcPr>
-          <w:p>
-            <w:pPr>
-              <w:spacing w:after="80" w:before="60"/>
-            </w:pPr>
-            <w:r>
-              <w:rPr>
-                <w:rFonts w:ascii="Arial" w:hAnsi="Arial"/>
-                <w:b w:val="0"/>
+            <w:tcW w:w="2952" w:type="dxa"/>
+          </w:tcPr>
+          <w:p>
+            <w:pPr>
+              <w:spacing w:before="60" w:after="80"/>
+            </w:pPr>
+            <w:r>
+              <w:rPr>
                 <w:sz w:val="18"/>
               </w:rPr>
               <w:t>ph / decimal(4,2)</w:t>
@@ -2465,16 +2461,14 @@
         </w:tc>
         <w:tc>
           <w:tcPr>
-            <w:tcW w:type="dxa" w:w="1584"/>
-          </w:tcPr>
-          <w:p>
-            <w:pPr>
-              <w:spacing w:after="80" w:before="60"/>
-            </w:pPr>
-            <w:r>
-              <w:rPr>
-                <w:rFonts w:ascii="Arial" w:hAnsi="Arial"/>
-                <w:b w:val="0"/>
+            <w:tcW w:w="1584" w:type="dxa"/>
+          </w:tcPr>
+          <w:p>
+            <w:pPr>
+              <w:spacing w:before="60" w:after="80"/>
+            </w:pPr>
+            <w:r>
+              <w:rPr>
                 <w:sz w:val="18"/>
               </w:rPr>
               <w:t>Sí / sin unidad</w:t>
@@ -2483,16 +2477,14 @@
         </w:tc>
         <w:tc>
           <w:tcPr>
-            <w:tcW w:type="dxa" w:w="4968"/>
-          </w:tcPr>
-          <w:p>
-            <w:pPr>
-              <w:spacing w:after="80" w:before="60"/>
-            </w:pPr>
-            <w:r>
-              <w:rPr>
-                <w:rFonts w:ascii="Arial" w:hAnsi="Arial"/>
-                <w:b w:val="0"/>
+            <w:tcW w:w="4968" w:type="dxa"/>
+          </w:tcPr>
+          <w:p>
+            <w:pPr>
+              <w:spacing w:before="60" w:after="80"/>
+            </w:pPr>
+            <w:r>
+              <w:rPr>
                 <w:sz w:val="18"/>
               </w:rPr>
               <w:t>0–14. Conversión histórica, sin nueva calibración.</w:t>
@@ -2506,16 +2498,14 @@
         </w:trPr>
         <w:tc>
           <w:tcPr>
-            <w:tcW w:type="dxa" w:w="2952"/>
-          </w:tcPr>
-          <w:p>
-            <w:pPr>
-              <w:spacing w:after="80" w:before="60"/>
-            </w:pPr>
-            <w:r>
-              <w:rPr>
-                <w:rFonts w:ascii="Arial" w:hAnsi="Arial"/>
-                <w:b w:val="0"/>
+            <w:tcW w:w="2952" w:type="dxa"/>
+          </w:tcPr>
+          <w:p>
+            <w:pPr>
+              <w:spacing w:before="60" w:after="80"/>
+            </w:pPr>
+            <w:r>
+              <w:rPr>
                 <w:sz w:val="18"/>
               </w:rPr>
               <w:t>tds_ppm / decimal(8,2)</w:t>
@@ -2524,16 +2514,14 @@
         </w:tc>
         <w:tc>
           <w:tcPr>
-            <w:tcW w:type="dxa" w:w="1584"/>
-          </w:tcPr>
-          <w:p>
-            <w:pPr>
-              <w:spacing w:after="80" w:before="60"/>
-            </w:pPr>
-            <w:r>
-              <w:rPr>
-                <w:rFonts w:ascii="Arial" w:hAnsi="Arial"/>
-                <w:b w:val="0"/>
+            <w:tcW w:w="1584" w:type="dxa"/>
+          </w:tcPr>
+          <w:p>
+            <w:pPr>
+              <w:spacing w:before="60" w:after="80"/>
+            </w:pPr>
+            <w:r>
+              <w:rPr>
                 <w:sz w:val="18"/>
               </w:rPr>
               <w:t>Sí / ppm</w:t>
@@ -2542,16 +2530,14 @@
         </w:tc>
         <w:tc>
           <w:tcPr>
-            <w:tcW w:type="dxa" w:w="4968"/>
-          </w:tcPr>
-          <w:p>
-            <w:pPr>
-              <w:spacing w:after="80" w:before="60"/>
-            </w:pPr>
-            <w:r>
-              <w:rPr>
-                <w:rFonts w:ascii="Arial" w:hAnsi="Arial"/>
-                <w:b w:val="0"/>
+            <w:tcW w:w="4968" w:type="dxa"/>
+          </w:tcPr>
+          <w:p>
+            <w:pPr>
+              <w:spacing w:before="60" w:after="80"/>
+            </w:pPr>
+            <w:r>
+              <w:rPr>
                 <w:sz w:val="18"/>
               </w:rPr>
               <w:t>0–1000; TDS A1 real. No equivale a EC.</w:t>
@@ -2565,16 +2551,14 @@
         </w:trPr>
         <w:tc>
           <w:tcPr>
-            <w:tcW w:type="dxa" w:w="2952"/>
-          </w:tcPr>
-          <w:p>
-            <w:pPr>
-              <w:spacing w:after="80" w:before="60"/>
-            </w:pPr>
-            <w:r>
-              <w:rPr>
-                <w:rFonts w:ascii="Arial" w:hAnsi="Arial"/>
-                <w:b w:val="0"/>
+            <w:tcW w:w="2952" w:type="dxa"/>
+          </w:tcPr>
+          <w:p>
+            <w:pPr>
+              <w:spacing w:before="60" w:after="80"/>
+            </w:pPr>
+            <w:r>
+              <w:rPr>
                 <w:sz w:val="18"/>
               </w:rPr>
               <w:t>ec_us_cm / decimal(10,2)</w:t>
@@ -2583,16 +2567,14 @@
         </w:tc>
         <w:tc>
           <w:tcPr>
-            <w:tcW w:type="dxa" w:w="1584"/>
-          </w:tcPr>
-          <w:p>
-            <w:pPr>
-              <w:spacing w:after="80" w:before="60"/>
-            </w:pPr>
-            <w:r>
-              <w:rPr>
-                <w:rFonts w:ascii="Arial" w:hAnsi="Arial"/>
-                <w:b w:val="0"/>
+            <w:tcW w:w="1584" w:type="dxa"/>
+          </w:tcPr>
+          <w:p>
+            <w:pPr>
+              <w:spacing w:before="60" w:after="80"/>
+            </w:pPr>
+            <w:r>
+              <w:rPr>
                 <w:sz w:val="18"/>
               </w:rPr>
               <w:t>Sí / µS/cm</w:t>
@@ -2601,16 +2583,14 @@
         </w:tc>
         <w:tc>
           <w:tcPr>
-            <w:tcW w:type="dxa" w:w="4968"/>
-          </w:tcPr>
-          <w:p>
-            <w:pPr>
-              <w:spacing w:after="80" w:before="60"/>
-            </w:pPr>
-            <w:r>
-              <w:rPr>
-                <w:rFonts w:ascii="Arial" w:hAnsi="Arial"/>
-                <w:b w:val="0"/>
+            <w:tcW w:w="4968" w:type="dxa"/>
+          </w:tcPr>
+          <w:p>
+            <w:pPr>
+              <w:spacing w:before="60" w:after="80"/>
+            </w:pPr>
+            <w:r>
+              <w:rPr>
                 <w:sz w:val="18"/>
               </w:rPr>
               <w:t>0–100000 permitido. Actualmente null/unavailable.</w:t>
@@ -2648,8 +2628,6 @@
       <w:r>
         <w:rPr>
           <w:rFonts w:ascii="Arial" w:hAnsi="Arial"/>
-          <w:b/>
-          <w:color w:val="000000"/>
           <w:sz w:val="29"/>
         </w:rPr>
         <w:t>6. Fechas y operaciones del backend</w:t>
@@ -2657,21 +2635,22 @@
     </w:p>
     <w:tbl>
       <w:tblPr>
-        <w:tblW w:type="auto" w:w="0"/>
+        <w:tblW w:w="0" w:type="auto"/>
+        <w:tblBorders>
+          <w:top w:val="single" w:sz="4" w:space="0" w:color="87998B"/>
+          <w:left w:val="single" w:sz="4" w:space="0" w:color="87998B"/>
+          <w:bottom w:val="single" w:sz="4" w:space="0" w:color="87998B"/>
+          <w:right w:val="single" w:sz="4" w:space="0" w:color="87998B"/>
+          <w:insideH w:val="single" w:sz="4" w:space="0" w:color="87998B"/>
+          <w:insideV w:val="single" w:sz="4" w:space="0" w:color="87998B"/>
+        </w:tblBorders>
         <w:tblLayout w:type="fixed"/>
-        <w:tblLook w:firstColumn="1" w:firstRow="1" w:lastColumn="0" w:lastRow="0" w:noHBand="0" w:noVBand="1" w:val="04A0"/>
-        <w:tblBorders>
-          <w:top w:val="single" w:sz="4" w:color="87998B"/>
-          <w:left w:val="single" w:sz="4" w:color="87998B"/>
-          <w:bottom w:val="single" w:sz="4" w:color="87998B"/>
-          <w:right w:val="single" w:sz="4" w:color="87998B"/>
-          <w:insideH w:val="single" w:sz="4" w:color="87998B"/>
-          <w:insideV w:val="single" w:sz="4" w:color="87998B"/>
-        </w:tblBorders>
+        <w:tblLook w:val="04A0" w:firstRow="1" w:lastRow="0" w:firstColumn="1" w:lastColumn="0" w:noHBand="0" w:noVBand="1"/>
       </w:tblPr>
       <w:tblGrid>
         <w:gridCol w:w="2952"/>
-        <w:gridCol w:w="1584"/>
+        <w:gridCol w:w="72"/>
+        <w:gridCol w:w="1512"/>
         <w:gridCol w:w="4968"/>
       </w:tblGrid>
       <w:tr>
@@ -2681,16 +2660,15 @@
         </w:trPr>
         <w:tc>
           <w:tcPr>
-            <w:tcW w:type="dxa" w:w="2952"/>
-            <w:shd w:fill="DDEAD9"/>
-          </w:tcPr>
-          <w:p>
-            <w:pPr>
-              <w:spacing w:after="80" w:before="60"/>
-            </w:pPr>
-            <w:r>
-              <w:rPr>
-                <w:rFonts w:ascii="Arial" w:hAnsi="Arial"/>
+            <w:tcW w:w="2952" w:type="dxa"/>
+            <w:shd w:val="clear" w:color="auto" w:fill="DDEAD9"/>
+          </w:tcPr>
+          <w:p>
+            <w:pPr>
+              <w:spacing w:before="60" w:after="80"/>
+            </w:pPr>
+            <w:r>
+              <w:rPr>
                 <w:b/>
                 <w:sz w:val="18"/>
               </w:rPr>
@@ -2700,16 +2678,16 @@
         </w:tc>
         <w:tc>
           <w:tcPr>
-            <w:tcW w:type="dxa" w:w="1584"/>
-            <w:shd w:fill="DDEAD9"/>
-          </w:tcPr>
-          <w:p>
-            <w:pPr>
-              <w:spacing w:after="80" w:before="60"/>
-            </w:pPr>
-            <w:r>
-              <w:rPr>
-                <w:rFonts w:ascii="Arial" w:hAnsi="Arial"/>
+            <w:tcW w:w="1584" w:type="dxa"/>
+            <w:gridSpan w:val="2"/>
+            <w:shd w:val="clear" w:color="auto" w:fill="DDEAD9"/>
+          </w:tcPr>
+          <w:p>
+            <w:pPr>
+              <w:spacing w:before="60" w:after="80"/>
+            </w:pPr>
+            <w:r>
+              <w:rPr>
                 <w:b/>
                 <w:sz w:val="18"/>
               </w:rPr>
@@ -2719,16 +2697,15 @@
         </w:tc>
         <w:tc>
           <w:tcPr>
-            <w:tcW w:type="dxa" w:w="4968"/>
-            <w:shd w:fill="DDEAD9"/>
-          </w:tcPr>
-          <w:p>
-            <w:pPr>
-              <w:spacing w:after="80" w:before="60"/>
-            </w:pPr>
-            <w:r>
-              <w:rPr>
-                <w:rFonts w:ascii="Arial" w:hAnsi="Arial"/>
+            <w:tcW w:w="4968" w:type="dxa"/>
+            <w:shd w:val="clear" w:color="auto" w:fill="DDEAD9"/>
+          </w:tcPr>
+          <w:p>
+            <w:pPr>
+              <w:spacing w:before="60" w:after="80"/>
+            </w:pPr>
+            <w:r>
+              <w:rPr>
                 <w:b/>
                 <w:sz w:val="18"/>
               </w:rPr>
@@ -2743,16 +2720,14 @@
         </w:trPr>
         <w:tc>
           <w:tcPr>
-            <w:tcW w:type="dxa" w:w="2952"/>
-          </w:tcPr>
-          <w:p>
-            <w:pPr>
-              <w:spacing w:after="80" w:before="60"/>
-            </w:pPr>
-            <w:r>
-              <w:rPr>
-                <w:rFonts w:ascii="Arial" w:hAnsi="Arial"/>
-                <w:b w:val="0"/>
+            <w:tcW w:w="2952" w:type="dxa"/>
+          </w:tcPr>
+          <w:p>
+            <w:pPr>
+              <w:spacing w:before="60" w:after="80"/>
+            </w:pPr>
+            <w:r>
+              <w:rPr>
                 <w:sz w:val="18"/>
               </w:rPr>
               <w:t>sources / json</w:t>
@@ -2761,16 +2736,15 @@
         </w:tc>
         <w:tc>
           <w:tcPr>
-            <w:tcW w:type="dxa" w:w="1584"/>
-          </w:tcPr>
-          <w:p>
-            <w:pPr>
-              <w:spacing w:after="80" w:before="60"/>
-            </w:pPr>
-            <w:r>
-              <w:rPr>
-                <w:rFonts w:ascii="Arial" w:hAnsi="Arial"/>
-                <w:b w:val="0"/>
+            <w:tcW w:w="1584" w:type="dxa"/>
+            <w:gridSpan w:val="2"/>
+          </w:tcPr>
+          <w:p>
+            <w:pPr>
+              <w:spacing w:before="60" w:after="80"/>
+            </w:pPr>
+            <w:r>
+              <w:rPr>
                 <w:sz w:val="18"/>
               </w:rPr>
               <w:t>Sí en BD</w:t>
@@ -2779,16 +2753,14 @@
         </w:tc>
         <w:tc>
           <w:tcPr>
-            <w:tcW w:type="dxa" w:w="4968"/>
-          </w:tcPr>
-          <w:p>
-            <w:pPr>
-              <w:spacing w:after="80" w:before="60"/>
-            </w:pPr>
-            <w:r>
-              <w:rPr>
-                <w:rFonts w:ascii="Arial" w:hAnsi="Arial"/>
-                <w:b w:val="0"/>
+            <w:tcW w:w="4968" w:type="dxa"/>
+          </w:tcPr>
+          <w:p>
+            <w:pPr>
+              <w:spacing w:before="60" w:after="80"/>
+            </w:pPr>
+            <w:r>
+              <w:rPr>
                 <w:sz w:val="18"/>
               </w:rPr>
               <w:t>v3 exige seis claves: real, simulated, unavailable o invalid.</w:t>
@@ -2802,16 +2774,14 @@
         </w:trPr>
         <w:tc>
           <w:tcPr>
-            <w:tcW w:type="dxa" w:w="2952"/>
-          </w:tcPr>
-          <w:p>
-            <w:pPr>
-              <w:spacing w:after="80" w:before="60"/>
-            </w:pPr>
-            <w:r>
-              <w:rPr>
-                <w:rFonts w:ascii="Arial" w:hAnsi="Arial"/>
-                <w:b w:val="0"/>
+            <w:tcW w:w="2952" w:type="dxa"/>
+          </w:tcPr>
+          <w:p>
+            <w:pPr>
+              <w:spacing w:before="60" w:after="80"/>
+            </w:pPr>
+            <w:r>
+              <w:rPr>
                 <w:sz w:val="18"/>
               </w:rPr>
               <w:t>captured_at / timestampTz</w:t>
@@ -2820,16 +2790,15 @@
         </w:tc>
         <w:tc>
           <w:tcPr>
-            <w:tcW w:type="dxa" w:w="1584"/>
-          </w:tcPr>
-          <w:p>
-            <w:pPr>
-              <w:spacing w:after="80" w:before="60"/>
-            </w:pPr>
-            <w:r>
-              <w:rPr>
-                <w:rFonts w:ascii="Arial" w:hAnsi="Arial"/>
-                <w:b w:val="0"/>
+            <w:tcW w:w="1584" w:type="dxa"/>
+            <w:gridSpan w:val="2"/>
+          </w:tcPr>
+          <w:p>
+            <w:pPr>
+              <w:spacing w:before="60" w:after="80"/>
+            </w:pPr>
+            <w:r>
+              <w:rPr>
                 <w:sz w:val="18"/>
               </w:rPr>
               <w:t>Sí</w:t>
@@ -2838,16 +2807,14 @@
         </w:tc>
         <w:tc>
           <w:tcPr>
-            <w:tcW w:type="dxa" w:w="4968"/>
-          </w:tcPr>
-          <w:p>
-            <w:pPr>
-              <w:spacing w:after="80" w:before="60"/>
-            </w:pPr>
-            <w:r>
-              <w:rPr>
-                <w:rFonts w:ascii="Arial" w:hAnsi="Arial"/>
-                <w:b w:val="0"/>
+            <w:tcW w:w="4968" w:type="dxa"/>
+          </w:tcPr>
+          <w:p>
+            <w:pPr>
+              <w:spacing w:before="60" w:after="80"/>
+            </w:pPr>
+            <w:r>
+              <w:rPr>
                 <w:sz w:val="18"/>
               </w:rPr>
               <w:t>Adquisición UTC opcional; YYYY-MM-DDTHH:mm:ssZ, hasta 1min en futuro.</w:t>
@@ -2861,16 +2828,14 @@
         </w:trPr>
         <w:tc>
           <w:tcPr>
-            <w:tcW w:type="dxa" w:w="2952"/>
-          </w:tcPr>
-          <w:p>
-            <w:pPr>
-              <w:spacing w:after="80" w:before="60"/>
-            </w:pPr>
-            <w:r>
-              <w:rPr>
-                <w:rFonts w:ascii="Arial" w:hAnsi="Arial"/>
-                <w:b w:val="0"/>
+            <w:tcW w:w="2952" w:type="dxa"/>
+          </w:tcPr>
+          <w:p>
+            <w:pPr>
+              <w:spacing w:before="60" w:after="80"/>
+            </w:pPr>
+            <w:r>
+              <w:rPr>
                 <w:sz w:val="18"/>
               </w:rPr>
               <w:t>created_at / timestamp</w:t>
@@ -2879,16 +2844,15 @@
         </w:tc>
         <w:tc>
           <w:tcPr>
-            <w:tcW w:type="dxa" w:w="1584"/>
-          </w:tcPr>
-          <w:p>
-            <w:pPr>
-              <w:spacing w:after="80" w:before="60"/>
-            </w:pPr>
-            <w:r>
-              <w:rPr>
-                <w:rFonts w:ascii="Arial" w:hAnsi="Arial"/>
-                <w:b w:val="0"/>
+            <w:tcW w:w="1584" w:type="dxa"/>
+            <w:gridSpan w:val="2"/>
+          </w:tcPr>
+          <w:p>
+            <w:pPr>
+              <w:spacing w:before="60" w:after="80"/>
+            </w:pPr>
+            <w:r>
+              <w:rPr>
                 <w:sz w:val="18"/>
               </w:rPr>
               <w:t>Sí en esquema</w:t>
@@ -2897,16 +2861,14 @@
         </w:tc>
         <w:tc>
           <w:tcPr>
-            <w:tcW w:type="dxa" w:w="4968"/>
-          </w:tcPr>
-          <w:p>
-            <w:pPr>
-              <w:spacing w:after="80" w:before="60"/>
-            </w:pPr>
-            <w:r>
-              <w:rPr>
-                <w:rFonts w:ascii="Arial" w:hAnsi="Arial"/>
-                <w:b w:val="0"/>
+            <w:tcW w:w="4968" w:type="dxa"/>
+          </w:tcPr>
+          <w:p>
+            <w:pPr>
+              <w:spacing w:before="60" w:after="80"/>
+            </w:pPr>
+            <w:r>
+              <w:rPr>
                 <w:sz w:val="18"/>
               </w:rPr>
               <w:t>Recepción asignada por Laravel. No confundir con adquisición.</w:t>
@@ -2920,16 +2882,14 @@
         </w:trPr>
         <w:tc>
           <w:tcPr>
-            <w:tcW w:type="dxa" w:w="2952"/>
-          </w:tcPr>
-          <w:p>
-            <w:pPr>
-              <w:spacing w:after="80" w:before="60"/>
-            </w:pPr>
-            <w:r>
-              <w:rPr>
-                <w:rFonts w:ascii="Arial" w:hAnsi="Arial"/>
-                <w:b w:val="0"/>
+            <w:tcW w:w="2952" w:type="dxa"/>
+          </w:tcPr>
+          <w:p>
+            <w:pPr>
+              <w:spacing w:before="60" w:after="80"/>
+            </w:pPr>
+            <w:r>
+              <w:rPr>
                 <w:sz w:val="18"/>
               </w:rPr>
               <w:t>updated_at / timestamp</w:t>
@@ -2938,16 +2898,15 @@
         </w:tc>
         <w:tc>
           <w:tcPr>
-            <w:tcW w:type="dxa" w:w="1584"/>
-          </w:tcPr>
-          <w:p>
-            <w:pPr>
-              <w:spacing w:after="80" w:before="60"/>
-            </w:pPr>
-            <w:r>
-              <w:rPr>
-                <w:rFonts w:ascii="Arial" w:hAnsi="Arial"/>
-                <w:b w:val="0"/>
+            <w:tcW w:w="1584" w:type="dxa"/>
+            <w:gridSpan w:val="2"/>
+          </w:tcPr>
+          <w:p>
+            <w:pPr>
+              <w:spacing w:before="60" w:after="80"/>
+            </w:pPr>
+            <w:r>
+              <w:rPr>
                 <w:sz w:val="18"/>
               </w:rPr>
               <w:t>Sí en esquema</w:t>
@@ -2956,16 +2915,14 @@
         </w:tc>
         <w:tc>
           <w:tcPr>
-            <w:tcW w:type="dxa" w:w="4968"/>
-          </w:tcPr>
-          <w:p>
-            <w:pPr>
-              <w:spacing w:after="80" w:before="60"/>
-            </w:pPr>
-            <w:r>
-              <w:rPr>
-                <w:rFonts w:ascii="Arial" w:hAnsi="Arial"/>
-                <w:b w:val="0"/>
+            <w:tcW w:w="4968" w:type="dxa"/>
+          </w:tcPr>
+          <w:p>
+            <w:pPr>
+              <w:spacing w:before="60" w:after="80"/>
+            </w:pPr>
+            <w:r>
+              <w:rPr>
                 <w:sz w:val="18"/>
               </w:rPr>
               <w:t>Mantenida por Eloquent; no sustituye captured_at.</w:t>
@@ -2979,16 +2936,14 @@
         </w:trPr>
         <w:tc>
           <w:tcPr>
-            <w:tcW w:type="dxa" w:w="2952"/>
-          </w:tcPr>
-          <w:p>
-            <w:pPr>
-              <w:spacing w:after="80" w:before="60"/>
-            </w:pPr>
-            <w:r>
-              <w:rPr>
-                <w:rFonts w:ascii="Arial" w:hAnsi="Arial"/>
-                <w:b w:val="0"/>
+            <w:tcW w:w="2952" w:type="dxa"/>
+          </w:tcPr>
+          <w:p>
+            <w:pPr>
+              <w:spacing w:before="60" w:after="80"/>
+            </w:pPr>
+            <w:r>
+              <w:rPr>
                 <w:sz w:val="18"/>
               </w:rPr>
               <w:t>light_pct / decimal(5,2); light_state / varchar(10)</w:t>
@@ -2997,16 +2952,15 @@
         </w:tc>
         <w:tc>
           <w:tcPr>
-            <w:tcW w:type="dxa" w:w="1584"/>
-          </w:tcPr>
-          <w:p>
-            <w:pPr>
-              <w:spacing w:after="80" w:before="60"/>
-            </w:pPr>
-            <w:r>
-              <w:rPr>
-                <w:rFonts w:ascii="Arial" w:hAnsi="Arial"/>
-                <w:b w:val="0"/>
+            <w:tcW w:w="1584" w:type="dxa"/>
+            <w:gridSpan w:val="2"/>
+          </w:tcPr>
+          <w:p>
+            <w:pPr>
+              <w:spacing w:before="60" w:after="80"/>
+            </w:pPr>
+            <w:r>
+              <w:rPr>
                 <w:sz w:val="18"/>
               </w:rPr>
               <w:t>Sí</w:t>
@@ -3015,16 +2969,14 @@
         </w:tc>
         <w:tc>
           <w:tcPr>
-            <w:tcW w:type="dxa" w:w="4968"/>
-          </w:tcPr>
-          <w:p>
-            <w:pPr>
-              <w:spacing w:after="80" w:before="60"/>
-            </w:pPr>
-            <w:r>
-              <w:rPr>
-                <w:rFonts w:ascii="Arial" w:hAnsi="Arial"/>
-                <w:b w:val="0"/>
+            <w:tcW w:w="4968" w:type="dxa"/>
+          </w:tcPr>
+          <w:p>
+            <w:pPr>
+              <w:spacing w:before="60" w:after="80"/>
+            </w:pPr>
+            <w:r>
+              <w:rPr>
                 <w:sz w:val="18"/>
               </w:rPr>
               <w:t>Compatibilidad v1. Prohibidos en POST físico v2/v3.</w:t>
@@ -3038,16 +2990,14 @@
         </w:trPr>
         <w:tc>
           <w:tcPr>
-            <w:tcW w:type="dxa" w:w="2952"/>
-          </w:tcPr>
-          <w:p>
-            <w:pPr>
-              <w:spacing w:after="80" w:before="60"/>
-            </w:pPr>
-            <w:r>
-              <w:rPr>
-                <w:rFonts w:ascii="Arial" w:hAnsi="Arial"/>
-                <w:b w:val="0"/>
+            <w:tcW w:w="2952" w:type="dxa"/>
+          </w:tcPr>
+          <w:p>
+            <w:pPr>
+              <w:spacing w:before="60" w:after="80"/>
+            </w:pPr>
+            <w:r>
+              <w:rPr>
                 <w:sz w:val="18"/>
               </w:rPr>
               <w:t>water_level_pct / decimal(5,2); water_level_state / varchar(10)</w:t>
@@ -3056,16 +3006,15 @@
         </w:tc>
         <w:tc>
           <w:tcPr>
-            <w:tcW w:type="dxa" w:w="1584"/>
-          </w:tcPr>
-          <w:p>
-            <w:pPr>
-              <w:spacing w:after="80" w:before="60"/>
-            </w:pPr>
-            <w:r>
-              <w:rPr>
-                <w:rFonts w:ascii="Arial" w:hAnsi="Arial"/>
-                <w:b w:val="0"/>
+            <w:tcW w:w="1584" w:type="dxa"/>
+            <w:gridSpan w:val="2"/>
+          </w:tcPr>
+          <w:p>
+            <w:pPr>
+              <w:spacing w:before="60" w:after="80"/>
+            </w:pPr>
+            <w:r>
+              <w:rPr>
                 <w:sz w:val="18"/>
               </w:rPr>
               <w:t>Sí</w:t>
@@ -3074,16 +3023,14 @@
         </w:tc>
         <w:tc>
           <w:tcPr>
-            <w:tcW w:type="dxa" w:w="4968"/>
-          </w:tcPr>
-          <w:p>
-            <w:pPr>
-              <w:spacing w:after="80" w:before="60"/>
-            </w:pPr>
-            <w:r>
-              <w:rPr>
-                <w:rFonts w:ascii="Arial" w:hAnsi="Arial"/>
-                <w:b w:val="0"/>
+            <w:tcW w:w="4968" w:type="dxa"/>
+          </w:tcPr>
+          <w:p>
+            <w:pPr>
+              <w:spacing w:before="60" w:after="80"/>
+            </w:pPr>
+            <w:r>
+              <w:rPr>
                 <w:sz w:val="18"/>
               </w:rPr>
               <w:t>Compatibilidad v1; no es un porcentaje real del flotador.</w:t>
@@ -3091,25 +3038,6 @@
           </w:p>
         </w:tc>
       </w:tr>
-    </w:tbl>
-    <w:tbl>
-      <w:tblPr>
-        <w:tblW w:type="auto" w:w="0"/>
-        <w:tblLayout w:type="fixed"/>
-        <w:tblLook w:firstColumn="1" w:firstRow="1" w:lastColumn="0" w:lastRow="0" w:noHBand="0" w:noVBand="1" w:val="04A0"/>
-        <w:tblBorders>
-          <w:top w:val="single" w:sz="4" w:color="87998B"/>
-          <w:left w:val="single" w:sz="4" w:color="87998B"/>
-          <w:bottom w:val="single" w:sz="4" w:color="87998B"/>
-          <w:right w:val="single" w:sz="4" w:color="87998B"/>
-          <w:insideH w:val="single" w:sz="4" w:color="87998B"/>
-          <w:insideV w:val="single" w:sz="4" w:color="87998B"/>
-        </w:tblBorders>
-      </w:tblPr>
-      <w:tblGrid>
-        <w:gridCol w:w="3024"/>
-        <w:gridCol w:w="6480"/>
-      </w:tblGrid>
       <w:tr>
         <w:trPr>
           <w:cantSplit/>
@@ -3117,16 +3045,16 @@
         </w:trPr>
         <w:tc>
           <w:tcPr>
-            <w:tcW w:type="dxa" w:w="3024"/>
-            <w:shd w:fill="DDEAD9"/>
-          </w:tcPr>
-          <w:p>
-            <w:pPr>
-              <w:spacing w:after="80" w:before="60"/>
-            </w:pPr>
-            <w:r>
-              <w:rPr>
-                <w:rFonts w:ascii="Arial" w:hAnsi="Arial"/>
+            <w:tcW w:w="3024" w:type="dxa"/>
+            <w:gridSpan w:val="2"/>
+            <w:shd w:val="clear" w:color="auto" w:fill="DDEAD9"/>
+          </w:tcPr>
+          <w:p>
+            <w:pPr>
+              <w:spacing w:before="60" w:after="80"/>
+            </w:pPr>
+            <w:r>
+              <w:rPr>
                 <w:b/>
                 <w:sz w:val="18"/>
               </w:rPr>
@@ -3136,16 +3064,16 @@
         </w:tc>
         <w:tc>
           <w:tcPr>
-            <w:tcW w:type="dxa" w:w="6480"/>
-            <w:shd w:fill="DDEAD9"/>
-          </w:tcPr>
-          <w:p>
-            <w:pPr>
-              <w:spacing w:after="80" w:before="60"/>
-            </w:pPr>
-            <w:r>
-              <w:rPr>
-                <w:rFonts w:ascii="Arial" w:hAnsi="Arial"/>
+            <w:tcW w:w="6480" w:type="dxa"/>
+            <w:gridSpan w:val="2"/>
+            <w:shd w:val="clear" w:color="auto" w:fill="DDEAD9"/>
+          </w:tcPr>
+          <w:p>
+            <w:pPr>
+              <w:spacing w:before="60" w:after="80"/>
+            </w:pPr>
+            <w:r>
+              <w:rPr>
                 <w:b/>
                 <w:sz w:val="18"/>
               </w:rPr>
@@ -3160,16 +3088,15 @@
         </w:trPr>
         <w:tc>
           <w:tcPr>
-            <w:tcW w:type="dxa" w:w="3024"/>
-          </w:tcPr>
-          <w:p>
-            <w:pPr>
-              <w:spacing w:after="80" w:before="60"/>
-            </w:pPr>
-            <w:r>
-              <w:rPr>
-                <w:rFonts w:ascii="Arial" w:hAnsi="Arial"/>
-                <w:b w:val="0"/>
+            <w:tcW w:w="3024" w:type="dxa"/>
+            <w:gridSpan w:val="2"/>
+          </w:tcPr>
+          <w:p>
+            <w:pPr>
+              <w:spacing w:before="60" w:after="80"/>
+            </w:pPr>
+            <w:r>
+              <w:rPr>
                 <w:sz w:val="18"/>
               </w:rPr>
               <w:t>POST /api/measurements</w:t>
@@ -3178,16 +3105,15 @@
         </w:tc>
         <w:tc>
           <w:tcPr>
-            <w:tcW w:type="dxa" w:w="6480"/>
-          </w:tcPr>
-          <w:p>
-            <w:pPr>
-              <w:spacing w:after="80" w:before="60"/>
-            </w:pPr>
-            <w:r>
-              <w:rPr>
-                <w:rFonts w:ascii="Arial" w:hAnsi="Arial"/>
-                <w:b w:val="0"/>
+            <w:tcW w:w="6480" w:type="dxa"/>
+            <w:gridSpan w:val="2"/>
+          </w:tcPr>
+          <w:p>
+            <w:pPr>
+              <w:spacing w:before="60" w:after="80"/>
+            </w:pPr>
+            <w:r>
+              <w:rPr>
                 <w:sz w:val="18"/>
               </w:rPr>
               <w:t>Bridge interno, JSON v3. 201 guardado; 422 validación; 409 duplicado.</w:t>
@@ -3201,16 +3127,15 @@
         </w:trPr>
         <w:tc>
           <w:tcPr>
-            <w:tcW w:type="dxa" w:w="3024"/>
-          </w:tcPr>
-          <w:p>
-            <w:pPr>
-              <w:spacing w:after="80" w:before="60"/>
-            </w:pPr>
-            <w:r>
-              <w:rPr>
-                <w:rFonts w:ascii="Arial" w:hAnsi="Arial"/>
-                <w:b w:val="0"/>
+            <w:tcW w:w="3024" w:type="dxa"/>
+            <w:gridSpan w:val="2"/>
+          </w:tcPr>
+          <w:p>
+            <w:pPr>
+              <w:spacing w:before="60" w:after="80"/>
+            </w:pPr>
+            <w:r>
+              <w:rPr>
                 <w:sz w:val="18"/>
               </w:rPr>
               <w:t>GET /api/measurements</w:t>
@@ -3219,16 +3144,15 @@
         </w:tc>
         <w:tc>
           <w:tcPr>
-            <w:tcW w:type="dxa" w:w="6480"/>
-          </w:tcPr>
-          <w:p>
-            <w:pPr>
-              <w:spacing w:after="80" w:before="60"/>
-            </w:pPr>
-            <w:r>
-              <w:rPr>
-                <w:rFonts w:ascii="Arial" w:hAnsi="Arial"/>
-                <w:b w:val="0"/>
+            <w:tcW w:w="6480" w:type="dxa"/>
+            <w:gridSpan w:val="2"/>
+          </w:tcPr>
+          <w:p>
+            <w:pPr>
+              <w:spacing w:before="60" w:after="80"/>
+            </w:pPr>
+            <w:r>
+              <w:rPr>
                 <w:sz w:val="18"/>
               </w:rPr>
               <w:t>HTTPS; device_id, limit1–100, real_only y sequence opcional. Array; [] sin filas.</w:t>
@@ -3242,16 +3166,15 @@
         </w:trPr>
         <w:tc>
           <w:tcPr>
-            <w:tcW w:type="dxa" w:w="3024"/>
-          </w:tcPr>
-          <w:p>
-            <w:pPr>
-              <w:spacing w:after="80" w:before="60"/>
-            </w:pPr>
-            <w:r>
-              <w:rPr>
-                <w:rFonts w:ascii="Arial" w:hAnsi="Arial"/>
-                <w:b w:val="0"/>
+            <w:tcW w:w="3024" w:type="dxa"/>
+            <w:gridSpan w:val="2"/>
+          </w:tcPr>
+          <w:p>
+            <w:pPr>
+              <w:spacing w:before="60" w:after="80"/>
+            </w:pPr>
+            <w:r>
+              <w:rPr>
                 <w:sz w:val="18"/>
               </w:rPr>
               <w:t>GET /api/measurements/latest</w:t>
@@ -3260,16 +3183,15 @@
         </w:tc>
         <w:tc>
           <w:tcPr>
-            <w:tcW w:type="dxa" w:w="6480"/>
-          </w:tcPr>
-          <w:p>
-            <w:pPr>
-              <w:spacing w:after="80" w:before="60"/>
-            </w:pPr>
-            <w:r>
-              <w:rPr>
-                <w:rFonts w:ascii="Arial" w:hAnsi="Arial"/>
-                <w:b w:val="0"/>
+            <w:tcW w:w="6480" w:type="dxa"/>
+            <w:gridSpan w:val="2"/>
+          </w:tcPr>
+          <w:p>
+            <w:pPr>
+              <w:spacing w:before="60" w:after="80"/>
+            </w:pPr>
+            <w:r>
+              <w:rPr>
                 <w:sz w:val="18"/>
               </w:rPr>
               <w:t>HTTPS; device_id y real_only=1. Objeto; 404 sin datos.</w:t>
@@ -3283,16 +3205,15 @@
         </w:trPr>
         <w:tc>
           <w:tcPr>
-            <w:tcW w:type="dxa" w:w="3024"/>
-          </w:tcPr>
-          <w:p>
-            <w:pPr>
-              <w:spacing w:after="80" w:before="60"/>
-            </w:pPr>
-            <w:r>
-              <w:rPr>
-                <w:rFonts w:ascii="Arial" w:hAnsi="Arial"/>
-                <w:b w:val="0"/>
+            <w:tcW w:w="3024" w:type="dxa"/>
+            <w:gridSpan w:val="2"/>
+          </w:tcPr>
+          <w:p>
+            <w:pPr>
+              <w:spacing w:before="60" w:after="80"/>
+            </w:pPr>
+            <w:r>
+              <w:rPr>
                 <w:sz w:val="18"/>
               </w:rPr>
               <w:t>GET /api/devices/{id}/status</w:t>
@@ -3301,16 +3222,15 @@
         </w:tc>
         <w:tc>
           <w:tcPr>
-            <w:tcW w:type="dxa" w:w="6480"/>
-          </w:tcPr>
-          <w:p>
-            <w:pPr>
-              <w:spacing w:after="80" w:before="60"/>
-            </w:pPr>
-            <w:r>
-              <w:rPr>
-                <w:rFonts w:ascii="Arial" w:hAnsi="Arial"/>
-                <w:b w:val="0"/>
+            <w:tcW w:w="6480" w:type="dxa"/>
+            <w:gridSpan w:val="2"/>
+          </w:tcPr>
+          <w:p>
+            <w:pPr>
+              <w:spacing w:before="60" w:after="80"/>
+            </w:pPr>
+            <w:r>
+              <w:rPr>
                 <w:sz w:val="18"/>
               </w:rPr>
               <w:t>HTTPS. no_data/recent/stale según antigüedad, no presencia MQTT.</w:t>
@@ -3324,16 +3244,15 @@
         </w:trPr>
         <w:tc>
           <w:tcPr>
-            <w:tcW w:type="dxa" w:w="3024"/>
-          </w:tcPr>
-          <w:p>
-            <w:pPr>
-              <w:spacing w:after="80" w:before="60"/>
-            </w:pPr>
-            <w:r>
-              <w:rPr>
-                <w:rFonts w:ascii="Arial" w:hAnsi="Arial"/>
-                <w:b w:val="0"/>
+            <w:tcW w:w="3024" w:type="dxa"/>
+            <w:gridSpan w:val="2"/>
+          </w:tcPr>
+          <w:p>
+            <w:pPr>
+              <w:spacing w:before="60" w:after="80"/>
+            </w:pPr>
+            <w:r>
+              <w:rPr>
                 <w:sz w:val="18"/>
               </w:rPr>
               <w:t>POST /api/devices/{id}/measurement-requests</w:t>
@@ -3342,16 +3261,15 @@
         </w:tc>
         <w:tc>
           <w:tcPr>
-            <w:tcW w:type="dxa" w:w="6480"/>
-          </w:tcPr>
-          <w:p>
-            <w:pPr>
-              <w:spacing w:after="80" w:before="60"/>
-            </w:pPr>
-            <w:r>
-              <w:rPr>
-                <w:rFonts w:ascii="Arial" w:hAnsi="Arial"/>
-                <w:b w:val="0"/>
+            <w:tcW w:w="6480" w:type="dxa"/>
+            <w:gridSpan w:val="2"/>
+          </w:tcPr>
+          <w:p>
+            <w:pPr>
+              <w:spacing w:before="60" w:after="80"/>
+            </w:pPr>
+            <w:r>
+              <w:rPr>
                 <w:sz w:val="18"/>
               </w:rPr>
               <w:t>HTTPS acotado, cuerpo{}. Torre conocida; 202/UUID, 12/min; 404/422/429.</w:t>
@@ -3365,16 +3283,15 @@
         </w:trPr>
         <w:tc>
           <w:tcPr>
-            <w:tcW w:type="dxa" w:w="3024"/>
-          </w:tcPr>
-          <w:p>
-            <w:pPr>
-              <w:spacing w:after="80" w:before="60"/>
-            </w:pPr>
-            <w:r>
-              <w:rPr>
-                <w:rFonts w:ascii="Arial" w:hAnsi="Arial"/>
-                <w:b w:val="0"/>
+            <w:tcW w:w="3024" w:type="dxa"/>
+            <w:gridSpan w:val="2"/>
+          </w:tcPr>
+          <w:p>
+            <w:pPr>
+              <w:spacing w:before="60" w:after="80"/>
+            </w:pPr>
+            <w:r>
+              <w:rPr>
                 <w:sz w:val="18"/>
               </w:rPr>
               <w:t>GET /api/measurement-requests/{uuid}</w:t>
@@ -3383,16 +3300,15 @@
         </w:tc>
         <w:tc>
           <w:tcPr>
-            <w:tcW w:type="dxa" w:w="6480"/>
-          </w:tcPr>
-          <w:p>
-            <w:pPr>
-              <w:spacing w:after="80" w:before="60"/>
-            </w:pPr>
-            <w:r>
-              <w:rPr>
-                <w:rFonts w:ascii="Arial" w:hAnsi="Arial"/>
-                <w:b w:val="0"/>
+            <w:tcW w:w="6480" w:type="dxa"/>
+            <w:gridSpan w:val="2"/>
+          </w:tcPr>
+          <w:p>
+            <w:pPr>
+              <w:spacing w:before="60" w:after="80"/>
+            </w:pPr>
+            <w:r>
+              <w:rPr>
                 <w:sz w:val="18"/>
               </w:rPr>
               <w:t>HTTPS. pending/stored/expired; stored lleva adquisición correlacionada.</w:t>
@@ -3406,16 +3322,15 @@
         </w:trPr>
         <w:tc>
           <w:tcPr>
-            <w:tcW w:type="dxa" w:w="3024"/>
-          </w:tcPr>
-          <w:p>
-            <w:pPr>
-              <w:spacing w:after="80" w:before="60"/>
-            </w:pPr>
-            <w:r>
-              <w:rPr>
-                <w:rFonts w:ascii="Arial" w:hAnsi="Arial"/>
-                <w:b w:val="0"/>
+            <w:tcW w:w="3024" w:type="dxa"/>
+            <w:gridSpan w:val="2"/>
+          </w:tcPr>
+          <w:p>
+            <w:pPr>
+              <w:spacing w:before="60" w:after="80"/>
+            </w:pPr>
+            <w:r>
+              <w:rPr>
                 <w:sz w:val="18"/>
               </w:rPr>
               <w:t>GET /api/internal/measurement-requests</w:t>
@@ -3424,16 +3339,15 @@
         </w:tc>
         <w:tc>
           <w:tcPr>
-            <w:tcW w:type="dxa" w:w="6480"/>
-          </w:tcPr>
-          <w:p>
-            <w:pPr>
-              <w:spacing w:after="80" w:before="60"/>
-            </w:pPr>
-            <w:r>
-              <w:rPr>
-                <w:rFonts w:ascii="Arial" w:hAnsi="Arial"/>
-                <w:b w:val="0"/>
+            <w:tcW w:w="6480" w:type="dxa"/>
+            <w:gridSpan w:val="2"/>
+          </w:tcPr>
+          <w:p>
+            <w:pPr>
+              <w:spacing w:before="60" w:after="80"/>
+            </w:pPr>
+            <w:r>
+              <w:rPr>
                 <w:sz w:val="18"/>
               </w:rPr>
               <w:t>Red interna, recuperada por bridge; no expuesta por Nginx.</w:t>
@@ -3471,8 +3385,6 @@
       <w:r>
         <w:rPr>
           <w:rFonts w:ascii="Arial" w:hAnsi="Arial"/>
-          <w:b/>
-          <w:color w:val="000000"/>
           <w:sz w:val="29"/>
         </w:rPr>
         <w:t>7. Frontend y evidencia de datos reales</w:t>
@@ -3480,22 +3392,26 @@
     </w:p>
     <w:p>
       <w:r>
+        <w:rPr>
+          <w:noProof/>
+        </w:rPr>
         <w:drawing>
-          <wp:inline xmlns:a="http://schemas.openxmlformats.org/drawingml/2006/main" xmlns:pic="http://schemas.openxmlformats.org/drawingml/2006/picture">
+          <wp:inline distT="0" distB="0" distL="0" distR="0" wp14:anchorId="2B64449D" wp14:editId="40A903CA">
             <wp:extent cx="6035040" cy="1169289"/>
+            <wp:effectExtent l="0" t="0" r="0" b="0"/>
             <wp:docPr id="1297604722" name="Picture 1297604722" descr="Diagrama o captura HydroMate; descripción en el texto de figura."/>
             <wp:cNvGraphicFramePr>
-              <a:graphicFrameLocks noChangeAspect="1"/>
+              <a:graphicFrameLocks xmlns:a="http://schemas.openxmlformats.org/drawingml/2006/main" noChangeAspect="1"/>
             </wp:cNvGraphicFramePr>
-            <a:graphic>
+            <a:graphic xmlns:a="http://schemas.openxmlformats.org/drawingml/2006/main">
               <a:graphicData uri="http://schemas.openxmlformats.org/drawingml/2006/picture">
-                <pic:pic>
+                <pic:pic xmlns:pic="http://schemas.openxmlformats.org/drawingml/2006/picture">
                   <pic:nvPicPr>
                     <pic:cNvPr id="0" name="bosquejo-pantallas.png"/>
                     <pic:cNvPicPr/>
                   </pic:nvPicPr>
                   <pic:blipFill>
-                    <a:blip r:embed="rId17"/>
+                    <a:blip r:embed="rId11"/>
                     <a:stretch>
                       <a:fillRect/>
                     </a:stretch>
@@ -3505,7 +3421,9 @@
                       <a:off x="0" y="0"/>
                       <a:ext cx="6035040" cy="1169289"/>
                     </a:xfrm>
-                    <a:prstGeom prst="rect"/>
+                    <a:prstGeom prst="rect">
+                      <a:avLst/>
+                    </a:prstGeom>
                   </pic:spPr>
                 </pic:pic>
               </a:graphicData>
@@ -3524,17 +3442,17 @@
     </w:p>
     <w:tbl>
       <w:tblPr>
-        <w:tblW w:type="auto" w:w="0"/>
+        <w:tblW w:w="0" w:type="auto"/>
+        <w:tblBorders>
+          <w:top w:val="single" w:sz="4" w:space="0" w:color="87998B"/>
+          <w:left w:val="single" w:sz="4" w:space="0" w:color="87998B"/>
+          <w:bottom w:val="single" w:sz="4" w:space="0" w:color="87998B"/>
+          <w:right w:val="single" w:sz="4" w:space="0" w:color="87998B"/>
+          <w:insideH w:val="single" w:sz="4" w:space="0" w:color="87998B"/>
+          <w:insideV w:val="single" w:sz="4" w:space="0" w:color="87998B"/>
+        </w:tblBorders>
         <w:tblLayout w:type="fixed"/>
-        <w:tblLook w:firstColumn="1" w:firstRow="1" w:lastColumn="0" w:lastRow="0" w:noHBand="0" w:noVBand="1" w:val="04A0"/>
-        <w:tblBorders>
-          <w:top w:val="single" w:sz="4" w:color="87998B"/>
-          <w:left w:val="single" w:sz="4" w:color="87998B"/>
-          <w:bottom w:val="single" w:sz="4" w:color="87998B"/>
-          <w:right w:val="single" w:sz="4" w:color="87998B"/>
-          <w:insideH w:val="single" w:sz="4" w:color="87998B"/>
-          <w:insideV w:val="single" w:sz="4" w:color="87998B"/>
-        </w:tblBorders>
+        <w:tblLook w:val="04A0" w:firstRow="1" w:lastRow="0" w:firstColumn="1" w:lastColumn="0" w:noHBand="0" w:noVBand="1"/>
       </w:tblPr>
       <w:tblGrid>
         <w:gridCol w:w="3024"/>
@@ -3547,16 +3465,15 @@
         </w:trPr>
         <w:tc>
           <w:tcPr>
-            <w:tcW w:type="dxa" w:w="3024"/>
-            <w:shd w:fill="DDEAD9"/>
-          </w:tcPr>
-          <w:p>
-            <w:pPr>
-              <w:spacing w:after="80" w:before="60"/>
-            </w:pPr>
-            <w:r>
-              <w:rPr>
-                <w:rFonts w:ascii="Arial" w:hAnsi="Arial"/>
+            <w:tcW w:w="3024" w:type="dxa"/>
+            <w:shd w:val="clear" w:color="auto" w:fill="DDEAD9"/>
+          </w:tcPr>
+          <w:p>
+            <w:pPr>
+              <w:spacing w:before="60" w:after="80"/>
+            </w:pPr>
+            <w:r>
+              <w:rPr>
                 <w:b/>
                 <w:sz w:val="18"/>
               </w:rPr>
@@ -3566,16 +3483,15 @@
         </w:tc>
         <w:tc>
           <w:tcPr>
-            <w:tcW w:type="dxa" w:w="6480"/>
-            <w:shd w:fill="DDEAD9"/>
-          </w:tcPr>
-          <w:p>
-            <w:pPr>
-              <w:spacing w:after="80" w:before="60"/>
-            </w:pPr>
-            <w:r>
-              <w:rPr>
-                <w:rFonts w:ascii="Arial" w:hAnsi="Arial"/>
+            <w:tcW w:w="6480" w:type="dxa"/>
+            <w:shd w:val="clear" w:color="auto" w:fill="DDEAD9"/>
+          </w:tcPr>
+          <w:p>
+            <w:pPr>
+              <w:spacing w:before="60" w:after="80"/>
+            </w:pPr>
+            <w:r>
+              <w:rPr>
                 <w:b/>
                 <w:sz w:val="18"/>
               </w:rPr>
@@ -3590,16 +3506,14 @@
         </w:trPr>
         <w:tc>
           <w:tcPr>
-            <w:tcW w:type="dxa" w:w="3024"/>
-          </w:tcPr>
-          <w:p>
-            <w:pPr>
-              <w:spacing w:after="80" w:before="60"/>
-            </w:pPr>
-            <w:r>
-              <w:rPr>
-                <w:rFonts w:ascii="Arial" w:hAnsi="Arial"/>
-                <w:b w:val="0"/>
+            <w:tcW w:w="3024" w:type="dxa"/>
+          </w:tcPr>
+          <w:p>
+            <w:pPr>
+              <w:spacing w:before="60" w:after="80"/>
+            </w:pPr>
+            <w:r>
+              <w:rPr>
                 <w:sz w:val="18"/>
               </w:rPr>
               <w:t>Bosquejo de pantallas</w:t>
@@ -3608,16 +3522,14 @@
         </w:tc>
         <w:tc>
           <w:tcPr>
-            <w:tcW w:type="dxa" w:w="6480"/>
-          </w:tcPr>
-          <w:p>
-            <w:pPr>
-              <w:spacing w:after="80" w:before="60"/>
-            </w:pPr>
-            <w:r>
-              <w:rPr>
-                <w:rFonts w:ascii="Arial" w:hAnsi="Arial"/>
-                <w:b w:val="0"/>
+            <w:tcW w:w="6480" w:type="dxa"/>
+          </w:tcPr>
+          <w:p>
+            <w:pPr>
+              <w:spacing w:before="60" w:after="80"/>
+            </w:pPr>
+            <w:r>
+              <w:rPr>
                 <w:sz w:val="18"/>
               </w:rPr>
               <w:t>Inicio → Historial; Cultivo, Control y Más/Conexión. Dirección actual en docs/AERO_DESIGN.md.</w:t>
@@ -3631,16 +3543,14 @@
         </w:trPr>
         <w:tc>
           <w:tcPr>
-            <w:tcW w:type="dxa" w:w="3024"/>
-          </w:tcPr>
-          <w:p>
-            <w:pPr>
-              <w:spacing w:after="80" w:before="60"/>
-            </w:pPr>
-            <w:r>
-              <w:rPr>
-                <w:rFonts w:ascii="Arial" w:hAnsi="Arial"/>
-                <w:b w:val="0"/>
+            <w:tcW w:w="3024" w:type="dxa"/>
+          </w:tcPr>
+          <w:p>
+            <w:pPr>
+              <w:spacing w:before="60" w:after="80"/>
+            </w:pPr>
+            <w:r>
+              <w:rPr>
                 <w:sz w:val="18"/>
               </w:rPr>
               <w:t>Una o dos pantallas</w:t>
@@ -3649,16 +3559,14 @@
         </w:tc>
         <w:tc>
           <w:tcPr>
-            <w:tcW w:type="dxa" w:w="6480"/>
-          </w:tcPr>
-          <w:p>
-            <w:pPr>
-              <w:spacing w:after="80" w:before="60"/>
-            </w:pPr>
-            <w:r>
-              <w:rPr>
-                <w:rFonts w:ascii="Arial" w:hAnsi="Arial"/>
-                <w:b w:val="0"/>
+            <w:tcW w:w="6480" w:type="dxa"/>
+          </w:tcPr>
+          <w:p>
+            <w:pPr>
+              <w:spacing w:before="60" w:after="80"/>
+            </w:pPr>
+            <w:r>
+              <w:rPr>
                 <w:sz w:val="18"/>
               </w:rPr>
               <w:t>Inicio e Historial funcionales. Vistas de funciones futuras no acreditan actuación implementada.</w:t>
@@ -3672,16 +3580,14 @@
         </w:trPr>
         <w:tc>
           <w:tcPr>
-            <w:tcW w:type="dxa" w:w="3024"/>
-          </w:tcPr>
-          <w:p>
-            <w:pPr>
-              <w:spacing w:after="80" w:before="60"/>
-            </w:pPr>
-            <w:r>
-              <w:rPr>
-                <w:rFonts w:ascii="Arial" w:hAnsi="Arial"/>
-                <w:b w:val="0"/>
+            <w:tcW w:w="3024" w:type="dxa"/>
+          </w:tcPr>
+          <w:p>
+            <w:pPr>
+              <w:spacing w:before="60" w:after="80"/>
+            </w:pPr>
+            <w:r>
+              <w:rPr>
                 <w:sz w:val="18"/>
               </w:rPr>
               <w:t>Comunicación real</w:t>
@@ -3690,16 +3596,14 @@
         </w:tc>
         <w:tc>
           <w:tcPr>
-            <w:tcW w:type="dxa" w:w="6480"/>
-          </w:tcPr>
-          <w:p>
-            <w:pPr>
-              <w:spacing w:after="80" w:before="60"/>
-            </w:pPr>
-            <w:r>
-              <w:rPr>
-                <w:rFonts w:ascii="Arial" w:hAnsi="Arial"/>
-                <w:b w:val="0"/>
+            <w:tcW w:w="6480" w:type="dxa"/>
+          </w:tcPr>
+          <w:p>
+            <w:pPr>
+              <w:spacing w:before="60" w:after="80"/>
+            </w:pPr>
+            <w:r>
+              <w:rPr>
                 <w:sz w:val="18"/>
               </w:rPr>
               <w:t>Repositorio HTTPS, URL configurable; evidencia física ESP32→VPS→Android del 21/10.</w:t>
@@ -3713,16 +3617,14 @@
         </w:trPr>
         <w:tc>
           <w:tcPr>
-            <w:tcW w:type="dxa" w:w="3024"/>
-          </w:tcPr>
-          <w:p>
-            <w:pPr>
-              <w:spacing w:after="80" w:before="60"/>
-            </w:pPr>
-            <w:r>
-              <w:rPr>
-                <w:rFonts w:ascii="Arial" w:hAnsi="Arial"/>
-                <w:b w:val="0"/>
+            <w:tcW w:w="3024" w:type="dxa"/>
+          </w:tcPr>
+          <w:p>
+            <w:pPr>
+              <w:spacing w:before="60" w:after="80"/>
+            </w:pPr>
+            <w:r>
+              <w:rPr>
                 <w:sz w:val="18"/>
               </w:rPr>
               <w:t>Actual e historial</w:t>
@@ -3731,16 +3633,14 @@
         </w:tc>
         <w:tc>
           <w:tcPr>
-            <w:tcW w:type="dxa" w:w="6480"/>
-          </w:tcPr>
-          <w:p>
-            <w:pPr>
-              <w:spacing w:after="80" w:before="60"/>
-            </w:pPr>
-            <w:r>
-              <w:rPr>
-                <w:rFonts w:ascii="Arial" w:hAnsi="Arial"/>
-                <w:b w:val="0"/>
+            <w:tcW w:w="6480" w:type="dxa"/>
+          </w:tcPr>
+          <w:p>
+            <w:pPr>
+              <w:spacing w:before="60" w:after="80"/>
+            </w:pPr>
+            <w:r>
+              <w:rPr>
                 <w:sz w:val="18"/>
               </w:rPr>
               <w:t>Lectura con fecha/origen y registros almacenados. D64 añade gráfica, resumen y tabla.</w:t>
@@ -3754,16 +3654,14 @@
         </w:trPr>
         <w:tc>
           <w:tcPr>
-            <w:tcW w:type="dxa" w:w="3024"/>
-          </w:tcPr>
-          <w:p>
-            <w:pPr>
-              <w:spacing w:after="80" w:before="60"/>
-            </w:pPr>
-            <w:r>
-              <w:rPr>
-                <w:rFonts w:ascii="Arial" w:hAnsi="Arial"/>
-                <w:b w:val="0"/>
+            <w:tcW w:w="3024" w:type="dxa"/>
+          </w:tcPr>
+          <w:p>
+            <w:pPr>
+              <w:spacing w:before="60" w:after="80"/>
+            </w:pPr>
+            <w:r>
+              <w:rPr>
                 <w:sz w:val="18"/>
               </w:rPr>
               <w:t>Carga, vacío y error</w:t>
@@ -3772,16 +3670,14 @@
         </w:tc>
         <w:tc>
           <w:tcPr>
-            <w:tcW w:type="dxa" w:w="6480"/>
-          </w:tcPr>
-          <w:p>
-            <w:pPr>
-              <w:spacing w:after="80" w:before="60"/>
-            </w:pPr>
-            <w:r>
-              <w:rPr>
-                <w:rFonts w:ascii="Arial" w:hAnsi="Arial"/>
-                <w:b w:val="0"/>
+            <w:tcW w:w="6480" w:type="dxa"/>
+          </w:tcPr>
+          <w:p>
+            <w:pPr>
+              <w:spacing w:before="60" w:after="80"/>
+            </w:pPr>
+            <w:r>
+              <w:rPr>
                 <w:sz w:val="18"/>
               </w:rPr>
               <w:t>ReadingState.kt y pruebas de repositorio; sin fallback automático a demo en producción.</w:t>
@@ -3795,16 +3691,14 @@
         </w:trPr>
         <w:tc>
           <w:tcPr>
-            <w:tcW w:type="dxa" w:w="3024"/>
-          </w:tcPr>
-          <w:p>
-            <w:pPr>
-              <w:spacing w:after="80" w:before="60"/>
-            </w:pPr>
-            <w:r>
-              <w:rPr>
-                <w:rFonts w:ascii="Arial" w:hAnsi="Arial"/>
-                <w:b w:val="0"/>
+            <w:tcW w:w="3024" w:type="dxa"/>
+          </w:tcPr>
+          <w:p>
+            <w:pPr>
+              <w:spacing w:before="60" w:after="80"/>
+            </w:pPr>
+            <w:r>
+              <w:rPr>
                 <w:sz w:val="18"/>
               </w:rPr>
               <w:t>Navegación básica</w:t>
@@ -3813,16 +3707,14 @@
         </w:tc>
         <w:tc>
           <w:tcPr>
-            <w:tcW w:type="dxa" w:w="6480"/>
-          </w:tcPr>
-          <w:p>
-            <w:pPr>
-              <w:spacing w:after="80" w:before="60"/>
-            </w:pPr>
-            <w:r>
-              <w:rPr>
-                <w:rFonts w:ascii="Arial" w:hAnsi="Arial"/>
-                <w:b w:val="0"/>
+            <w:tcW w:w="6480" w:type="dxa"/>
+          </w:tcPr>
+          <w:p>
+            <w:pPr>
+              <w:spacing w:before="60" w:after="80"/>
+            </w:pPr>
+            <w:r>
+              <w:rPr>
                 <w:sz w:val="18"/>
               </w:rPr>
               <w:t>Barra de destinos y configuración por entorno; revisión visual documentada 27/10.</w:t>
@@ -3833,8 +3725,8 @@
     </w:tbl>
     <w:tbl>
       <w:tblPr>
-        <w:tblW w:type="auto" w:w="0"/>
-        <w:tblLook w:firstColumn="1" w:firstRow="1" w:lastColumn="0" w:lastRow="0" w:noHBand="0" w:noVBand="1" w:val="04A0"/>
+        <w:tblW w:w="0" w:type="auto"/>
+        <w:tblLook w:val="04A0" w:firstRow="1" w:lastRow="0" w:firstColumn="1" w:lastColumn="0" w:noHBand="0" w:noVBand="1"/>
       </w:tblPr>
       <w:tblGrid>
         <w:gridCol w:w="4896"/>
@@ -3843,29 +3735,33 @@
       <w:tr>
         <w:tc>
           <w:tcPr>
-            <w:tcW w:type="dxa" w:w="4896"/>
+            <w:tcW w:w="4896" w:type="dxa"/>
           </w:tcPr>
           <w:p>
             <w:pPr>
               <w:jc w:val="center"/>
             </w:pPr>
             <w:r>
+              <w:rPr>
+                <w:noProof/>
+              </w:rPr>
               <w:drawing>
-                <wp:inline xmlns:a="http://schemas.openxmlformats.org/drawingml/2006/main" xmlns:pic="http://schemas.openxmlformats.org/drawingml/2006/picture">
+                <wp:inline distT="0" distB="0" distL="0" distR="0" wp14:anchorId="2F034489" wp14:editId="2B6901AE">
                   <wp:extent cx="1028700" cy="2286000"/>
+                  <wp:effectExtent l="0" t="0" r="0" b="0"/>
                   <wp:docPr id="1297604723" name="Picture 1297604723" descr="Diagrama o captura HydroMate; descripción en el texto de figura."/>
                   <wp:cNvGraphicFramePr>
-                    <a:graphicFrameLocks noChangeAspect="1"/>
+                    <a:graphicFrameLocks xmlns:a="http://schemas.openxmlformats.org/drawingml/2006/main" noChangeAspect="1"/>
                   </wp:cNvGraphicFramePr>
-                  <a:graphic>
+                  <a:graphic xmlns:a="http://schemas.openxmlformats.org/drawingml/2006/main">
                     <a:graphicData uri="http://schemas.openxmlformats.org/drawingml/2006/picture">
-                      <pic:pic>
+                      <pic:pic xmlns:pic="http://schemas.openxmlformats.org/drawingml/2006/picture">
                         <pic:nvPicPr>
                           <pic:cNvPr id="0" name="android-inicio.png"/>
                           <pic:cNvPicPr/>
                         </pic:nvPicPr>
                         <pic:blipFill>
-                          <a:blip r:embed="rId18"/>
+                          <a:blip r:embed="rId12"/>
                           <a:stretch>
                             <a:fillRect/>
                           </a:stretch>
@@ -3875,7 +3771,9 @@
                             <a:off x="0" y="0"/>
                             <a:ext cx="1028700" cy="2286000"/>
                           </a:xfrm>
-                          <a:prstGeom prst="rect"/>
+                          <a:prstGeom prst="rect">
+                            <a:avLst/>
+                          </a:prstGeom>
                         </pic:spPr>
                       </pic:pic>
                     </a:graphicData>
@@ -3887,29 +3785,33 @@
         </w:tc>
         <w:tc>
           <w:tcPr>
-            <w:tcW w:type="dxa" w:w="4896"/>
+            <w:tcW w:w="4896" w:type="dxa"/>
           </w:tcPr>
           <w:p>
             <w:pPr>
               <w:jc w:val="center"/>
             </w:pPr>
             <w:r>
+              <w:rPr>
+                <w:noProof/>
+              </w:rPr>
               <w:drawing>
-                <wp:inline xmlns:a="http://schemas.openxmlformats.org/drawingml/2006/main" xmlns:pic="http://schemas.openxmlformats.org/drawingml/2006/picture">
+                <wp:inline distT="0" distB="0" distL="0" distR="0" wp14:anchorId="767235BE" wp14:editId="1684A972">
                   <wp:extent cx="1028700" cy="2286000"/>
+                  <wp:effectExtent l="0" t="0" r="0" b="0"/>
                   <wp:docPr id="1297604724" name="Picture 1297604724" descr="Diagrama o captura HydroMate; descripción en el texto de figura."/>
                   <wp:cNvGraphicFramePr>
-                    <a:graphicFrameLocks noChangeAspect="1"/>
+                    <a:graphicFrameLocks xmlns:a="http://schemas.openxmlformats.org/drawingml/2006/main" noChangeAspect="1"/>
                   </wp:cNvGraphicFramePr>
-                  <a:graphic>
+                  <a:graphic xmlns:a="http://schemas.openxmlformats.org/drawingml/2006/main">
                     <a:graphicData uri="http://schemas.openxmlformats.org/drawingml/2006/picture">
-                      <pic:pic>
+                      <pic:pic xmlns:pic="http://schemas.openxmlformats.org/drawingml/2006/picture">
                         <pic:nvPicPr>
                           <pic:cNvPr id="0" name="android-historial.png"/>
                           <pic:cNvPicPr/>
                         </pic:nvPicPr>
                         <pic:blipFill>
-                          <a:blip r:embed="rId19"/>
+                          <a:blip r:embed="rId13"/>
                           <a:stretch>
                             <a:fillRect/>
                           </a:stretch>
@@ -3919,7 +3821,9 @@
                             <a:off x="0" y="0"/>
                             <a:ext cx="1028700" cy="2286000"/>
                           </a:xfrm>
-                          <a:prstGeom prst="rect"/>
+                          <a:prstGeom prst="rect">
+                            <a:avLst/>
+                          </a:prstGeom>
                         </pic:spPr>
                       </pic:pic>
                     </a:graphicData>
@@ -3960,8 +3864,6 @@
       <w:r>
         <w:rPr>
           <w:rFonts w:ascii="Arial" w:hAnsi="Arial"/>
-          <w:b/>
-          <w:color w:val="000000"/>
           <w:sz w:val="29"/>
         </w:rPr>
         <w:t>8. Plan preliminar de pruebas</w:t>
@@ -3977,17 +3879,17 @@
     </w:p>
     <w:tbl>
       <w:tblPr>
-        <w:tblW w:type="auto" w:w="0"/>
+        <w:tblW w:w="0" w:type="auto"/>
+        <w:tblBorders>
+          <w:top w:val="single" w:sz="4" w:space="0" w:color="87998B"/>
+          <w:left w:val="single" w:sz="4" w:space="0" w:color="87998B"/>
+          <w:bottom w:val="single" w:sz="4" w:space="0" w:color="87998B"/>
+          <w:right w:val="single" w:sz="4" w:space="0" w:color="87998B"/>
+          <w:insideH w:val="single" w:sz="4" w:space="0" w:color="87998B"/>
+          <w:insideV w:val="single" w:sz="4" w:space="0" w:color="87998B"/>
+        </w:tblBorders>
         <w:tblLayout w:type="fixed"/>
-        <w:tblLook w:firstColumn="1" w:firstRow="1" w:lastColumn="0" w:lastRow="0" w:noHBand="0" w:noVBand="1" w:val="04A0"/>
-        <w:tblBorders>
-          <w:top w:val="single" w:sz="4" w:color="87998B"/>
-          <w:left w:val="single" w:sz="4" w:color="87998B"/>
-          <w:bottom w:val="single" w:sz="4" w:color="87998B"/>
-          <w:right w:val="single" w:sz="4" w:color="87998B"/>
-          <w:insideH w:val="single" w:sz="4" w:color="87998B"/>
-          <w:insideV w:val="single" w:sz="4" w:color="87998B"/>
-        </w:tblBorders>
+        <w:tblLook w:val="04A0" w:firstRow="1" w:lastRow="0" w:firstColumn="1" w:lastColumn="0" w:noHBand="0" w:noVBand="1"/>
       </w:tblPr>
       <w:tblGrid>
         <w:gridCol w:w="2088"/>
@@ -4001,16 +3903,15 @@
         </w:trPr>
         <w:tc>
           <w:tcPr>
-            <w:tcW w:type="dxa" w:w="2088"/>
-            <w:shd w:fill="DDEAD9"/>
-          </w:tcPr>
-          <w:p>
-            <w:pPr>
-              <w:spacing w:after="80" w:before="60"/>
-            </w:pPr>
-            <w:r>
-              <w:rPr>
-                <w:rFonts w:ascii="Arial" w:hAnsi="Arial"/>
+            <w:tcW w:w="2088" w:type="dxa"/>
+            <w:shd w:val="clear" w:color="auto" w:fill="DDEAD9"/>
+          </w:tcPr>
+          <w:p>
+            <w:pPr>
+              <w:spacing w:before="60" w:after="80"/>
+            </w:pPr>
+            <w:r>
+              <w:rPr>
                 <w:b/>
                 <w:sz w:val="18"/>
               </w:rPr>
@@ -4020,16 +3921,15 @@
         </w:tc>
         <w:tc>
           <w:tcPr>
-            <w:tcW w:type="dxa" w:w="5184"/>
-            <w:shd w:fill="DDEAD9"/>
-          </w:tcPr>
-          <w:p>
-            <w:pPr>
-              <w:spacing w:after="80" w:before="60"/>
-            </w:pPr>
-            <w:r>
-              <w:rPr>
-                <w:rFonts w:ascii="Arial" w:hAnsi="Arial"/>
+            <w:tcW w:w="5184" w:type="dxa"/>
+            <w:shd w:val="clear" w:color="auto" w:fill="DDEAD9"/>
+          </w:tcPr>
+          <w:p>
+            <w:pPr>
+              <w:spacing w:before="60" w:after="80"/>
+            </w:pPr>
+            <w:r>
+              <w:rPr>
                 <w:b/>
                 <w:sz w:val="18"/>
               </w:rPr>
@@ -4039,16 +3939,15 @@
         </w:tc>
         <w:tc>
           <w:tcPr>
-            <w:tcW w:type="dxa" w:w="2232"/>
-            <w:shd w:fill="DDEAD9"/>
-          </w:tcPr>
-          <w:p>
-            <w:pPr>
-              <w:spacing w:after="80" w:before="60"/>
-            </w:pPr>
-            <w:r>
-              <w:rPr>
-                <w:rFonts w:ascii="Arial" w:hAnsi="Arial"/>
+            <w:tcW w:w="2232" w:type="dxa"/>
+            <w:shd w:val="clear" w:color="auto" w:fill="DDEAD9"/>
+          </w:tcPr>
+          <w:p>
+            <w:pPr>
+              <w:spacing w:before="60" w:after="80"/>
+            </w:pPr>
+            <w:r>
+              <w:rPr>
                 <w:b/>
                 <w:sz w:val="18"/>
               </w:rPr>
@@ -4063,16 +3962,14 @@
         </w:trPr>
         <w:tc>
           <w:tcPr>
-            <w:tcW w:type="dxa" w:w="2088"/>
-          </w:tcPr>
-          <w:p>
-            <w:pPr>
-              <w:spacing w:after="80" w:before="60"/>
-            </w:pPr>
-            <w:r>
-              <w:rPr>
-                <w:rFonts w:ascii="Arial" w:hAnsi="Arial"/>
-                <w:b w:val="0"/>
+            <w:tcW w:w="2088" w:type="dxa"/>
+          </w:tcPr>
+          <w:p>
+            <w:pPr>
+              <w:spacing w:before="60" w:after="80"/>
+            </w:pPr>
+            <w:r>
+              <w:rPr>
                 <w:sz w:val="18"/>
               </w:rPr>
               <w:t>P1 Flujo real / físico</w:t>
@@ -4081,16 +3978,14 @@
         </w:tc>
         <w:tc>
           <w:tcPr>
-            <w:tcW w:type="dxa" w:w="5184"/>
-          </w:tcPr>
-          <w:p>
-            <w:pPr>
-              <w:spacing w:after="80" w:before="60"/>
-            </w:pPr>
-            <w:r>
-              <w:rPr>
-                <w:rFonts w:ascii="Arial" w:hAnsi="Arial"/>
-                <w:b w:val="0"/>
+            <w:tcW w:w="5184" w:type="dxa"/>
+          </w:tcPr>
+          <w:p>
+            <w:pPr>
+              <w:spacing w:before="60" w:after="80"/>
+            </w:pPr>
+            <w:r>
+              <w:rPr>
                 <w:sz w:val="18"/>
               </w:rPr>
               <w:t>Adquirir; seguir device_id/sequence hasta stored, GET e Inicio/Historial. Valor y fecha coinciden.</w:t>
@@ -4099,19 +3994,23 @@
         </w:tc>
         <w:tc>
           <w:tcPr>
-            <w:tcW w:type="dxa" w:w="2232"/>
-          </w:tcPr>
-          <w:p>
-            <w:pPr>
-              <w:spacing w:after="80" w:before="60"/>
-            </w:pPr>
-            <w:r>
-              <w:rPr>
-                <w:rFonts w:ascii="Arial" w:hAnsi="Arial"/>
-                <w:b w:val="0"/>
-                <w:sz w:val="18"/>
-              </w:rPr>
-              <w:t>Evidencia real21/10; recuperación confirmada por responsable.</w:t>
+            <w:tcW w:w="2232" w:type="dxa"/>
+          </w:tcPr>
+          <w:p>
+            <w:pPr>
+              <w:spacing w:before="60" w:after="80"/>
+            </w:pPr>
+            <w:r>
+              <w:rPr>
+                <w:sz w:val="18"/>
+              </w:rPr>
+              <w:t xml:space="preserve">Evidencia real21/10; </w:t>
+            </w:r>
+            <w:r>
+              <w:rPr>
+                <w:sz w:val="18"/>
+              </w:rPr>
+              <w:t>recuperación comprobada el 28/10.</w:t>
             </w:r>
           </w:p>
         </w:tc>
@@ -4122,16 +4021,14 @@
         </w:trPr>
         <w:tc>
           <w:tcPr>
-            <w:tcW w:type="dxa" w:w="2088"/>
-          </w:tcPr>
-          <w:p>
-            <w:pPr>
-              <w:spacing w:after="80" w:before="60"/>
-            </w:pPr>
-            <w:r>
-              <w:rPr>
-                <w:rFonts w:ascii="Arial" w:hAnsi="Arial"/>
-                <w:b w:val="0"/>
+            <w:tcW w:w="2088" w:type="dxa"/>
+          </w:tcPr>
+          <w:p>
+            <w:pPr>
+              <w:spacing w:before="60" w:after="80"/>
+            </w:pPr>
+            <w:r>
+              <w:rPr>
                 <w:sz w:val="18"/>
               </w:rPr>
               <w:t>P2 Inválido / local</w:t>
@@ -4140,16 +4037,14 @@
         </w:tc>
         <w:tc>
           <w:tcPr>
-            <w:tcW w:type="dxa" w:w="5184"/>
-          </w:tcPr>
-          <w:p>
-            <w:pPr>
-              <w:spacing w:after="80" w:before="60"/>
-            </w:pPr>
-            <w:r>
-              <w:rPr>
-                <w:rFonts w:ascii="Arial" w:hAnsi="Arial"/>
-                <w:b w:val="0"/>
+            <w:tcW w:w="5184" w:type="dxa"/>
+          </w:tcPr>
+          <w:p>
+            <w:pPr>
+              <w:spacing w:before="60" w:after="80"/>
+            </w:pPr>
+            <w:r>
+              <w:rPr>
                 <w:sz w:val="18"/>
               </w:rPr>
               <w:t>Enviar ph=50 o número como cadena. HTTP 422 con error; no se guarda.</w:t>
@@ -4158,16 +4053,14 @@
         </w:tc>
         <w:tc>
           <w:tcPr>
-            <w:tcW w:type="dxa" w:w="2232"/>
-          </w:tcPr>
-          <w:p>
-            <w:pPr>
-              <w:spacing w:after="80" w:before="60"/>
-            </w:pPr>
-            <w:r>
-              <w:rPr>
-                <w:rFonts w:ascii="Arial" w:hAnsi="Arial"/>
-                <w:b w:val="0"/>
+            <w:tcW w:w="2232" w:type="dxa"/>
+          </w:tcPr>
+          <w:p>
+            <w:pPr>
+              <w:spacing w:before="60" w:after="80"/>
+            </w:pPr>
+            <w:r>
+              <w:rPr>
                 <w:sz w:val="18"/>
               </w:rPr>
               <w:t>Cubierto por PHPUnit 27/10.</w:t>
@@ -4181,16 +4074,14 @@
         </w:trPr>
         <w:tc>
           <w:tcPr>
-            <w:tcW w:type="dxa" w:w="2088"/>
-          </w:tcPr>
-          <w:p>
-            <w:pPr>
-              <w:spacing w:after="80" w:before="60"/>
-            </w:pPr>
-            <w:r>
-              <w:rPr>
-                <w:rFonts w:ascii="Arial" w:hAnsi="Arial"/>
-                <w:b w:val="0"/>
+            <w:tcW w:w="2088" w:type="dxa"/>
+          </w:tcPr>
+          <w:p>
+            <w:pPr>
+              <w:spacing w:before="60" w:after="80"/>
+            </w:pPr>
+            <w:r>
+              <w:rPr>
                 <w:sz w:val="18"/>
               </w:rPr>
               <w:t>P3 Duplicado / local</w:t>
@@ -4199,16 +4090,14 @@
         </w:tc>
         <w:tc>
           <w:tcPr>
-            <w:tcW w:type="dxa" w:w="5184"/>
-          </w:tcPr>
-          <w:p>
-            <w:pPr>
-              <w:spacing w:after="80" w:before="60"/>
-            </w:pPr>
-            <w:r>
-              <w:rPr>
-                <w:rFonts w:ascii="Arial" w:hAnsi="Arial"/>
-                <w:b w:val="0"/>
+            <w:tcW w:w="5184" w:type="dxa"/>
+          </w:tcPr>
+          <w:p>
+            <w:pPr>
+              <w:spacing w:before="60" w:after="80"/>
+            </w:pPr>
+            <w:r>
+              <w:rPr>
                 <w:sz w:val="18"/>
               </w:rPr>
               <w:t>Reenviar identidad; no crear otra fila. Bridge solo stored si coincide contenido.</w:t>
@@ -4217,16 +4106,14 @@
         </w:tc>
         <w:tc>
           <w:tcPr>
-            <w:tcW w:type="dxa" w:w="2232"/>
-          </w:tcPr>
-          <w:p>
-            <w:pPr>
-              <w:spacing w:after="80" w:before="60"/>
-            </w:pPr>
-            <w:r>
-              <w:rPr>
-                <w:rFonts w:ascii="Arial" w:hAnsi="Arial"/>
-                <w:b w:val="0"/>
+            <w:tcW w:w="2232" w:type="dxa"/>
+          </w:tcPr>
+          <w:p>
+            <w:pPr>
+              <w:spacing w:before="60" w:after="80"/>
+            </w:pPr>
+            <w:r>
+              <w:rPr>
                 <w:sz w:val="18"/>
               </w:rPr>
               <w:t>API y bridge probados; integración anterior.</w:t>
@@ -4240,16 +4127,14 @@
         </w:trPr>
         <w:tc>
           <w:tcPr>
-            <w:tcW w:type="dxa" w:w="2088"/>
-          </w:tcPr>
-          <w:p>
-            <w:pPr>
-              <w:spacing w:after="80" w:before="60"/>
-            </w:pPr>
-            <w:r>
-              <w:rPr>
-                <w:rFonts w:ascii="Arial" w:hAnsi="Arial"/>
-                <w:b w:val="0"/>
+            <w:tcW w:w="2088" w:type="dxa"/>
+          </w:tcPr>
+          <w:p>
+            <w:pPr>
+              <w:spacing w:before="60" w:after="80"/>
+            </w:pPr>
+            <w:r>
+              <w:rPr>
                 <w:sz w:val="18"/>
               </w:rPr>
               <w:t>P4 Reconexión / físico</w:t>
@@ -4258,16 +4143,14 @@
         </w:tc>
         <w:tc>
           <w:tcPr>
-            <w:tcW w:type="dxa" w:w="5184"/>
-          </w:tcPr>
-          <w:p>
-            <w:pPr>
-              <w:spacing w:after="80" w:before="60"/>
-            </w:pPr>
-            <w:r>
-              <w:rPr>
-                <w:rFonts w:ascii="Arial" w:hAnsi="Arial"/>
-                <w:b w:val="0"/>
+            <w:tcW w:w="5184" w:type="dxa"/>
+          </w:tcPr>
+          <w:p>
+            <w:pPr>
+              <w:spacing w:before="60" w:after="80"/>
+            </w:pPr>
+            <w:r>
+              <w:rPr>
                 <w:sz w:val="18"/>
               </w:rPr>
               <w:t>Cortar y restaurar Wi-Fi. Pendiente conserva identidad y llega sin duplicarse.</w:t>
@@ -4276,19 +4159,23 @@
         </w:tc>
         <w:tc>
           <w:tcPr>
-            <w:tcW w:type="dxa" w:w="2232"/>
-          </w:tcPr>
-          <w:p>
-            <w:pPr>
-              <w:spacing w:after="80" w:before="60"/>
-            </w:pPr>
-            <w:r>
-              <w:rPr>
-                <w:rFonts w:ascii="Arial" w:hAnsi="Arial"/>
-                <w:b w:val="0"/>
-                <w:sz w:val="18"/>
-              </w:rPr>
-              <w:t>Comprobada por el responsable; confirmación28/10.</w:t>
+            <w:tcW w:w="2232" w:type="dxa"/>
+          </w:tcPr>
+          <w:p>
+            <w:pPr>
+              <w:spacing w:before="60" w:after="80"/>
+            </w:pPr>
+            <w:r>
+              <w:rPr>
+                <w:sz w:val="18"/>
+              </w:rPr>
+              <w:t>Comprobada el</w:t>
+            </w:r>
+            <w:r>
+              <w:rPr>
+                <w:sz w:val="18"/>
+              </w:rPr>
+              <w:t>28/10.</w:t>
             </w:r>
           </w:p>
         </w:tc>
@@ -4299,16 +4186,14 @@
         </w:trPr>
         <w:tc>
           <w:tcPr>
-            <w:tcW w:type="dxa" w:w="2088"/>
-          </w:tcPr>
-          <w:p>
-            <w:pPr>
-              <w:spacing w:after="80" w:before="60"/>
-            </w:pPr>
-            <w:r>
-              <w:rPr>
-                <w:rFonts w:ascii="Arial" w:hAnsi="Arial"/>
-                <w:b w:val="0"/>
+            <w:tcW w:w="2088" w:type="dxa"/>
+          </w:tcPr>
+          <w:p>
+            <w:pPr>
+              <w:spacing w:before="60" w:after="80"/>
+            </w:pPr>
+            <w:r>
+              <w:rPr>
                 <w:sz w:val="18"/>
               </w:rPr>
               <w:t>P5 Estados Android / local</w:t>
@@ -4317,34 +4202,36 @@
         </w:tc>
         <w:tc>
           <w:tcPr>
-            <w:tcW w:type="dxa" w:w="5184"/>
-          </w:tcPr>
-          <w:p>
-            <w:pPr>
-              <w:spacing w:after="80" w:before="60"/>
-            </w:pPr>
-            <w:r>
-              <w:rPr>
-                <w:rFonts w:ascii="Arial" w:hAnsi="Arial"/>
-                <w:b w:val="0"/>
-                <w:sz w:val="18"/>
-              </w:rPr>
-              <w:t>Vacío, errorHTTP, null y lectura antigua. Estado correcto sin inventar valores.</w:t>
-            </w:r>
-          </w:p>
-        </w:tc>
-        <w:tc>
-          <w:tcPr>
-            <w:tcW w:type="dxa" w:w="2232"/>
-          </w:tcPr>
-          <w:p>
-            <w:pPr>
-              <w:spacing w:after="80" w:before="60"/>
-            </w:pPr>
-            <w:r>
-              <w:rPr>
-                <w:rFonts w:ascii="Arial" w:hAnsi="Arial"/>
-                <w:b w:val="0"/>
+            <w:tcW w:w="5184" w:type="dxa"/>
+          </w:tcPr>
+          <w:p>
+            <w:pPr>
+              <w:spacing w:before="60" w:after="80"/>
+            </w:pPr>
+            <w:r>
+              <w:rPr>
+                <w:sz w:val="18"/>
+              </w:rPr>
+              <w:t xml:space="preserve">Vacío, errorHTTP, null y lectura antigua. </w:t>
+            </w:r>
+            <w:r>
+              <w:rPr>
+                <w:sz w:val="18"/>
+              </w:rPr>
+              <w:t>Estado correcto sin valores de relleno.</w:t>
+            </w:r>
+          </w:p>
+        </w:tc>
+        <w:tc>
+          <w:tcPr>
+            <w:tcW w:w="2232" w:type="dxa"/>
+          </w:tcPr>
+          <w:p>
+            <w:pPr>
+              <w:spacing w:before="60" w:after="80"/>
+            </w:pPr>
+            <w:r>
+              <w:rPr>
                 <w:sz w:val="18"/>
               </w:rPr>
               <w:t>JVM 27/10; interacción manual parcial.</w:t>
@@ -4358,16 +4245,14 @@
         </w:trPr>
         <w:tc>
           <w:tcPr>
-            <w:tcW w:type="dxa" w:w="2088"/>
-          </w:tcPr>
-          <w:p>
-            <w:pPr>
-              <w:spacing w:after="80" w:before="60"/>
-            </w:pPr>
-            <w:r>
-              <w:rPr>
-                <w:rFonts w:ascii="Arial" w:hAnsi="Arial"/>
-                <w:b w:val="0"/>
+            <w:tcW w:w="2088" w:type="dxa"/>
+          </w:tcPr>
+          <w:p>
+            <w:pPr>
+              <w:spacing w:before="60" w:after="80"/>
+            </w:pPr>
+            <w:r>
+              <w:rPr>
                 <w:sz w:val="18"/>
               </w:rPr>
               <w:t>P6 Reinicio ESP32 / físico</w:t>
@@ -4376,16 +4261,14 @@
         </w:tc>
         <w:tc>
           <w:tcPr>
-            <w:tcW w:type="dxa" w:w="5184"/>
-          </w:tcPr>
-          <w:p>
-            <w:pPr>
-              <w:spacing w:after="80" w:before="60"/>
-            </w:pPr>
-            <w:r>
-              <w:rPr>
-                <w:rFonts w:ascii="Arial" w:hAnsi="Arial"/>
-                <w:b w:val="0"/>
+            <w:tcW w:w="5184" w:type="dxa"/>
+          </w:tcPr>
+          <w:p>
+            <w:pPr>
+              <w:spacing w:before="60" w:after="80"/>
+            </w:pPr>
+            <w:r>
+              <w:rPr>
                 <w:sz w:val="18"/>
               </w:rPr>
               <w:t>Reiniciar ESP32; comprobar continuidad sin conexión y recepción de las mediciones recientes sin duplicados al recuperarla.</w:t>
@@ -4394,19 +4277,23 @@
         </w:tc>
         <w:tc>
           <w:tcPr>
-            <w:tcW w:type="dxa" w:w="2232"/>
-          </w:tcPr>
-          <w:p>
-            <w:pPr>
-              <w:spacing w:after="80" w:before="60"/>
-            </w:pPr>
-            <w:r>
-              <w:rPr>
-                <w:rFonts w:ascii="Arial" w:hAnsi="Arial"/>
-                <w:b w:val="0"/>
-                <w:sz w:val="18"/>
-              </w:rPr>
-              <w:t>Comprobado por el responsable; confirmación28/10.</w:t>
+            <w:tcW w:w="2232" w:type="dxa"/>
+          </w:tcPr>
+          <w:p>
+            <w:pPr>
+              <w:spacing w:before="60" w:after="80"/>
+            </w:pPr>
+            <w:r>
+              <w:rPr>
+                <w:sz w:val="18"/>
+              </w:rPr>
+              <w:t>Comprobado el</w:t>
+            </w:r>
+            <w:r>
+              <w:rPr>
+                <w:sz w:val="18"/>
+              </w:rPr>
+              <w:t>28/10.</w:t>
             </w:r>
           </w:p>
         </w:tc>
@@ -4417,16 +4304,14 @@
         </w:trPr>
         <w:tc>
           <w:tcPr>
-            <w:tcW w:type="dxa" w:w="2088"/>
-          </w:tcPr>
-          <w:p>
-            <w:pPr>
-              <w:spacing w:after="80" w:before="60"/>
-            </w:pPr>
-            <w:r>
-              <w:rPr>
-                <w:rFonts w:ascii="Arial" w:hAnsi="Arial"/>
-                <w:b w:val="0"/>
+            <w:tcW w:w="2088" w:type="dxa"/>
+          </w:tcPr>
+          <w:p>
+            <w:pPr>
+              <w:spacing w:before="60" w:after="80"/>
+            </w:pPr>
+            <w:r>
+              <w:rPr>
                 <w:sz w:val="18"/>
               </w:rPr>
               <w:t>P7 Bomba / físico</w:t>
@@ -4435,16 +4320,14 @@
         </w:tc>
         <w:tc>
           <w:tcPr>
-            <w:tcW w:type="dxa" w:w="5184"/>
-          </w:tcPr>
-          <w:p>
-            <w:pPr>
-              <w:spacing w:after="80" w:before="60"/>
-            </w:pPr>
-            <w:r>
-              <w:rPr>
-                <w:rFonts w:ascii="Arial" w:hAnsi="Arial"/>
-                <w:b w:val="0"/>
+            <w:tcW w:w="5184" w:type="dxa"/>
+          </w:tcPr>
+          <w:p>
+            <w:pPr>
+              <w:spacing w:before="60" w:after="80"/>
+            </w:pPr>
+            <w:r>
+              <w:rPr>
                 <w:sz w:val="18"/>
               </w:rPr>
               <w:t>Arranque con agua tras 5 s; nivel bajo apaga y enciende alarma; recuperación reanuda; reinicio ESP32 sin arranque; telemetría continúa.</w:t>
@@ -4453,19 +4336,23 @@
         </w:tc>
         <w:tc>
           <w:tcPr>
-            <w:tcW w:type="dxa" w:w="2232"/>
-          </w:tcPr>
-          <w:p>
-            <w:pPr>
-              <w:spacing w:after="80" w:before="60"/>
-            </w:pPr>
-            <w:r>
-              <w:rPr>
-                <w:rFonts w:ascii="Arial" w:hAnsi="Arial"/>
-                <w:b w:val="0"/>
-                <w:sz w:val="18"/>
-              </w:rPr>
-              <w:t>Comprobado por el responsable; confirmación28/10, sin fotografía.</w:t>
+            <w:tcW w:w="2232" w:type="dxa"/>
+          </w:tcPr>
+          <w:p>
+            <w:pPr>
+              <w:spacing w:before="60" w:after="80"/>
+            </w:pPr>
+            <w:r>
+              <w:rPr>
+                <w:sz w:val="18"/>
+              </w:rPr>
+              <w:t>Comprobado el</w:t>
+            </w:r>
+            <w:r>
+              <w:rPr>
+                <w:sz w:val="18"/>
+              </w:rPr>
+              <w:t>28/10, sin fotografía.</w:t>
             </w:r>
           </w:p>
         </w:tc>
@@ -4476,7 +4363,10 @@
         <w:spacing w:after="120"/>
       </w:pPr>
       <w:r>
-        <w:t>El responsable confirmó el 28/10 que reinició el ESP32, que siguió funcionando sin conexión y que al recuperarla llegaron las mediciones más recientes sin duplicarse. Esta comprobación corresponde al ESP32 y la recuperación de telemetría; no acredita un reinicio del bridge ni un historial completo de lecturas durante el corte.</w:t>
+        <w:t>El 28/10 se reinició el ESP32: siguió funcionando sin conexión y al recuperarla</w:t>
+      </w:r>
+      <w:r>
+        <w:t xml:space="preserve"> llegaron las mediciones más recientes sin duplicarse. Esta comprobación corresponde al ESP32 y la recuperación de telemetría; no acredita un reinicio del bridge ni un historial completo de lecturas durante el corte.</w:t>
       </w:r>
     </w:p>
     <w:p>
@@ -4487,26 +4377,23 @@
       <w:r>
         <w:rPr>
           <w:rFonts w:ascii="Arial" w:hAnsi="Arial"/>
-          <w:b/>
-          <w:color w:val="000000"/>
-          <w:sz w:val="24"/>
         </w:rPr>
         <w:t>Resultados locales del 27 de octubre</w:t>
       </w:r>
     </w:p>
     <w:tbl>
       <w:tblPr>
-        <w:tblW w:type="auto" w:w="0"/>
+        <w:tblW w:w="0" w:type="auto"/>
+        <w:tblBorders>
+          <w:top w:val="single" w:sz="4" w:space="0" w:color="87998B"/>
+          <w:left w:val="single" w:sz="4" w:space="0" w:color="87998B"/>
+          <w:bottom w:val="single" w:sz="4" w:space="0" w:color="87998B"/>
+          <w:right w:val="single" w:sz="4" w:space="0" w:color="87998B"/>
+          <w:insideH w:val="single" w:sz="4" w:space="0" w:color="87998B"/>
+          <w:insideV w:val="single" w:sz="4" w:space="0" w:color="87998B"/>
+        </w:tblBorders>
         <w:tblLayout w:type="fixed"/>
-        <w:tblLook w:firstColumn="1" w:firstRow="1" w:lastColumn="0" w:lastRow="0" w:noHBand="0" w:noVBand="1" w:val="04A0"/>
-        <w:tblBorders>
-          <w:top w:val="single" w:sz="4" w:color="87998B"/>
-          <w:left w:val="single" w:sz="4" w:color="87998B"/>
-          <w:bottom w:val="single" w:sz="4" w:color="87998B"/>
-          <w:right w:val="single" w:sz="4" w:color="87998B"/>
-          <w:insideH w:val="single" w:sz="4" w:color="87998B"/>
-          <w:insideV w:val="single" w:sz="4" w:color="87998B"/>
-        </w:tblBorders>
+        <w:tblLook w:val="04A0" w:firstRow="1" w:lastRow="0" w:firstColumn="1" w:lastColumn="0" w:noHBand="0" w:noVBand="1"/>
       </w:tblPr>
       <w:tblGrid>
         <w:gridCol w:w="3024"/>
@@ -4519,16 +4406,15 @@
         </w:trPr>
         <w:tc>
           <w:tcPr>
-            <w:tcW w:type="dxa" w:w="3024"/>
-            <w:shd w:fill="DDEAD9"/>
-          </w:tcPr>
-          <w:p>
-            <w:pPr>
-              <w:spacing w:after="80" w:before="60"/>
-            </w:pPr>
-            <w:r>
-              <w:rPr>
-                <w:rFonts w:ascii="Arial" w:hAnsi="Arial"/>
+            <w:tcW w:w="3024" w:type="dxa"/>
+            <w:shd w:val="clear" w:color="auto" w:fill="DDEAD9"/>
+          </w:tcPr>
+          <w:p>
+            <w:pPr>
+              <w:spacing w:before="60" w:after="80"/>
+            </w:pPr>
+            <w:r>
+              <w:rPr>
                 <w:b/>
                 <w:sz w:val="18"/>
               </w:rPr>
@@ -4538,16 +4424,15 @@
         </w:tc>
         <w:tc>
           <w:tcPr>
-            <w:tcW w:type="dxa" w:w="6480"/>
-            <w:shd w:fill="DDEAD9"/>
-          </w:tcPr>
-          <w:p>
-            <w:pPr>
-              <w:spacing w:after="80" w:before="60"/>
-            </w:pPr>
-            <w:r>
-              <w:rPr>
-                <w:rFonts w:ascii="Arial" w:hAnsi="Arial"/>
+            <w:tcW w:w="6480" w:type="dxa"/>
+            <w:shd w:val="clear" w:color="auto" w:fill="DDEAD9"/>
+          </w:tcPr>
+          <w:p>
+            <w:pPr>
+              <w:spacing w:before="60" w:after="80"/>
+            </w:pPr>
+            <w:r>
+              <w:rPr>
                 <w:b/>
                 <w:sz w:val="18"/>
               </w:rPr>
@@ -4562,16 +4447,14 @@
         </w:trPr>
         <w:tc>
           <w:tcPr>
-            <w:tcW w:type="dxa" w:w="3024"/>
-          </w:tcPr>
-          <w:p>
-            <w:pPr>
-              <w:spacing w:after="80" w:before="60"/>
-            </w:pPr>
-            <w:r>
-              <w:rPr>
-                <w:rFonts w:ascii="Arial" w:hAnsi="Arial"/>
-                <w:b w:val="0"/>
+            <w:tcW w:w="3024" w:type="dxa"/>
+          </w:tcPr>
+          <w:p>
+            <w:pPr>
+              <w:spacing w:before="60" w:after="80"/>
+            </w:pPr>
+            <w:r>
+              <w:rPr>
                 <w:sz w:val="18"/>
               </w:rPr>
               <w:t>Firmware</w:t>
@@ -4580,16 +4463,14 @@
         </w:tc>
         <w:tc>
           <w:tcPr>
-            <w:tcW w:type="dxa" w:w="6480"/>
-          </w:tcPr>
-          <w:p>
-            <w:pPr>
-              <w:spacing w:after="80" w:before="60"/>
-            </w:pPr>
-            <w:r>
-              <w:rPr>
-                <w:rFonts w:ascii="Arial" w:hAnsi="Arial"/>
-                <w:b w:val="0"/>
+            <w:tcW w:w="6480" w:type="dxa"/>
+          </w:tcPr>
+          <w:p>
+            <w:pPr>
+              <w:spacing w:before="60" w:after="80"/>
+            </w:pPr>
+            <w:r>
+              <w:rPr>
                 <w:sz w:val="18"/>
               </w:rPr>
               <w:t>Compilación correcta28/10:82% flash, 15% RAM. Prueba C++ de la lógica de bomba: aprobada.</w:t>
@@ -4603,16 +4484,14 @@
         </w:trPr>
         <w:tc>
           <w:tcPr>
-            <w:tcW w:type="dxa" w:w="3024"/>
-          </w:tcPr>
-          <w:p>
-            <w:pPr>
-              <w:spacing w:after="80" w:before="60"/>
-            </w:pPr>
-            <w:r>
-              <w:rPr>
-                <w:rFonts w:ascii="Arial" w:hAnsi="Arial"/>
-                <w:b w:val="0"/>
+            <w:tcW w:w="3024" w:type="dxa"/>
+          </w:tcPr>
+          <w:p>
+            <w:pPr>
+              <w:spacing w:before="60" w:after="80"/>
+            </w:pPr>
+            <w:r>
+              <w:rPr>
                 <w:sz w:val="18"/>
               </w:rPr>
               <w:t>PHPUnit / SQLite :memory:</w:t>
@@ -4621,16 +4500,14 @@
         </w:tc>
         <w:tc>
           <w:tcPr>
-            <w:tcW w:type="dxa" w:w="6480"/>
-          </w:tcPr>
-          <w:p>
-            <w:pPr>
-              <w:spacing w:after="80" w:before="60"/>
-            </w:pPr>
-            <w:r>
-              <w:rPr>
-                <w:rFonts w:ascii="Arial" w:hAnsi="Arial"/>
-                <w:b w:val="0"/>
+            <w:tcW w:w="6480" w:type="dxa"/>
+          </w:tcPr>
+          <w:p>
+            <w:pPr>
+              <w:spacing w:before="60" w:after="80"/>
+            </w:pPr>
+            <w:r>
+              <w:rPr>
                 <w:sz w:val="18"/>
               </w:rPr>
               <w:t>29 pruebas, 194 comprobaciones; cero fallos.</w:t>
@@ -4644,16 +4521,14 @@
         </w:trPr>
         <w:tc>
           <w:tcPr>
-            <w:tcW w:type="dxa" w:w="3024"/>
-          </w:tcPr>
-          <w:p>
-            <w:pPr>
-              <w:spacing w:after="80" w:before="60"/>
-            </w:pPr>
-            <w:r>
-              <w:rPr>
-                <w:rFonts w:ascii="Arial" w:hAnsi="Arial"/>
-                <w:b w:val="0"/>
+            <w:tcW w:w="3024" w:type="dxa"/>
+          </w:tcPr>
+          <w:p>
+            <w:pPr>
+              <w:spacing w:before="60" w:after="80"/>
+            </w:pPr>
+            <w:r>
+              <w:rPr>
                 <w:sz w:val="18"/>
               </w:rPr>
               <w:t>Python / bridge, puertos y guardas</w:t>
@@ -4662,16 +4537,14 @@
         </w:tc>
         <w:tc>
           <w:tcPr>
-            <w:tcW w:type="dxa" w:w="6480"/>
-          </w:tcPr>
-          <w:p>
-            <w:pPr>
-              <w:spacing w:after="80" w:before="60"/>
-            </w:pPr>
-            <w:r>
-              <w:rPr>
-                <w:rFonts w:ascii="Arial" w:hAnsi="Arial"/>
-                <w:b w:val="0"/>
+            <w:tcW w:w="6480" w:type="dxa"/>
+          </w:tcPr>
+          <w:p>
+            <w:pPr>
+              <w:spacing w:before="60" w:after="80"/>
+            </w:pPr>
+            <w:r>
+              <w:rPr>
                 <w:sz w:val="18"/>
               </w:rPr>
               <w:t>10 pruebas; cero fallos ni omisiones, con Git Bash y mocks.</w:t>
@@ -4685,16 +4558,14 @@
         </w:trPr>
         <w:tc>
           <w:tcPr>
-            <w:tcW w:type="dxa" w:w="3024"/>
-          </w:tcPr>
-          <w:p>
-            <w:pPr>
-              <w:spacing w:after="80" w:before="60"/>
-            </w:pPr>
-            <w:r>
-              <w:rPr>
-                <w:rFonts w:ascii="Arial" w:hAnsi="Arial"/>
-                <w:b w:val="0"/>
+            <w:tcW w:w="3024" w:type="dxa"/>
+          </w:tcPr>
+          <w:p>
+            <w:pPr>
+              <w:spacing w:before="60" w:after="80"/>
+            </w:pPr>
+            <w:r>
+              <w:rPr>
                 <w:sz w:val="18"/>
               </w:rPr>
               <w:t>Android / JVM, lint y build</w:t>
@@ -4703,16 +4574,14 @@
         </w:tc>
         <w:tc>
           <w:tcPr>
-            <w:tcW w:type="dxa" w:w="6480"/>
-          </w:tcPr>
-          <w:p>
-            <w:pPr>
-              <w:spacing w:after="80" w:before="60"/>
-            </w:pPr>
-            <w:r>
-              <w:rPr>
-                <w:rFonts w:ascii="Arial" w:hAnsi="Arial"/>
-                <w:b w:val="0"/>
+            <w:tcW w:w="6480" w:type="dxa"/>
+          </w:tcPr>
+          <w:p>
+            <w:pPr>
+              <w:spacing w:before="60" w:after="80"/>
+            </w:pPr>
+            <w:r>
+              <w:rPr>
                 <w:sz w:val="18"/>
               </w:rPr>
               <w:t>39 casos: 35 ejecutados y 4 opt-in omitidos. Cero fallos. Lint, debug y release correctos.</w:t>
@@ -4726,16 +4595,14 @@
         </w:trPr>
         <w:tc>
           <w:tcPr>
-            <w:tcW w:type="dxa" w:w="3024"/>
-          </w:tcPr>
-          <w:p>
-            <w:pPr>
-              <w:spacing w:after="80" w:before="60"/>
-            </w:pPr>
-            <w:r>
-              <w:rPr>
-                <w:rFonts w:ascii="Arial" w:hAnsi="Arial"/>
-                <w:b w:val="0"/>
+            <w:tcW w:w="3024" w:type="dxa"/>
+          </w:tcPr>
+          <w:p>
+            <w:pPr>
+              <w:spacing w:before="60" w:after="80"/>
+            </w:pPr>
+            <w:r>
+              <w:rPr>
                 <w:sz w:val="18"/>
               </w:rPr>
               <w:t>Compose producción</w:t>
@@ -4744,16 +4611,14 @@
         </w:tc>
         <w:tc>
           <w:tcPr>
-            <w:tcW w:type="dxa" w:w="6480"/>
-          </w:tcPr>
-          <w:p>
-            <w:pPr>
-              <w:spacing w:after="80" w:before="60"/>
-            </w:pPr>
-            <w:r>
-              <w:rPr>
-                <w:rFonts w:ascii="Arial" w:hAnsi="Arial"/>
-                <w:b w:val="0"/>
+            <w:tcW w:w="6480" w:type="dxa"/>
+          </w:tcPr>
+          <w:p>
+            <w:pPr>
+              <w:spacing w:before="60" w:after="80"/>
+            </w:pPr>
+            <w:r>
+              <w:rPr>
                 <w:sz w:val="18"/>
               </w:rPr>
               <w:t>Aislamiento validado con fixtures; no servicios iniciados ni acceso VPS.</w:t>
@@ -4783,8 +4648,6 @@
       <w:r>
         <w:rPr>
           <w:rFonts w:ascii="Arial" w:hAnsi="Arial"/>
-          <w:b/>
-          <w:color w:val="000000"/>
           <w:sz w:val="29"/>
         </w:rPr>
         <w:t>9. Tecnologías y variables de configuración</w:t>
@@ -4792,17 +4655,17 @@
     </w:p>
     <w:tbl>
       <w:tblPr>
-        <w:tblW w:type="auto" w:w="0"/>
+        <w:tblW w:w="0" w:type="auto"/>
+        <w:tblBorders>
+          <w:top w:val="single" w:sz="4" w:space="0" w:color="87998B"/>
+          <w:left w:val="single" w:sz="4" w:space="0" w:color="87998B"/>
+          <w:bottom w:val="single" w:sz="4" w:space="0" w:color="87998B"/>
+          <w:right w:val="single" w:sz="4" w:space="0" w:color="87998B"/>
+          <w:insideH w:val="single" w:sz="4" w:space="0" w:color="87998B"/>
+          <w:insideV w:val="single" w:sz="4" w:space="0" w:color="87998B"/>
+        </w:tblBorders>
         <w:tblLayout w:type="fixed"/>
-        <w:tblLook w:firstColumn="1" w:firstRow="1" w:lastColumn="0" w:lastRow="0" w:noHBand="0" w:noVBand="1" w:val="04A0"/>
-        <w:tblBorders>
-          <w:top w:val="single" w:sz="4" w:color="87998B"/>
-          <w:left w:val="single" w:sz="4" w:color="87998B"/>
-          <w:bottom w:val="single" w:sz="4" w:color="87998B"/>
-          <w:right w:val="single" w:sz="4" w:color="87998B"/>
-          <w:insideH w:val="single" w:sz="4" w:color="87998B"/>
-          <w:insideV w:val="single" w:sz="4" w:color="87998B"/>
-        </w:tblBorders>
+        <w:tblLook w:val="04A0" w:firstRow="1" w:lastRow="0" w:firstColumn="1" w:lastColumn="0" w:noHBand="0" w:noVBand="1"/>
       </w:tblPr>
       <w:tblGrid>
         <w:gridCol w:w="3024"/>
@@ -4815,16 +4678,15 @@
         </w:trPr>
         <w:tc>
           <w:tcPr>
-            <w:tcW w:type="dxa" w:w="3024"/>
-            <w:shd w:fill="DDEAD9"/>
-          </w:tcPr>
-          <w:p>
-            <w:pPr>
-              <w:spacing w:after="80" w:before="60"/>
-            </w:pPr>
-            <w:r>
-              <w:rPr>
-                <w:rFonts w:ascii="Arial" w:hAnsi="Arial"/>
+            <w:tcW w:w="3024" w:type="dxa"/>
+            <w:shd w:val="clear" w:color="auto" w:fill="DDEAD9"/>
+          </w:tcPr>
+          <w:p>
+            <w:pPr>
+              <w:spacing w:before="60" w:after="80"/>
+            </w:pPr>
+            <w:r>
+              <w:rPr>
                 <w:b/>
                 <w:sz w:val="18"/>
               </w:rPr>
@@ -4834,16 +4696,15 @@
         </w:tc>
         <w:tc>
           <w:tcPr>
-            <w:tcW w:type="dxa" w:w="6480"/>
-            <w:shd w:fill="DDEAD9"/>
-          </w:tcPr>
-          <w:p>
-            <w:pPr>
-              <w:spacing w:after="80" w:before="60"/>
-            </w:pPr>
-            <w:r>
-              <w:rPr>
-                <w:rFonts w:ascii="Arial" w:hAnsi="Arial"/>
+            <w:tcW w:w="6480" w:type="dxa"/>
+            <w:shd w:val="clear" w:color="auto" w:fill="DDEAD9"/>
+          </w:tcPr>
+          <w:p>
+            <w:pPr>
+              <w:spacing w:before="60" w:after="80"/>
+            </w:pPr>
+            <w:r>
+              <w:rPr>
                 <w:b/>
                 <w:sz w:val="18"/>
               </w:rPr>
@@ -4858,16 +4719,14 @@
         </w:trPr>
         <w:tc>
           <w:tcPr>
-            <w:tcW w:type="dxa" w:w="3024"/>
-          </w:tcPr>
-          <w:p>
-            <w:pPr>
-              <w:spacing w:after="80" w:before="60"/>
-            </w:pPr>
-            <w:r>
-              <w:rPr>
-                <w:rFonts w:ascii="Arial" w:hAnsi="Arial"/>
-                <w:b w:val="0"/>
+            <w:tcW w:w="3024" w:type="dxa"/>
+          </w:tcPr>
+          <w:p>
+            <w:pPr>
+              <w:spacing w:before="60" w:after="80"/>
+            </w:pPr>
+            <w:r>
+              <w:rPr>
                 <w:sz w:val="18"/>
               </w:rPr>
               <w:t>ESP32 / Arduino</w:t>
@@ -4876,16 +4735,14 @@
         </w:tc>
         <w:tc>
           <w:tcPr>
-            <w:tcW w:type="dxa" w:w="6480"/>
-          </w:tcPr>
-          <w:p>
-            <w:pPr>
-              <w:spacing w:after="80" w:before="60"/>
-            </w:pPr>
-            <w:r>
-              <w:rPr>
-                <w:rFonts w:ascii="Arial" w:hAnsi="Arial"/>
-                <w:b w:val="0"/>
+            <w:tcW w:w="6480" w:type="dxa"/>
+          </w:tcPr>
+          <w:p>
+            <w:pPr>
+              <w:spacing w:before="60" w:after="80"/>
+            </w:pPr>
+            <w:r>
+              <w:rPr>
                 <w:sz w:val="18"/>
               </w:rPr>
               <w:t>Core 3.3.11; ArduinoJson 7.4.2; PubSubClient 2.8. embedded/README.md.</w:t>
@@ -4899,16 +4756,14 @@
         </w:trPr>
         <w:tc>
           <w:tcPr>
-            <w:tcW w:type="dxa" w:w="3024"/>
-          </w:tcPr>
-          <w:p>
-            <w:pPr>
-              <w:spacing w:after="80" w:before="60"/>
-            </w:pPr>
-            <w:r>
-              <w:rPr>
-                <w:rFonts w:ascii="Arial" w:hAnsi="Arial"/>
-                <w:b w:val="0"/>
+            <w:tcW w:w="3024" w:type="dxa"/>
+          </w:tcPr>
+          <w:p>
+            <w:pPr>
+              <w:spacing w:before="60" w:after="80"/>
+            </w:pPr>
+            <w:r>
+              <w:rPr>
                 <w:sz w:val="18"/>
               </w:rPr>
               <w:t>Laravel / PHP</w:t>
@@ -4917,16 +4772,14 @@
         </w:tc>
         <w:tc>
           <w:tcPr>
-            <w:tcW w:type="dxa" w:w="6480"/>
-          </w:tcPr>
-          <w:p>
-            <w:pPr>
-              <w:spacing w:after="80" w:before="60"/>
-            </w:pPr>
-            <w:r>
-              <w:rPr>
-                <w:rFonts w:ascii="Arial" w:hAnsi="Arial"/>
-                <w:b w:val="0"/>
+            <w:tcW w:w="6480" w:type="dxa"/>
+          </w:tcPr>
+          <w:p>
+            <w:pPr>
+              <w:spacing w:before="60" w:after="80"/>
+            </w:pPr>
+            <w:r>
+              <w:rPr>
                 <w:sz w:val="18"/>
               </w:rPr>
               <w:t>Laravel 13.33.0 en composer.lock; PHP 8.4 imagen y PHP 8.4.26 local.</w:t>
@@ -4940,16 +4793,14 @@
         </w:trPr>
         <w:tc>
           <w:tcPr>
-            <w:tcW w:type="dxa" w:w="3024"/>
-          </w:tcPr>
-          <w:p>
-            <w:pPr>
-              <w:spacing w:after="80" w:before="60"/>
-            </w:pPr>
-            <w:r>
-              <w:rPr>
-                <w:rFonts w:ascii="Arial" w:hAnsi="Arial"/>
-                <w:b w:val="0"/>
+            <w:tcW w:w="3024" w:type="dxa"/>
+          </w:tcPr>
+          <w:p>
+            <w:pPr>
+              <w:spacing w:before="60" w:after="80"/>
+            </w:pPr>
+            <w:r>
+              <w:rPr>
                 <w:sz w:val="18"/>
               </w:rPr>
               <w:t>PostgreSQL / Mosquitto</w:t>
@@ -4958,16 +4809,14 @@
         </w:tc>
         <w:tc>
           <w:tcPr>
-            <w:tcW w:type="dxa" w:w="6480"/>
-          </w:tcPr>
-          <w:p>
-            <w:pPr>
-              <w:spacing w:after="80" w:before="60"/>
-            </w:pPr>
-            <w:r>
-              <w:rPr>
-                <w:rFonts w:ascii="Arial" w:hAnsi="Arial"/>
-                <w:b w:val="0"/>
+            <w:tcW w:w="6480" w:type="dxa"/>
+          </w:tcPr>
+          <w:p>
+            <w:pPr>
+              <w:spacing w:before="60" w:after="80"/>
+            </w:pPr>
+            <w:r>
+              <w:rPr>
                 <w:sz w:val="18"/>
               </w:rPr>
               <w:t>PostgreSQL 16; imagen propia basada en eclipse-mosquitto:2.0.22.</w:t>
@@ -4981,16 +4830,14 @@
         </w:trPr>
         <w:tc>
           <w:tcPr>
-            <w:tcW w:type="dxa" w:w="3024"/>
-          </w:tcPr>
-          <w:p>
-            <w:pPr>
-              <w:spacing w:after="80" w:before="60"/>
-            </w:pPr>
-            <w:r>
-              <w:rPr>
-                <w:rFonts w:ascii="Arial" w:hAnsi="Arial"/>
-                <w:b w:val="0"/>
+            <w:tcW w:w="3024" w:type="dxa"/>
+          </w:tcPr>
+          <w:p>
+            <w:pPr>
+              <w:spacing w:before="60" w:after="80"/>
+            </w:pPr>
+            <w:r>
+              <w:rPr>
                 <w:sz w:val="18"/>
               </w:rPr>
               <w:t>Bridge Python</w:t>
@@ -4999,16 +4846,14 @@
         </w:tc>
         <w:tc>
           <w:tcPr>
-            <w:tcW w:type="dxa" w:w="6480"/>
-          </w:tcPr>
-          <w:p>
-            <w:pPr>
-              <w:spacing w:after="80" w:before="60"/>
-            </w:pPr>
-            <w:r>
-              <w:rPr>
-                <w:rFonts w:ascii="Arial" w:hAnsi="Arial"/>
-                <w:b w:val="0"/>
+            <w:tcW w:w="6480" w:type="dxa"/>
+          </w:tcPr>
+          <w:p>
+            <w:pPr>
+              <w:spacing w:before="60" w:after="80"/>
+            </w:pPr>
+            <w:r>
+              <w:rPr>
                 <w:sz w:val="18"/>
               </w:rPr>
               <w:t>Paho MQTT 2.1.0, scripts/requirements-mqtt.txt.</w:t>
@@ -5022,16 +4867,14 @@
         </w:trPr>
         <w:tc>
           <w:tcPr>
-            <w:tcW w:type="dxa" w:w="3024"/>
-          </w:tcPr>
-          <w:p>
-            <w:pPr>
-              <w:spacing w:after="80" w:before="60"/>
-            </w:pPr>
-            <w:r>
-              <w:rPr>
-                <w:rFonts w:ascii="Arial" w:hAnsi="Arial"/>
-                <w:b w:val="0"/>
+            <w:tcW w:w="3024" w:type="dxa"/>
+          </w:tcPr>
+          <w:p>
+            <w:pPr>
+              <w:spacing w:before="60" w:after="80"/>
+            </w:pPr>
+            <w:r>
+              <w:rPr>
                 <w:sz w:val="18"/>
               </w:rPr>
               <w:t>Android</w:t>
@@ -5040,16 +4883,14 @@
         </w:tc>
         <w:tc>
           <w:tcPr>
-            <w:tcW w:type="dxa" w:w="6480"/>
-          </w:tcPr>
-          <w:p>
-            <w:pPr>
-              <w:spacing w:after="80" w:before="60"/>
-            </w:pPr>
-            <w:r>
-              <w:rPr>
-                <w:rFonts w:ascii="Arial" w:hAnsi="Arial"/>
-                <w:b w:val="0"/>
+            <w:tcW w:w="6480" w:type="dxa"/>
+          </w:tcPr>
+          <w:p>
+            <w:pPr>
+              <w:spacing w:before="60" w:after="80"/>
+            </w:pPr>
+            <w:r>
+              <w:rPr>
                 <w:sz w:val="18"/>
               </w:rPr>
               <w:t>Kotlin/vistas nativas; AGP 9.3.1, Gradle 9.5.0, compileSDK37, target 35, min 26. App 0.7.0-integration.</w:t>
@@ -5063,16 +4904,14 @@
         </w:trPr>
         <w:tc>
           <w:tcPr>
-            <w:tcW w:type="dxa" w:w="3024"/>
-          </w:tcPr>
-          <w:p>
-            <w:pPr>
-              <w:spacing w:after="80" w:before="60"/>
-            </w:pPr>
-            <w:r>
-              <w:rPr>
-                <w:rFonts w:ascii="Arial" w:hAnsi="Arial"/>
-                <w:b w:val="0"/>
+            <w:tcW w:w="3024" w:type="dxa"/>
+          </w:tcPr>
+          <w:p>
+            <w:pPr>
+              <w:spacing w:before="60" w:after="80"/>
+            </w:pPr>
+            <w:r>
+              <w:rPr>
                 <w:sz w:val="18"/>
               </w:rPr>
               <w:t>Pruebas</w:t>
@@ -5081,16 +4920,14 @@
         </w:tc>
         <w:tc>
           <w:tcPr>
-            <w:tcW w:type="dxa" w:w="6480"/>
-          </w:tcPr>
-          <w:p>
-            <w:pPr>
-              <w:spacing w:after="80" w:before="60"/>
-            </w:pPr>
-            <w:r>
-              <w:rPr>
-                <w:rFonts w:ascii="Arial" w:hAnsi="Arial"/>
-                <w:b w:val="0"/>
+            <w:tcW w:w="6480" w:type="dxa"/>
+          </w:tcPr>
+          <w:p>
+            <w:pPr>
+              <w:spacing w:before="60" w:after="80"/>
+            </w:pPr>
+            <w:r>
+              <w:rPr>
                 <w:sz w:val="18"/>
               </w:rPr>
               <w:t>PHPUnit 12.5.35 observado; JUnit 4.13.2. Resto en lockfiles/configuración.</w:t>
@@ -5109,17 +4946,17 @@
     </w:p>
     <w:tbl>
       <w:tblPr>
-        <w:tblW w:type="auto" w:w="0"/>
+        <w:tblW w:w="0" w:type="auto"/>
+        <w:tblBorders>
+          <w:top w:val="single" w:sz="4" w:space="0" w:color="87998B"/>
+          <w:left w:val="single" w:sz="4" w:space="0" w:color="87998B"/>
+          <w:bottom w:val="single" w:sz="4" w:space="0" w:color="87998B"/>
+          <w:right w:val="single" w:sz="4" w:space="0" w:color="87998B"/>
+          <w:insideH w:val="single" w:sz="4" w:space="0" w:color="87998B"/>
+          <w:insideV w:val="single" w:sz="4" w:space="0" w:color="87998B"/>
+        </w:tblBorders>
         <w:tblLayout w:type="fixed"/>
-        <w:tblLook w:firstColumn="1" w:firstRow="1" w:lastColumn="0" w:lastRow="0" w:noHBand="0" w:noVBand="1" w:val="04A0"/>
-        <w:tblBorders>
-          <w:top w:val="single" w:sz="4" w:color="87998B"/>
-          <w:left w:val="single" w:sz="4" w:color="87998B"/>
-          <w:bottom w:val="single" w:sz="4" w:color="87998B"/>
-          <w:right w:val="single" w:sz="4" w:color="87998B"/>
-          <w:insideH w:val="single" w:sz="4" w:color="87998B"/>
-          <w:insideV w:val="single" w:sz="4" w:color="87998B"/>
-        </w:tblBorders>
+        <w:tblLook w:val="04A0" w:firstRow="1" w:lastRow="0" w:firstColumn="1" w:lastColumn="0" w:noHBand="0" w:noVBand="1"/>
       </w:tblPr>
       <w:tblGrid>
         <w:gridCol w:w="3024"/>
@@ -5132,16 +4969,15 @@
         </w:trPr>
         <w:tc>
           <w:tcPr>
-            <w:tcW w:type="dxa" w:w="3024"/>
-            <w:shd w:fill="DDEAD9"/>
-          </w:tcPr>
-          <w:p>
-            <w:pPr>
-              <w:spacing w:after="80" w:before="60"/>
-            </w:pPr>
-            <w:r>
-              <w:rPr>
-                <w:rFonts w:ascii="Arial" w:hAnsi="Arial"/>
+            <w:tcW w:w="3024" w:type="dxa"/>
+            <w:shd w:val="clear" w:color="auto" w:fill="DDEAD9"/>
+          </w:tcPr>
+          <w:p>
+            <w:pPr>
+              <w:spacing w:before="60" w:after="80"/>
+            </w:pPr>
+            <w:r>
+              <w:rPr>
                 <w:b/>
                 <w:sz w:val="18"/>
               </w:rPr>
@@ -5151,16 +4987,15 @@
         </w:tc>
         <w:tc>
           <w:tcPr>
-            <w:tcW w:type="dxa" w:w="6480"/>
-            <w:shd w:fill="DDEAD9"/>
-          </w:tcPr>
-          <w:p>
-            <w:pPr>
-              <w:spacing w:after="80" w:before="60"/>
-            </w:pPr>
-            <w:r>
-              <w:rPr>
-                <w:rFonts w:ascii="Arial" w:hAnsi="Arial"/>
+            <w:tcW w:w="6480" w:type="dxa"/>
+            <w:shd w:val="clear" w:color="auto" w:fill="DDEAD9"/>
+          </w:tcPr>
+          <w:p>
+            <w:pPr>
+              <w:spacing w:before="60" w:after="80"/>
+            </w:pPr>
+            <w:r>
+              <w:rPr>
                 <w:b/>
                 <w:sz w:val="18"/>
               </w:rPr>
@@ -5175,16 +5010,14 @@
         </w:trPr>
         <w:tc>
           <w:tcPr>
-            <w:tcW w:type="dxa" w:w="3024"/>
-          </w:tcPr>
-          <w:p>
-            <w:pPr>
-              <w:spacing w:after="80" w:before="60"/>
-            </w:pPr>
-            <w:r>
-              <w:rPr>
-                <w:rFonts w:ascii="Arial" w:hAnsi="Arial"/>
-                <w:b w:val="0"/>
+            <w:tcW w:w="3024" w:type="dxa"/>
+          </w:tcPr>
+          <w:p>
+            <w:pPr>
+              <w:spacing w:before="60" w:after="80"/>
+            </w:pPr>
+            <w:r>
+              <w:rPr>
                 <w:sz w:val="18"/>
               </w:rPr>
               <w:t>.env.example raíz</w:t>
@@ -5193,16 +5026,14 @@
         </w:tc>
         <w:tc>
           <w:tcPr>
-            <w:tcW w:type="dxa" w:w="6480"/>
-          </w:tcPr>
-          <w:p>
-            <w:pPr>
-              <w:spacing w:after="80" w:before="60"/>
-            </w:pPr>
-            <w:r>
-              <w:rPr>
-                <w:rFonts w:ascii="Arial" w:hAnsi="Arial"/>
-                <w:b w:val="0"/>
+            <w:tcW w:w="6480" w:type="dxa"/>
+          </w:tcPr>
+          <w:p>
+            <w:pPr>
+              <w:spacing w:before="60" w:after="80"/>
+            </w:pPr>
+            <w:r>
+              <w:rPr>
                 <w:sz w:val="18"/>
               </w:rPr>
               <w:t>HYDROMATE_APP_URL: https://hydromate-kevin.duckdns.org:9443, sin /api. Inventario de variables de despliegue en variables-entorno.md.</w:t>
@@ -5216,16 +5047,14 @@
         </w:trPr>
         <w:tc>
           <w:tcPr>
-            <w:tcW w:type="dxa" w:w="3024"/>
-          </w:tcPr>
-          <w:p>
-            <w:pPr>
-              <w:spacing w:after="80" w:before="60"/>
-            </w:pPr>
-            <w:r>
-              <w:rPr>
-                <w:rFonts w:ascii="Arial" w:hAnsi="Arial"/>
-                <w:b w:val="0"/>
+            <w:tcW w:w="3024" w:type="dxa"/>
+          </w:tcPr>
+          <w:p>
+            <w:pPr>
+              <w:spacing w:before="60" w:after="80"/>
+            </w:pPr>
+            <w:r>
+              <w:rPr>
                 <w:sz w:val="18"/>
               </w:rPr>
               <w:t>/etc/hydromate/.env privado</w:t>
@@ -5234,16 +5063,14 @@
         </w:tc>
         <w:tc>
           <w:tcPr>
-            <w:tcW w:type="dxa" w:w="6480"/>
-          </w:tcPr>
-          <w:p>
-            <w:pPr>
-              <w:spacing w:after="80" w:before="60"/>
-            </w:pPr>
-            <w:r>
-              <w:rPr>
-                <w:rFonts w:ascii="Arial" w:hAnsi="Arial"/>
-                <w:b w:val="0"/>
+            <w:tcW w:w="6480" w:type="dxa"/>
+          </w:tcPr>
+          <w:p>
+            <w:pPr>
+              <w:spacing w:before="60" w:after="80"/>
+            </w:pPr>
+            <w:r>
+              <w:rPr>
                 <w:sz w:val="18"/>
               </w:rPr>
               <w:t>ClaveLaravel, contraseñas de rolesBD/bridge y opciones de despliegue. Conservar claves existentes; editar env no rota una contraseña de BD inicializada.</w:t>
@@ -5257,16 +5084,14 @@
         </w:trPr>
         <w:tc>
           <w:tcPr>
-            <w:tcW w:type="dxa" w:w="3024"/>
-          </w:tcPr>
-          <w:p>
-            <w:pPr>
-              <w:spacing w:after="80" w:before="60"/>
-            </w:pPr>
-            <w:r>
-              <w:rPr>
-                <w:rFonts w:ascii="Arial" w:hAnsi="Arial"/>
-                <w:b w:val="0"/>
+            <w:tcW w:w="3024" w:type="dxa"/>
+          </w:tcPr>
+          <w:p>
+            <w:pPr>
+              <w:spacing w:before="60" w:after="80"/>
+            </w:pPr>
+            <w:r>
+              <w:rPr>
                 <w:sz w:val="18"/>
               </w:rPr>
               <w:t>/etc/hydromate/https y mqtt</w:t>
@@ -5275,16 +5100,14 @@
         </w:tc>
         <w:tc>
           <w:tcPr>
-            <w:tcW w:type="dxa" w:w="6480"/>
-          </w:tcPr>
-          <w:p>
-            <w:pPr>
-              <w:spacing w:after="80" w:before="60"/>
-            </w:pPr>
-            <w:r>
-              <w:rPr>
-                <w:rFonts w:ascii="Arial" w:hAnsi="Arial"/>
-                <w:b w:val="0"/>
+            <w:tcW w:w="6480" w:type="dxa"/>
+          </w:tcPr>
+          <w:p>
+            <w:pPr>
+              <w:spacing w:before="60" w:after="80"/>
+            </w:pPr>
+            <w:r>
+              <w:rPr>
                 <w:sz w:val="18"/>
               </w:rPr>
               <w:t>HTTPS: fullchain.pem/privkey.pem. MQTT: fullchain.pem/privkey.pem/passwd. Mounts read-only y permisos del usuario interno.</w:t>
@@ -5298,16 +5121,14 @@
         </w:trPr>
         <w:tc>
           <w:tcPr>
-            <w:tcW w:type="dxa" w:w="3024"/>
-          </w:tcPr>
-          <w:p>
-            <w:pPr>
-              <w:spacing w:after="80" w:before="60"/>
-            </w:pPr>
-            <w:r>
-              <w:rPr>
-                <w:rFonts w:ascii="Arial" w:hAnsi="Arial"/>
-                <w:b w:val="0"/>
+            <w:tcW w:w="3024" w:type="dxa"/>
+          </w:tcPr>
+          <w:p>
+            <w:pPr>
+              <w:spacing w:before="60" w:after="80"/>
+            </w:pPr>
+            <w:r>
+              <w:rPr>
                 <w:sz w:val="18"/>
               </w:rPr>
               <w:t>secrets.h privado ESP32</w:t>
@@ -5316,16 +5137,14 @@
         </w:tc>
         <w:tc>
           <w:tcPr>
-            <w:tcW w:type="dxa" w:w="6480"/>
-          </w:tcPr>
-          <w:p>
-            <w:pPr>
-              <w:spacing w:after="80" w:before="60"/>
-            </w:pPr>
-            <w:r>
-              <w:rPr>
-                <w:rFonts w:ascii="Arial" w:hAnsi="Arial"/>
-                <w:b w:val="0"/>
+            <w:tcW w:w="6480" w:type="dxa"/>
+          </w:tcPr>
+          <w:p>
+            <w:pPr>
+              <w:spacing w:before="60" w:after="80"/>
+            </w:pPr>
+            <w:r>
+              <w:rPr>
                 <w:sz w:val="18"/>
               </w:rPr>
               <w:t>WIFI_SSID/PASSWORD; MQTT_HOST/PORT/USER/PASSWORD/TLS/ROOT_CA; DEVICE_ID. Producción TLStrue, puerto8884 y hydromate-01.</w:t>
@@ -5339,16 +5158,14 @@
         </w:trPr>
         <w:tc>
           <w:tcPr>
-            <w:tcW w:type="dxa" w:w="3024"/>
-          </w:tcPr>
-          <w:p>
-            <w:pPr>
-              <w:spacing w:after="80" w:before="60"/>
-            </w:pPr>
-            <w:r>
-              <w:rPr>
-                <w:rFonts w:ascii="Arial" w:hAnsi="Arial"/>
-                <w:b w:val="0"/>
+            <w:tcW w:w="3024" w:type="dxa"/>
+          </w:tcPr>
+          <w:p>
+            <w:pPr>
+              <w:spacing w:before="60" w:after="80"/>
+            </w:pPr>
+            <w:r>
+              <w:rPr>
                 <w:sz w:val="18"/>
               </w:rPr>
               <w:t>Android</w:t>
@@ -5357,16 +5174,14 @@
         </w:tc>
         <w:tc>
           <w:tcPr>
-            <w:tcW w:type="dxa" w:w="6480"/>
-          </w:tcPr>
-          <w:p>
-            <w:pPr>
-              <w:spacing w:after="80" w:before="60"/>
-            </w:pPr>
-            <w:r>
-              <w:rPr>
-                <w:rFonts w:ascii="Arial" w:hAnsi="Arial"/>
-                <w:b w:val="0"/>
+            <w:tcW w:w="6480" w:type="dxa"/>
+          </w:tcPr>
+          <w:p>
+            <w:pPr>
+              <w:spacing w:before="60" w:after="80"/>
+            </w:pPr>
+            <w:r>
+              <w:rPr>
                 <w:sz w:val="18"/>
               </w:rPr>
               <w:t>Perfiles desarrollo/producción separados; producción HTTPS y real_only=1. No copiar el env de VPS al teléfono.</w:t>
@@ -5396,8 +5211,6 @@
       <w:r>
         <w:rPr>
           <w:rFonts w:ascii="Arial" w:hAnsi="Arial"/>
-          <w:b/>
-          <w:color w:val="000000"/>
           <w:sz w:val="29"/>
         </w:rPr>
         <w:t>10. Compilación y ejecución reproducibles</w:t>
@@ -5419,17 +5232,14 @@
       <w:r>
         <w:rPr>
           <w:rFonts w:ascii="Arial" w:hAnsi="Arial"/>
-          <w:b/>
-          <w:color w:val="000000"/>
-          <w:sz w:val="24"/>
         </w:rPr>
         <w:t>Backend y Android</w:t>
       </w:r>
     </w:p>
     <w:tbl>
       <w:tblPr>
-        <w:tblW w:type="auto" w:w="0"/>
-        <w:tblLook w:firstColumn="1" w:firstRow="1" w:lastColumn="0" w:lastRow="0" w:noHBand="0" w:noVBand="1" w:val="04A0"/>
+        <w:tblW w:w="0" w:type="auto"/>
+        <w:tblLook w:val="04A0" w:firstRow="1" w:lastRow="0" w:firstColumn="1" w:lastColumn="0" w:noHBand="0" w:noVBand="1"/>
       </w:tblPr>
       <w:tblGrid>
         <w:gridCol w:w="9792"/>
@@ -5437,7 +5247,7 @@
       <w:tr>
         <w:tc>
           <w:tcPr>
-            <w:tcW w:type="dxa" w:w="9792"/>
+            <w:tcW w:w="9792" w:type="dxa"/>
           </w:tcPr>
           <w:p>
             <w:pPr>
@@ -5449,16 +5259,58 @@
                 <w:sz w:val="17"/>
               </w:rPr>
               <w:t># PowerShell: pruebas backend aisladas, sin PostgreSQL remoto</w:t>
+            </w:r>
+            <w:r>
+              <w:rPr>
+                <w:rFonts w:ascii="Consolas" w:hAnsi="Consolas"/>
+                <w:sz w:val="17"/>
+              </w:rPr>
               <w:br/>
               <w:t>Push-Location .\hydromate-backend</w:t>
+            </w:r>
+            <w:r>
+              <w:rPr>
+                <w:rFonts w:ascii="Consolas" w:hAnsi="Consolas"/>
+                <w:sz w:val="17"/>
+              </w:rPr>
               <w:br/>
               <w:t>&amp; ..\.local\php\php.exe vendor\bin\phpunit --testdox</w:t>
+            </w:r>
+            <w:r>
+              <w:rPr>
+                <w:rFonts w:ascii="Consolas" w:hAnsi="Consolas"/>
+                <w:sz w:val="17"/>
+              </w:rPr>
               <w:br/>
               <w:t>Pop-Location</w:t>
+            </w:r>
+            <w:r>
+              <w:rPr>
+                <w:rFonts w:ascii="Consolas" w:hAnsi="Consolas"/>
+                <w:sz w:val="17"/>
+              </w:rPr>
               <w:br/>
               <w:t>$env:JAVA_HOME='C:\Program Files\Android\Android Studio\jbr'</w:t>
+            </w:r>
+            <w:r>
+              <w:rPr>
+                <w:rFonts w:ascii="Consolas" w:hAnsi="Consolas"/>
+                <w:sz w:val="17"/>
+              </w:rPr>
               <w:br/>
+            </w:r>
+            <w:r>
+              <w:rPr>
+                <w:rFonts w:ascii="Consolas" w:hAnsi="Consolas"/>
+                <w:sz w:val="17"/>
+              </w:rPr>
               <w:t>&amp; .\mobile\gradlew.bat -p mobile :app:testDebugUnitTest `</w:t>
+            </w:r>
+            <w:r>
+              <w:rPr>
+                <w:rFonts w:ascii="Consolas" w:hAnsi="Consolas"/>
+                <w:sz w:val="17"/>
+              </w:rPr>
               <w:br/>
               <w:t xml:space="preserve">  :app:lintDebug :app:assembleDebug :app:assembleRelease --console=plain</w:t>
             </w:r>
@@ -5474,17 +5326,14 @@
       <w:r>
         <w:rPr>
           <w:rFonts w:ascii="Arial" w:hAnsi="Arial"/>
-          <w:b/>
-          <w:color w:val="000000"/>
-          <w:sz w:val="24"/>
         </w:rPr>
         <w:t>Firmware sin flashear</w:t>
       </w:r>
     </w:p>
     <w:tbl>
       <w:tblPr>
-        <w:tblW w:type="auto" w:w="0"/>
-        <w:tblLook w:firstColumn="1" w:firstRow="1" w:lastColumn="0" w:lastRow="0" w:noHBand="0" w:noVBand="1" w:val="04A0"/>
+        <w:tblW w:w="0" w:type="auto"/>
+        <w:tblLook w:val="04A0" w:firstRow="1" w:lastRow="0" w:firstColumn="1" w:lastColumn="0" w:noHBand="0" w:noVBand="1"/>
       </w:tblPr>
       <w:tblGrid>
         <w:gridCol w:w="9792"/>
@@ -5492,7 +5341,7 @@
       <w:tr>
         <w:tc>
           <w:tcPr>
-            <w:tcW w:type="dxa" w:w="9792"/>
+            <w:tcW w:w="9792" w:type="dxa"/>
           </w:tcPr>
           <w:p>
             <w:pPr>
@@ -5504,17 +5353,59 @@
                 <w:sz w:val="17"/>
               </w:rPr>
               <w:t>$cli="$env:LOCALAPPDATA/Programs/Arduino IDE/resources/" +</w:t>
+            </w:r>
+            <w:r>
+              <w:rPr>
+                <w:rFonts w:ascii="Consolas" w:hAnsi="Consolas"/>
+                <w:sz w:val="17"/>
+              </w:rPr>
               <w:br/>
               <w:t xml:space="preserve">     "app/lib/backend/resources/arduino-cli.exe"</w:t>
+            </w:r>
+            <w:r>
+              <w:rPr>
+                <w:rFonts w:ascii="Consolas" w:hAnsi="Consolas"/>
+                <w:sz w:val="17"/>
+              </w:rPr>
               <w:br/>
               <w:t>&amp; $cli compile --config-file C:/Hydromate/.local/arduino-cli.yaml `</w:t>
+            </w:r>
+            <w:r>
+              <w:rPr>
+                <w:rFonts w:ascii="Consolas" w:hAnsi="Consolas"/>
+                <w:sz w:val="17"/>
+              </w:rPr>
               <w:br/>
               <w:t xml:space="preserve">  --jobs 2 --fqbn esp32:esp32:esp32 `</w:t>
+            </w:r>
+            <w:r>
+              <w:rPr>
+                <w:rFonts w:ascii="Consolas" w:hAnsi="Consolas"/>
+                <w:sz w:val="17"/>
+              </w:rPr>
               <w:br/>
               <w:t xml:space="preserve">  --libraries C:/Hydromate/.local/arduino-libraries `</w:t>
+            </w:r>
+            <w:r>
+              <w:rPr>
+                <w:rFonts w:ascii="Consolas" w:hAnsi="Consolas"/>
+                <w:sz w:val="17"/>
+              </w:rPr>
               <w:br/>
               <w:t xml:space="preserve">  --build-path C:/Hydromate/.local/firmware-build `</w:t>
+            </w:r>
+            <w:r>
+              <w:rPr>
+                <w:rFonts w:ascii="Consolas" w:hAnsi="Consolas"/>
+                <w:sz w:val="17"/>
+              </w:rPr>
               <w:br/>
+            </w:r>
+            <w:r>
+              <w:rPr>
+                <w:rFonts w:ascii="Consolas" w:hAnsi="Consolas"/>
+                <w:sz w:val="17"/>
+              </w:rPr>
               <w:t xml:space="preserve">  C:/Hydromate/embedded/HydroMateTelemetry</w:t>
             </w:r>
           </w:p>
@@ -5529,17 +5420,14 @@
       <w:r>
         <w:rPr>
           <w:rFonts w:ascii="Arial" w:hAnsi="Arial"/>
-          <w:b/>
-          <w:color w:val="000000"/>
-          <w:sz w:val="24"/>
         </w:rPr>
         <w:t>Pruebas MQTT y configuración</w:t>
       </w:r>
     </w:p>
     <w:tbl>
       <w:tblPr>
-        <w:tblW w:type="auto" w:w="0"/>
-        <w:tblLook w:firstColumn="1" w:firstRow="1" w:lastColumn="0" w:lastRow="0" w:noHBand="0" w:noVBand="1" w:val="04A0"/>
+        <w:tblW w:w="0" w:type="auto"/>
+        <w:tblLook w:val="04A0" w:firstRow="1" w:lastRow="0" w:firstColumn="1" w:lastColumn="0" w:noHBand="0" w:noVBand="1"/>
       </w:tblPr>
       <w:tblGrid>
         <w:gridCol w:w="9792"/>
@@ -5547,7 +5435,7 @@
       <w:tr>
         <w:tc>
           <w:tcPr>
-            <w:tcW w:type="dxa" w:w="9792"/>
+            <w:tcW w:w="9792" w:type="dxa"/>
           </w:tcPr>
           <w:p>
             <w:pPr>
@@ -5559,10 +5447,28 @@
                 <w:sz w:val="17"/>
               </w:rPr>
               <w:t>$env:HYDROMATE_TEST_SHELL='C:/Program Files/Git/usr/bin/bash.exe'</w:t>
+            </w:r>
+            <w:r>
+              <w:rPr>
+                <w:rFonts w:ascii="Consolas" w:hAnsi="Consolas"/>
+                <w:sz w:val="17"/>
+              </w:rPr>
               <w:br/>
               <w:t>&amp; .\.local\mqtt-venv\Scripts\python.exe -m unittest discover `</w:t>
+            </w:r>
+            <w:r>
+              <w:rPr>
+                <w:rFonts w:ascii="Consolas" w:hAnsi="Consolas"/>
+                <w:sz w:val="17"/>
+              </w:rPr>
               <w:br/>
               <w:t xml:space="preserve">  -s scripts -p 'test_*.py'</w:t>
+            </w:r>
+            <w:r>
+              <w:rPr>
+                <w:rFonts w:ascii="Consolas" w:hAnsi="Consolas"/>
+                <w:sz w:val="17"/>
+              </w:rPr>
               <w:br/>
               <w:t>&amp; .\.local\mqtt-venv\Scripts\python.exe scripts/verify_production_compose.py</w:t>
             </w:r>
@@ -5591,8 +5497,6 @@
       <w:r>
         <w:rPr>
           <w:rFonts w:ascii="Arial" w:hAnsi="Arial"/>
-          <w:b/>
-          <w:color w:val="000000"/>
           <w:sz w:val="29"/>
         </w:rPr>
         <w:t>11. Evidencias y pendientes de cierre</w:t>
@@ -5600,17 +5504,17 @@
     </w:p>
     <w:tbl>
       <w:tblPr>
-        <w:tblW w:type="auto" w:w="0"/>
+        <w:tblW w:w="0" w:type="auto"/>
+        <w:tblBorders>
+          <w:top w:val="single" w:sz="4" w:space="0" w:color="87998B"/>
+          <w:left w:val="single" w:sz="4" w:space="0" w:color="87998B"/>
+          <w:bottom w:val="single" w:sz="4" w:space="0" w:color="87998B"/>
+          <w:right w:val="single" w:sz="4" w:space="0" w:color="87998B"/>
+          <w:insideH w:val="single" w:sz="4" w:space="0" w:color="87998B"/>
+          <w:insideV w:val="single" w:sz="4" w:space="0" w:color="87998B"/>
+        </w:tblBorders>
         <w:tblLayout w:type="fixed"/>
-        <w:tblLook w:firstColumn="1" w:firstRow="1" w:lastColumn="0" w:lastRow="0" w:noHBand="0" w:noVBand="1" w:val="04A0"/>
-        <w:tblBorders>
-          <w:top w:val="single" w:sz="4" w:color="87998B"/>
-          <w:left w:val="single" w:sz="4" w:color="87998B"/>
-          <w:bottom w:val="single" w:sz="4" w:color="87998B"/>
-          <w:right w:val="single" w:sz="4" w:color="87998B"/>
-          <w:insideH w:val="single" w:sz="4" w:color="87998B"/>
-          <w:insideV w:val="single" w:sz="4" w:color="87998B"/>
-        </w:tblBorders>
+        <w:tblLook w:val="04A0" w:firstRow="1" w:lastRow="0" w:firstColumn="1" w:lastColumn="0" w:noHBand="0" w:noVBand="1"/>
       </w:tblPr>
       <w:tblGrid>
         <w:gridCol w:w="3024"/>
@@ -5623,16 +5527,15 @@
         </w:trPr>
         <w:tc>
           <w:tcPr>
-            <w:tcW w:type="dxa" w:w="3024"/>
-            <w:shd w:fill="DDEAD9"/>
-          </w:tcPr>
-          <w:p>
-            <w:pPr>
-              <w:spacing w:after="80" w:before="60"/>
-            </w:pPr>
-            <w:r>
-              <w:rPr>
-                <w:rFonts w:ascii="Arial" w:hAnsi="Arial"/>
+            <w:tcW w:w="3024" w:type="dxa"/>
+            <w:shd w:val="clear" w:color="auto" w:fill="DDEAD9"/>
+          </w:tcPr>
+          <w:p>
+            <w:pPr>
+              <w:spacing w:before="60" w:after="80"/>
+            </w:pPr>
+            <w:r>
+              <w:rPr>
                 <w:b/>
                 <w:sz w:val="18"/>
               </w:rPr>
@@ -5642,16 +5545,15 @@
         </w:tc>
         <w:tc>
           <w:tcPr>
-            <w:tcW w:type="dxa" w:w="6480"/>
-            <w:shd w:fill="DDEAD9"/>
-          </w:tcPr>
-          <w:p>
-            <w:pPr>
-              <w:spacing w:after="80" w:before="60"/>
-            </w:pPr>
-            <w:r>
-              <w:rPr>
-                <w:rFonts w:ascii="Arial" w:hAnsi="Arial"/>
+            <w:tcW w:w="6480" w:type="dxa"/>
+            <w:shd w:val="clear" w:color="auto" w:fill="DDEAD9"/>
+          </w:tcPr>
+          <w:p>
+            <w:pPr>
+              <w:spacing w:before="60" w:after="80"/>
+            </w:pPr>
+            <w:r>
+              <w:rPr>
                 <w:b/>
                 <w:sz w:val="18"/>
               </w:rPr>
@@ -5666,16 +5568,14 @@
         </w:trPr>
         <w:tc>
           <w:tcPr>
-            <w:tcW w:type="dxa" w:w="3024"/>
-          </w:tcPr>
-          <w:p>
-            <w:pPr>
-              <w:spacing w:after="80" w:before="60"/>
-            </w:pPr>
-            <w:r>
-              <w:rPr>
-                <w:rFonts w:ascii="Arial" w:hAnsi="Arial"/>
-                <w:b w:val="0"/>
+            <w:tcW w:w="3024" w:type="dxa"/>
+          </w:tcPr>
+          <w:p>
+            <w:pPr>
+              <w:spacing w:before="60" w:after="80"/>
+            </w:pPr>
+            <w:r>
+              <w:rPr>
                 <w:sz w:val="18"/>
               </w:rPr>
               <w:t>docs/evidence/public-flow-esp32-android-2026-10-21.json</w:t>
@@ -5684,16 +5584,14 @@
         </w:tc>
         <w:tc>
           <w:tcPr>
-            <w:tcW w:type="dxa" w:w="6480"/>
-          </w:tcPr>
-          <w:p>
-            <w:pPr>
-              <w:spacing w:after="80" w:before="60"/>
-            </w:pPr>
-            <w:r>
-              <w:rPr>
-                <w:rFonts w:ascii="Arial" w:hAnsi="Arial"/>
-                <w:b w:val="0"/>
+            <w:tcW w:w="6480" w:type="dxa"/>
+          </w:tcPr>
+          <w:p>
+            <w:pPr>
+              <w:spacing w:before="60" w:after="80"/>
+            </w:pPr>
+            <w:r>
+              <w:rPr>
                 <w:sz w:val="18"/>
               </w:rPr>
               <w:t>14 adquisiciones 4201–4214 confirmadas y comparadas con API. SAMPLE→STORED 258–577ms, media 409ms; no incluye pantalla.</w:t>
@@ -5707,16 +5605,14 @@
         </w:trPr>
         <w:tc>
           <w:tcPr>
-            <w:tcW w:type="dxa" w:w="3024"/>
-          </w:tcPr>
-          <w:p>
-            <w:pPr>
-              <w:spacing w:after="80" w:before="60"/>
-            </w:pPr>
-            <w:r>
-              <w:rPr>
-                <w:rFonts w:ascii="Arial" w:hAnsi="Arial"/>
-                <w:b w:val="0"/>
+            <w:tcW w:w="3024" w:type="dxa"/>
+          </w:tcPr>
+          <w:p>
+            <w:pPr>
+              <w:spacing w:before="60" w:after="80"/>
+            </w:pPr>
+            <w:r>
+              <w:rPr>
                 <w:sz w:val="18"/>
               </w:rPr>
               <w:t>docs/evidence/tds-events-2026-10-21.json</w:t>
@@ -5725,16 +5621,14 @@
         </w:tc>
         <w:tc>
           <w:tcPr>
-            <w:tcW w:type="dxa" w:w="6480"/>
-          </w:tcPr>
-          <w:p>
-            <w:pPr>
-              <w:spacing w:after="80" w:before="60"/>
-            </w:pPr>
-            <w:r>
-              <w:rPr>
-                <w:rFonts w:ascii="Arial" w:hAnsi="Arial"/>
-                <w:b w:val="0"/>
+            <w:tcW w:w="6480" w:type="dxa"/>
+          </w:tcPr>
+          <w:p>
+            <w:pPr>
+              <w:spacing w:before="60" w:after="80"/>
+            </w:pPr>
+            <w:r>
+              <w:rPr>
                 <w:sz w:val="18"/>
               </w:rPr>
               <w:t>TDS A1/temperatura reales comparados con API; no calibración química.</w:t>
@@ -5748,16 +5642,14 @@
         </w:trPr>
         <w:tc>
           <w:tcPr>
-            <w:tcW w:type="dxa" w:w="3024"/>
-          </w:tcPr>
-          <w:p>
-            <w:pPr>
-              <w:spacing w:after="80" w:before="60"/>
-            </w:pPr>
-            <w:r>
-              <w:rPr>
-                <w:rFonts w:ascii="Arial" w:hAnsi="Arial"/>
-                <w:b w:val="0"/>
+            <w:tcW w:w="3024" w:type="dxa"/>
+          </w:tcPr>
+          <w:p>
+            <w:pPr>
+              <w:spacing w:before="60" w:after="80"/>
+            </w:pPr>
+            <w:r>
+              <w:rPr>
                 <w:sz w:val="18"/>
               </w:rPr>
               <w:t>talleres/taller-05/entrega-2026-10-21/evidencias/</w:t>
@@ -5766,16 +5658,14 @@
         </w:tc>
         <w:tc>
           <w:tcPr>
-            <w:tcW w:type="dxa" w:w="6480"/>
-          </w:tcPr>
-          <w:p>
-            <w:pPr>
-              <w:spacing w:after="80" w:before="60"/>
-            </w:pPr>
-            <w:r>
-              <w:rPr>
-                <w:rFonts w:ascii="Arial" w:hAnsi="Arial"/>
-                <w:b w:val="0"/>
+            <w:tcW w:w="6480" w:type="dxa"/>
+          </w:tcPr>
+          <w:p>
+            <w:pPr>
+              <w:spacing w:before="60" w:after="80"/>
+            </w:pPr>
+            <w:r>
+              <w:rPr>
                 <w:sz w:val="18"/>
               </w:rPr>
               <w:t>Capturas, video, registros y fotos del banco.</w:t>
@@ -5789,16 +5679,14 @@
         </w:trPr>
         <w:tc>
           <w:tcPr>
-            <w:tcW w:type="dxa" w:w="3024"/>
-          </w:tcPr>
-          <w:p>
-            <w:pPr>
-              <w:spacing w:after="80" w:before="60"/>
-            </w:pPr>
-            <w:r>
-              <w:rPr>
-                <w:rFonts w:ascii="Arial" w:hAnsi="Arial"/>
-                <w:b w:val="0"/>
+            <w:tcW w:w="3024" w:type="dxa"/>
+          </w:tcPr>
+          <w:p>
+            <w:pPr>
+              <w:spacing w:before="60" w:after="80"/>
+            </w:pPr>
+            <w:r>
+              <w:rPr>
                 <w:sz w:val="18"/>
               </w:rPr>
               <w:t>docs/AERO_ACCEPTANCE.md y docs/evidence/ux-2026-10-27/</w:t>
@@ -5807,16 +5695,14 @@
         </w:tc>
         <w:tc>
           <w:tcPr>
-            <w:tcW w:type="dxa" w:w="6480"/>
-          </w:tcPr>
-          <w:p>
-            <w:pPr>
-              <w:spacing w:after="80" w:before="60"/>
-            </w:pPr>
-            <w:r>
-              <w:rPr>
-                <w:rFonts w:ascii="Arial" w:hAnsi="Arial"/>
-                <w:b w:val="0"/>
+            <w:tcW w:w="6480" w:type="dxa"/>
+          </w:tcPr>
+          <w:p>
+            <w:pPr>
+              <w:spacing w:before="60" w:after="80"/>
+            </w:pPr>
+            <w:r>
+              <w:rPr>
                 <w:sz w:val="18"/>
               </w:rPr>
               <w:t>Aceptación visual de la interfaz actual y límites de interacción manual.</w:t>
@@ -5830,16 +5716,14 @@
         </w:trPr>
         <w:tc>
           <w:tcPr>
-            <w:tcW w:type="dxa" w:w="3024"/>
-          </w:tcPr>
-          <w:p>
-            <w:pPr>
-              <w:spacing w:after="80" w:before="60"/>
-            </w:pPr>
-            <w:r>
-              <w:rPr>
-                <w:rFonts w:ascii="Arial" w:hAnsi="Arial"/>
-                <w:b w:val="0"/>
+            <w:tcW w:w="3024" w:type="dxa"/>
+          </w:tcPr>
+          <w:p>
+            <w:pPr>
+              <w:spacing w:before="60" w:after="80"/>
+            </w:pPr>
+            <w:r>
+              <w:rPr>
                 <w:sz w:val="18"/>
               </w:rPr>
               <w:t>hydromate-backend/database/migrations/ y tests/</w:t>
@@ -5848,16 +5732,14 @@
         </w:tc>
         <w:tc>
           <w:tcPr>
-            <w:tcW w:type="dxa" w:w="6480"/>
-          </w:tcPr>
-          <w:p>
-            <w:pPr>
-              <w:spacing w:after="80" w:before="60"/>
-            </w:pPr>
-            <w:r>
-              <w:rPr>
-                <w:rFonts w:ascii="Arial" w:hAnsi="Arial"/>
-                <w:b w:val="0"/>
+            <w:tcW w:w="6480" w:type="dxa"/>
+          </w:tcPr>
+          <w:p>
+            <w:pPr>
+              <w:spacing w:before="60" w:after="80"/>
+            </w:pPr>
+            <w:r>
+              <w:rPr>
                 <w:sz w:val="18"/>
               </w:rPr>
               <w:t>Esquema reproducible y comportamiento automatizado.</w:t>
@@ -5871,16 +5753,14 @@
         </w:trPr>
         <w:tc>
           <w:tcPr>
-            <w:tcW w:type="dxa" w:w="3024"/>
-          </w:tcPr>
-          <w:p>
-            <w:pPr>
-              <w:spacing w:after="80" w:before="60"/>
-            </w:pPr>
-            <w:r>
-              <w:rPr>
-                <w:rFonts w:ascii="Arial" w:hAnsi="Arial"/>
-                <w:b w:val="0"/>
+            <w:tcW w:w="3024" w:type="dxa"/>
+          </w:tcPr>
+          <w:p>
+            <w:pPr>
+              <w:spacing w:before="60" w:after="80"/>
+            </w:pPr>
+            <w:r>
+              <w:rPr>
                 <w:sz w:val="18"/>
               </w:rPr>
               <w:t>Esta entrega: validacion-local.json y diagramas/</w:t>
@@ -5889,16 +5769,14 @@
         </w:tc>
         <w:tc>
           <w:tcPr>
-            <w:tcW w:type="dxa" w:w="6480"/>
-          </w:tcPr>
-          <w:p>
-            <w:pPr>
-              <w:spacing w:after="80" w:before="60"/>
-            </w:pPr>
-            <w:r>
-              <w:rPr>
-                <w:rFonts w:ascii="Arial" w:hAnsi="Arial"/>
-                <w:b w:val="0"/>
+            <w:tcW w:w="6480" w:type="dxa"/>
+          </w:tcPr>
+          <w:p>
+            <w:pPr>
+              <w:spacing w:before="60" w:after="80"/>
+            </w:pPr>
+            <w:r>
+              <w:rPr>
                 <w:sz w:val="18"/>
               </w:rPr>
               <w:t>Resultados locales 27/10, huellas de fuentes y figuras SVG editables.</w:t>
@@ -5923,9 +5801,6 @@
       <w:r>
         <w:rPr>
           <w:rFonts w:ascii="Arial" w:hAnsi="Arial"/>
-          <w:b/>
-          <w:color w:val="000000"/>
-          <w:sz w:val="24"/>
         </w:rPr>
         <w:t>Comprobación de reconexión y reinicio</w:t>
       </w:r>
@@ -5935,7 +5810,13 @@
         <w:spacing w:after="120"/>
       </w:pPr>
       <w:r>
-        <w:t>Prueba realizada por el responsable del proyecto y confirmada el 28/10: reinicio del ESP32, continuidad de funcionamiento sin conexión y entrega de las mediciones más recientes sin duplicados al recuperarla. La fecha exacta de ejecución no fue indicada. La evidencia real previa de la app se conserva con su fecha original.</w:t>
+        <w:t xml:space="preserve">Prueba realizada el 28/10: </w:t>
+      </w:r>
+      <w:r>
+        <w:t>reinicio del ESP32, continuidad de funcionamiento sin conexión y entrega de las mediciones más recientes sin duplicados al recuperarla.</w:t>
+      </w:r>
+      <w:r>
+        <w:t xml:space="preserve"> La evidencia real previa de la app se conserva con su fecha original.</w:t>
       </w:r>
     </w:p>
     <w:p>
@@ -5946,9 +5827,6 @@
       <w:r>
         <w:rPr>
           <w:rFonts w:ascii="Arial" w:hAnsi="Arial"/>
-          <w:b/>
-          <w:color w:val="000000"/>
-          <w:sz w:val="24"/>
         </w:rPr>
         <w:t>Comprobación de la salida de bomba</w:t>
       </w:r>
@@ -5958,7 +5836,10 @@
         <w:spacing w:after="120"/>
       </w:pPr>
       <w:r>
-        <w:t>Prueba realizada por el responsable del proyecto y confirmada el 28/10, con el circuito armado como en la práctica Proteus y el firmware de esta entrega: la bomba arrancó con agua, se detuvo con nivel bajo encendiendo la alarma, se reanudó al recuperar el nivel, no arrancó durante el reinicio y la telemetría continuó. No se conserva fotografía, video ni registro serie; no se midió corriente de arranque.</w:t>
+        <w:t>Prueba realizada el 28/10, con</w:t>
+      </w:r>
+      <w:r>
+        <w:t xml:space="preserve"> el circuito armado como en la práctica Proteus y el firmware de esta entrega: la bomba arrancó con agua, se detuvo con nivel bajo encendiendo la alarma, se reanudó al recuperar el nivel, no arrancó durante el reinicio y la telemetría continuó. No se conserva fotografía, video ni registro serie; no se midió corriente de arranque.</w:t>
       </w:r>
     </w:p>
     <w:p>
@@ -5969,26 +5850,23 @@
       <w:r>
         <w:rPr>
           <w:rFonts w:ascii="Arial" w:hAnsi="Arial"/>
-          <w:b/>
-          <w:color w:val="000000"/>
-          <w:sz w:val="24"/>
         </w:rPr>
         <w:t>Comprobaciones que siguen abiertas</w:t>
       </w:r>
     </w:p>
     <w:tbl>
       <w:tblPr>
-        <w:tblW w:type="auto" w:w="0"/>
+        <w:tblW w:w="0" w:type="auto"/>
+        <w:tblBorders>
+          <w:top w:val="single" w:sz="4" w:space="0" w:color="87998B"/>
+          <w:left w:val="single" w:sz="4" w:space="0" w:color="87998B"/>
+          <w:bottom w:val="single" w:sz="4" w:space="0" w:color="87998B"/>
+          <w:right w:val="single" w:sz="4" w:space="0" w:color="87998B"/>
+          <w:insideH w:val="single" w:sz="4" w:space="0" w:color="87998B"/>
+          <w:insideV w:val="single" w:sz="4" w:space="0" w:color="87998B"/>
+        </w:tblBorders>
         <w:tblLayout w:type="fixed"/>
-        <w:tblLook w:firstColumn="1" w:firstRow="1" w:lastColumn="0" w:lastRow="0" w:noHBand="0" w:noVBand="1" w:val="04A0"/>
-        <w:tblBorders>
-          <w:top w:val="single" w:sz="4" w:color="87998B"/>
-          <w:left w:val="single" w:sz="4" w:color="87998B"/>
-          <w:bottom w:val="single" w:sz="4" w:color="87998B"/>
-          <w:right w:val="single" w:sz="4" w:color="87998B"/>
-          <w:insideH w:val="single" w:sz="4" w:color="87998B"/>
-          <w:insideV w:val="single" w:sz="4" w:color="87998B"/>
-        </w:tblBorders>
+        <w:tblLook w:val="04A0" w:firstRow="1" w:lastRow="0" w:firstColumn="1" w:lastColumn="0" w:noHBand="0" w:noVBand="1"/>
       </w:tblPr>
       <w:tblGrid>
         <w:gridCol w:w="3024"/>
@@ -6001,16 +5879,15 @@
         </w:trPr>
         <w:tc>
           <w:tcPr>
-            <w:tcW w:type="dxa" w:w="3024"/>
-            <w:shd w:fill="DDEAD9"/>
-          </w:tcPr>
-          <w:p>
-            <w:pPr>
-              <w:spacing w:after="80" w:before="60"/>
-            </w:pPr>
-            <w:r>
-              <w:rPr>
-                <w:rFonts w:ascii="Arial" w:hAnsi="Arial"/>
+            <w:tcW w:w="3024" w:type="dxa"/>
+            <w:shd w:val="clear" w:color="auto" w:fill="DDEAD9"/>
+          </w:tcPr>
+          <w:p>
+            <w:pPr>
+              <w:spacing w:before="60" w:after="80"/>
+            </w:pPr>
+            <w:r>
+              <w:rPr>
                 <w:b/>
                 <w:sz w:val="18"/>
               </w:rPr>
@@ -6020,16 +5897,15 @@
         </w:tc>
         <w:tc>
           <w:tcPr>
-            <w:tcW w:type="dxa" w:w="6480"/>
-            <w:shd w:fill="DDEAD9"/>
-          </w:tcPr>
-          <w:p>
-            <w:pPr>
-              <w:spacing w:after="80" w:before="60"/>
-            </w:pPr>
-            <w:r>
-              <w:rPr>
-                <w:rFonts w:ascii="Arial" w:hAnsi="Arial"/>
+            <w:tcW w:w="6480" w:type="dxa"/>
+            <w:shd w:val="clear" w:color="auto" w:fill="DDEAD9"/>
+          </w:tcPr>
+          <w:p>
+            <w:pPr>
+              <w:spacing w:before="60" w:after="80"/>
+            </w:pPr>
+            <w:r>
+              <w:rPr>
                 <w:b/>
                 <w:sz w:val="18"/>
               </w:rPr>
@@ -6044,16 +5920,14 @@
         </w:trPr>
         <w:tc>
           <w:tcPr>
-            <w:tcW w:type="dxa" w:w="3024"/>
-          </w:tcPr>
-          <w:p>
-            <w:pPr>
-              <w:spacing w:after="80" w:before="60"/>
-            </w:pPr>
-            <w:r>
-              <w:rPr>
-                <w:rFonts w:ascii="Arial" w:hAnsi="Arial"/>
-                <w:b w:val="0"/>
+            <w:tcW w:w="3024" w:type="dxa"/>
+          </w:tcPr>
+          <w:p>
+            <w:pPr>
+              <w:spacing w:before="60" w:after="80"/>
+            </w:pPr>
+            <w:r>
+              <w:rPr>
                 <w:sz w:val="18"/>
               </w:rPr>
               <w:t>Dosificación y control remoto</w:t>
@@ -6062,16 +5936,14 @@
         </w:tc>
         <w:tc>
           <w:tcPr>
-            <w:tcW w:type="dxa" w:w="6480"/>
-          </w:tcPr>
-          <w:p>
-            <w:pPr>
-              <w:spacing w:after="80" w:before="60"/>
-            </w:pPr>
-            <w:r>
-              <w:rPr>
-                <w:rFonts w:ascii="Arial" w:hAnsi="Arial"/>
-                <w:b w:val="0"/>
+            <w:tcW w:w="6480" w:type="dxa"/>
+          </w:tcPr>
+          <w:p>
+            <w:pPr>
+              <w:spacing w:before="60" w:after="80"/>
+            </w:pPr>
+            <w:r>
+              <w:rPr>
                 <w:sz w:val="18"/>
               </w:rPr>
               <w:t>Canales A/B/pH Up/pH Down con límites de dosis, exclusión Up/Down y tiempos máximos; autorización antes de cualquier orden remota.</w:t>
@@ -6085,16 +5957,14 @@
         </w:trPr>
         <w:tc>
           <w:tcPr>
-            <w:tcW w:type="dxa" w:w="3024"/>
-          </w:tcPr>
-          <w:p>
-            <w:pPr>
-              <w:spacing w:after="80" w:before="60"/>
-            </w:pPr>
-            <w:r>
-              <w:rPr>
-                <w:rFonts w:ascii="Arial" w:hAnsi="Arial"/>
-                <w:b w:val="0"/>
+            <w:tcW w:w="3024" w:type="dxa"/>
+          </w:tcPr>
+          <w:p>
+            <w:pPr>
+              <w:spacing w:before="60" w:after="80"/>
+            </w:pPr>
+            <w:r>
+              <w:rPr>
                 <w:sz w:val="18"/>
               </w:rPr>
               <w:t>Interacción y accesibilidad</w:t>
@@ -6103,16 +5973,14 @@
         </w:tc>
         <w:tc>
           <w:tcPr>
-            <w:tcW w:type="dxa" w:w="6480"/>
-          </w:tcPr>
-          <w:p>
-            <w:pPr>
-              <w:spacing w:after="80" w:before="60"/>
-            </w:pPr>
-            <w:r>
-              <w:rPr>
-                <w:rFonts w:ascii="Arial" w:hAnsi="Arial"/>
-                <w:b w:val="0"/>
+            <w:tcW w:w="6480" w:type="dxa"/>
+          </w:tcPr>
+          <w:p>
+            <w:pPr>
+              <w:spacing w:before="60" w:after="80"/>
+            </w:pPr>
+            <w:r>
+              <w:rPr>
                 <w:sz w:val="18"/>
               </w:rPr>
               <w:t>Arrastre, detalle, ayudas y TalkBack. Ajustes avanzados pueden quedar para beta según alcance docente.</w:t>
@@ -6138,7 +6006,7 @@
       </w:r>
     </w:p>
     <w:sectPr>
-      <w:footerReference w:type="default" r:id="rId12"/>
+      <w:footerReference w:type="default" r:id="rId14"/>
       <w:pgSz w:w="12240" w:h="15840"/>
       <w:pgMar w:top="1152" w:right="1224" w:bottom="1080" w:left="1224" w:header="720" w:footer="720" w:gutter="0"/>
       <w:pgBorders w:offsetFrom="page">
@@ -6186,21 +6054,12 @@
       <w:pStyle w:val="Footer"/>
       <w:jc w:val="center"/>
     </w:pPr>
-    <w:proofErr w:type="spellStart"/>
     <w:r>
       <w:rPr>
         <w:color w:val="646464"/>
         <w:sz w:val="16"/>
       </w:rPr>
-      <w:t>HydroMate</w:t>
-    </w:r>
-    <w:proofErr w:type="spellEnd"/>
-    <w:r>
-      <w:rPr>
-        <w:color w:val="646464"/>
-        <w:sz w:val="16"/>
-      </w:rPr>
-      <w:t xml:space="preserve"> — Software integrado — Proyecto de Carrera</w:t>
+      <w:t>HydroMate — Software integrado — Proyecto de Carrera</w:t>
     </w:r>
   </w:p>
 </w:ftr>
